--- a/index.docx
+++ b/index.docx
@@ -216,6 +216,39 @@
           <w:rFonts w:hint="eastAsia"/>
         </w:rPr>
         <w:t xml:space="preserve">流程图绘制（Diagram）</w:t>
+      </w:r>
+    </w:p>
+    <w:p>
+      <w:pPr>
+        <w:pStyle w:val="Compact"/>
+        <w:numPr>
+          <w:ilvl w:val="0"/>
+          <w:numId w:val="1001"/>
+        </w:numPr>
+      </w:pPr>
+      <w:r>
+        <w:rPr>
+          <w:rFonts w:hint="eastAsia"/>
+        </w:rPr>
+        <w:t xml:space="preserve">兼容</w:t>
+      </w:r>
+      <w:r>
+        <w:t xml:space="preserve"> </w:t>
+      </w:r>
+      <w:r>
+        <w:rPr>
+          <w:rStyle w:val="VerbatimChar"/>
+        </w:rPr>
+        <w:t xml:space="preserve">.ipynb</w:t>
+      </w:r>
+      <w:r>
+        <w:t xml:space="preserve"> </w:t>
+      </w:r>
+      <w:r>
+        <w:rPr>
+          <w:rFonts w:hint="eastAsia"/>
+        </w:rPr>
+        <w:t xml:space="preserve">源文件渲染</w:t>
       </w:r>
     </w:p>
     <w:p>
@@ -287,13 +320,13 @@
         </w:numPr>
       </w:pPr>
       <w:r>
-        <w:t xml:space="preserve">Lean </w:t>
-      </w:r>
-      <w:r>
-        <w:rPr>
-          <w:rFonts w:hint="eastAsia"/>
-        </w:rPr>
-        <w:t xml:space="preserve">代码高亮与源码导入转</w:t>
+        <w:t xml:space="preserve">Lean 4 </w:t>
+      </w:r>
+      <w:r>
+        <w:rPr>
+          <w:rFonts w:hint="eastAsia"/>
+        </w:rPr>
+        <w:t xml:space="preserve">代码高亮、自动源码导入转换</w:t>
       </w:r>
       <w:r>
         <w:t xml:space="preserve"> Markdown</w:t>
@@ -1276,7 +1309,7 @@
       </w:r>
     </w:p>
     <w:bookmarkEnd w:id="33"/>
-    <w:bookmarkStart w:id="88" w:name="sec-optional"/>
+    <w:bookmarkStart w:id="89" w:name="sec-optional"/>
     <w:p>
       <w:pPr>
         <w:pStyle w:val="1"/>
@@ -1291,13 +1324,19 @@
         <w:t xml:space="preserve">可选项安装与使用</w:t>
       </w:r>
     </w:p>
-    <w:bookmarkStart w:id="34" w:name="python"/>
+    <w:bookmarkStart w:id="37" w:name="latex-pdf-beamer-输出"/>
     <w:p>
       <w:pPr>
         <w:pStyle w:val="2"/>
       </w:pPr>
       <w:r>
-        <w:t xml:space="preserve">1.5.1 Python</w:t>
+        <w:t xml:space="preserve">1.5.1 LaTeX / PDF / Beamer </w:t>
+      </w:r>
+      <w:r>
+        <w:rPr>
+          <w:rFonts w:hint="eastAsia"/>
+        </w:rPr>
+        <w:t xml:space="preserve">输出</w:t>
       </w:r>
     </w:p>
     <w:p>
@@ -1308,49 +1347,34 @@
         <w:rPr>
           <w:rFonts w:hint="eastAsia"/>
         </w:rPr>
-        <w:t xml:space="preserve">建议您使用</w:t>
-      </w:r>
-      <w:r>
-        <w:t xml:space="preserve"> uv </w:t>
-      </w:r>
-      <w:r>
-        <w:rPr>
-          <w:rFonts w:hint="eastAsia"/>
-        </w:rPr>
-        <w:t xml:space="preserve">管理</w:t>
-      </w:r>
-      <w:r>
-        <w:t xml:space="preserve"> Python </w:t>
-      </w:r>
-      <w:r>
-        <w:rPr>
-          <w:rFonts w:hint="eastAsia"/>
-        </w:rPr>
-        <w:t xml:space="preserve">版本．</w:t>
+        <w:t xml:space="preserve">我们没有直接使用</w:t>
+      </w:r>
+      <w:r>
+        <w:t xml:space="preserve"> Quarto </w:t>
+      </w:r>
+      <w:r>
+        <w:rPr>
+          <w:rFonts w:hint="eastAsia"/>
+        </w:rPr>
+        <w:t xml:space="preserve">默认的</w:t>
+      </w:r>
+      <w:r>
+        <w:t xml:space="preserve"> PDF </w:t>
+      </w:r>
+      <w:r>
+        <w:rPr>
+          <w:rFonts w:hint="eastAsia"/>
+        </w:rPr>
+        <w:t xml:space="preserve">输出，而是完全重新设计了输出模板（</w:t>
       </w:r>
       <w:r>
         <w:rPr>
           <w:rStyle w:val="VerbatimChar"/>
         </w:rPr>
-        <w:t xml:space="preserve">uv sync</w:t>
-      </w:r>
-      <w:r>
-        <w:t xml:space="preserve"> </w:t>
-      </w:r>
-      <w:r>
-        <w:rPr>
-          <w:rFonts w:hint="eastAsia"/>
-        </w:rPr>
-        <w:t xml:space="preserve">命令会自动安装所需的</w:t>
-      </w:r>
-      <w:r>
-        <w:t xml:space="preserve"> Python </w:t>
-      </w:r>
-      <w:r>
-        <w:rPr>
-          <w:rFonts w:hint="eastAsia"/>
-        </w:rPr>
-        <w:t xml:space="preserve">依赖．您也可以参考</w:t>
+        <w:t xml:space="preserve">_assets/suntemp-art.tex</w:t>
+      </w:r>
+      <w:r>
+        <w:t xml:space="preserve">,</w:t>
       </w:r>
       <w:r>
         <w:t xml:space="preserve"> </w:t>
@@ -1359,52 +1383,111 @@
         <w:rPr>
           <w:rStyle w:val="VerbatimChar"/>
         </w:rPr>
-        <w:t xml:space="preserve">pyproject.toml</w:t>
-      </w:r>
-      <w:r>
-        <w:t xml:space="preserve"> </w:t>
-      </w:r>
-      <w:r>
-        <w:rPr>
-          <w:rFonts w:hint="eastAsia"/>
-        </w:rPr>
-        <w:t xml:space="preserve">手动安装．</w:t>
-      </w:r>
-    </w:p>
-    <w:bookmarkEnd w:id="34"/>
-    <w:bookmarkStart w:id="38" w:name="latex-pdf-beamer-输出"/>
-    <w:p>
-      <w:pPr>
-        <w:pStyle w:val="2"/>
-      </w:pPr>
-      <w:r>
-        <w:t xml:space="preserve">1.5.2 LaTeX / PDF / Beamer </w:t>
-      </w:r>
-      <w:r>
-        <w:rPr>
-          <w:rFonts w:hint="eastAsia"/>
-        </w:rPr>
-        <w:t xml:space="preserve">输出</w:t>
-      </w:r>
-    </w:p>
-    <w:p>
-      <w:pPr>
-        <w:pStyle w:val="FirstParagraph"/>
-      </w:pPr>
-      <w:r>
-        <w:rPr>
-          <w:rFonts w:hint="eastAsia"/>
-        </w:rPr>
-        <w:t xml:space="preserve">我们没有直接使用</w:t>
-      </w:r>
-      <w:r>
-        <w:t xml:space="preserve"> Quarto </w:t>
-      </w:r>
-      <w:r>
-        <w:rPr>
-          <w:rFonts w:hint="eastAsia"/>
-        </w:rPr>
-        <w:t xml:space="preserve">默认的</w:t>
+        <w:t xml:space="preserve">_assets/suntemp-pre.tex</w:t>
+      </w:r>
+      <w:r>
+        <w:rPr>
+          <w:rFonts w:hint="eastAsia"/>
+        </w:rPr>
+        <w:t xml:space="preserve">）．大动干戈的目的有个人喜好方面的考量：Quarto</w:t>
+      </w:r>
+      <w:r>
+        <w:t xml:space="preserve"> </w:t>
+      </w:r>
+      <w:r>
+        <w:rPr>
+          <w:rFonts w:hint="eastAsia"/>
+        </w:rPr>
+        <w:t xml:space="preserve">默认使用</w:t>
+      </w:r>
+      <w:r>
+        <w:t xml:space="preserve"> Koma-Script </w:t>
+      </w:r>
+      <w:r>
+        <w:rPr>
+          <w:rFonts w:hint="eastAsia"/>
+        </w:rPr>
+        <w:t xml:space="preserve">系列的</w:t>
+      </w:r>
+      <w:r>
+        <w:t xml:space="preserve"> </w:t>
+      </w:r>
+      <w:r>
+        <w:rPr>
+          <w:rStyle w:val="VerbatimChar"/>
+        </w:rPr>
+        <w:t xml:space="preserve">scrartcl</w:t>
+      </w:r>
+      <w:r>
+        <w:t xml:space="preserve"> </w:t>
+      </w:r>
+      <w:r>
+        <w:rPr>
+          <w:rFonts w:hint="eastAsia"/>
+        </w:rPr>
+        <w:t xml:space="preserve">文档类，而我们希望在英文环境下保留</w:t>
+      </w:r>
+      <w:r>
+        <w:t xml:space="preserve"> </w:t>
+      </w:r>
+      <w:r>
+        <w:rPr>
+          <w:rStyle w:val="VerbatimChar"/>
+        </w:rPr>
+        <w:t xml:space="preserve">article</w:t>
+      </w:r>
+      <w:r>
+        <w:t xml:space="preserve"> </w:t>
+      </w:r>
+      <w:r>
+        <w:rPr>
+          <w:rFonts w:hint="eastAsia"/>
+        </w:rPr>
+        <w:t xml:space="preserve">文档类的原汁原味，也希望在中文环境下使用</w:t>
+      </w:r>
+      <w:r>
+        <w:t xml:space="preserve"> </w:t>
+      </w:r>
+      <w:r>
+        <w:rPr>
+          <w:rStyle w:val="VerbatimChar"/>
+        </w:rPr>
+        <w:t xml:space="preserve">ctexart</w:t>
+      </w:r>
+      <w:r>
+        <w:t xml:space="preserve"> </w:t>
+      </w:r>
+      <w:r>
+        <w:t xml:space="preserve">/</w:t>
+      </w:r>
+      <w:r>
+        <w:t xml:space="preserve"> </w:t>
+      </w:r>
+      <w:r>
+        <w:rPr>
+          <w:rStyle w:val="VerbatimChar"/>
+        </w:rPr>
+        <w:t xml:space="preserve">ctexbeamer</w:t>
+      </w:r>
+      <w:r>
+        <w:t xml:space="preserve"> </w:t>
+      </w:r>
+      <w:r>
+        <w:rPr>
+          <w:rFonts w:hint="eastAsia"/>
+        </w:rPr>
+        <w:t xml:space="preserve">文档类获得更好的排版格式．</w:t>
+      </w:r>
+    </w:p>
+    <w:p>
+      <w:pPr>
+        <w:pStyle w:val="a0"/>
+      </w:pPr>
+      <w:r>
+        <w:rPr>
+          <w:rFonts w:hint="eastAsia"/>
+        </w:rPr>
+        <w:t xml:space="preserve">重新设计</w:t>
       </w:r>
       <w:r>
         <w:t xml:space="preserve"> PDF </w:t>
@@ -1413,143 +1496,12 @@
         <w:rPr>
           <w:rFonts w:hint="eastAsia"/>
         </w:rPr>
-        <w:t xml:space="preserve">输出，而是完全重新设计了输出模板（</w:t>
-      </w:r>
-      <w:r>
-        <w:rPr>
-          <w:rStyle w:val="VerbatimChar"/>
-        </w:rPr>
-        <w:t xml:space="preserve">_assets/suntemp-art.tex</w:t>
-      </w:r>
-      <w:r>
-        <w:t xml:space="preserve">,</w:t>
-      </w:r>
-      <w:r>
-        <w:t xml:space="preserve"> </w:t>
-      </w:r>
-      <w:r>
-        <w:rPr>
-          <w:rStyle w:val="VerbatimChar"/>
-        </w:rPr>
-        <w:t xml:space="preserve">_assets/suntemp-pre.tex</w:t>
-      </w:r>
-      <w:r>
-        <w:rPr>
-          <w:rFonts w:hint="eastAsia"/>
-        </w:rPr>
-        <w:t xml:space="preserve">）．大动干戈的目的有个人喜好方面的考量：Quarto</w:t>
-      </w:r>
-      <w:r>
-        <w:t xml:space="preserve"> </w:t>
-      </w:r>
-      <w:r>
-        <w:rPr>
-          <w:rFonts w:hint="eastAsia"/>
-        </w:rPr>
-        <w:t xml:space="preserve">默认使用</w:t>
-      </w:r>
-      <w:r>
-        <w:t xml:space="preserve"> Koma-Script </w:t>
-      </w:r>
-      <w:r>
-        <w:rPr>
-          <w:rFonts w:hint="eastAsia"/>
-        </w:rPr>
-        <w:t xml:space="preserve">系列的</w:t>
-      </w:r>
-      <w:r>
-        <w:t xml:space="preserve"> </w:t>
-      </w:r>
-      <w:r>
-        <w:rPr>
-          <w:rStyle w:val="VerbatimChar"/>
-        </w:rPr>
-        <w:t xml:space="preserve">scrartcl</w:t>
-      </w:r>
-      <w:r>
-        <w:t xml:space="preserve"> </w:t>
-      </w:r>
-      <w:r>
-        <w:rPr>
-          <w:rFonts w:hint="eastAsia"/>
-        </w:rPr>
-        <w:t xml:space="preserve">文档类，而我们希望在英文环境下保留</w:t>
-      </w:r>
-      <w:r>
-        <w:t xml:space="preserve"> </w:t>
-      </w:r>
-      <w:r>
-        <w:rPr>
-          <w:rStyle w:val="VerbatimChar"/>
-        </w:rPr>
-        <w:t xml:space="preserve">article</w:t>
-      </w:r>
-      <w:r>
-        <w:t xml:space="preserve"> </w:t>
-      </w:r>
-      <w:r>
-        <w:rPr>
-          <w:rFonts w:hint="eastAsia"/>
-        </w:rPr>
-        <w:t xml:space="preserve">文档类的原汁原味，也希望在中文环境下使用</w:t>
-      </w:r>
-      <w:r>
-        <w:t xml:space="preserve"> </w:t>
-      </w:r>
-      <w:r>
-        <w:rPr>
-          <w:rStyle w:val="VerbatimChar"/>
-        </w:rPr>
-        <w:t xml:space="preserve">ctexart</w:t>
-      </w:r>
-      <w:r>
-        <w:t xml:space="preserve"> </w:t>
-      </w:r>
-      <w:r>
-        <w:t xml:space="preserve">/</w:t>
-      </w:r>
-      <w:r>
-        <w:t xml:space="preserve"> </w:t>
-      </w:r>
-      <w:r>
-        <w:rPr>
-          <w:rStyle w:val="VerbatimChar"/>
-        </w:rPr>
-        <w:t xml:space="preserve">ctexbeamer</w:t>
-      </w:r>
-      <w:r>
-        <w:t xml:space="preserve"> </w:t>
-      </w:r>
-      <w:r>
-        <w:rPr>
-          <w:rFonts w:hint="eastAsia"/>
-        </w:rPr>
-        <w:t xml:space="preserve">文档类获得更好的排版格式．</w:t>
-      </w:r>
-    </w:p>
-    <w:p>
-      <w:pPr>
-        <w:pStyle w:val="a0"/>
-      </w:pPr>
-      <w:r>
-        <w:rPr>
-          <w:rFonts w:hint="eastAsia"/>
-        </w:rPr>
-        <w:t xml:space="preserve">重新设计</w:t>
-      </w:r>
-      <w:r>
-        <w:t xml:space="preserve"> PDF </w:t>
-      </w:r>
-      <w:r>
-        <w:rPr>
-          <w:rFonts w:hint="eastAsia"/>
-        </w:rPr>
         <w:t xml:space="preserve">模板，您可以参考</w:t>
       </w:r>
       <w:r>
         <w:t xml:space="preserve"> </w:t>
       </w:r>
-      <w:hyperlink r:id="rId35">
+      <w:hyperlink r:id="rId34">
         <w:r>
           <w:rPr>
             <w:rStyle w:val="ae"/>
@@ -1571,7 +1523,7 @@
         <w:t xml:space="preserve">．</w:t>
       </w:r>
     </w:p>
-    <w:bookmarkStart w:id="36" w:name="安装"/>
+    <w:bookmarkStart w:id="35" w:name="安装"/>
     <w:p>
       <w:pPr>
         <w:pStyle w:val="3"/>
@@ -1630,8 +1582,8 @@
         <w:t xml:space="preserve">安装．</w:t>
       </w:r>
     </w:p>
-    <w:bookmarkEnd w:id="36"/>
-    <w:bookmarkStart w:id="37" w:name="使用"/>
+    <w:bookmarkEnd w:id="35"/>
+    <w:bookmarkStart w:id="36" w:name="使用"/>
     <w:p>
       <w:pPr>
         <w:pStyle w:val="3"/>
@@ -1714,21 +1666,230 @@
         <w:t xml:space="preserve">文件．</w:t>
       </w:r>
     </w:p>
+    <w:bookmarkEnd w:id="36"/>
     <w:bookmarkEnd w:id="37"/>
+    <w:bookmarkStart w:id="46" w:name="computation-功能"/>
+    <w:p>
+      <w:pPr>
+        <w:pStyle w:val="2"/>
+      </w:pPr>
+      <w:r>
+        <w:t xml:space="preserve">1.5.2 Computation </w:t>
+      </w:r>
+      <w:r>
+        <w:rPr>
+          <w:rFonts w:hint="eastAsia"/>
+        </w:rPr>
+        <w:t xml:space="preserve">功能</w:t>
+      </w:r>
+    </w:p>
+    <w:bookmarkStart w:id="38" w:name="安装-1"/>
+    <w:p>
+      <w:pPr>
+        <w:pStyle w:val="3"/>
+      </w:pPr>
+      <w:r>
+        <w:rPr>
+          <w:rFonts w:hint="eastAsia"/>
+        </w:rPr>
+        <w:t xml:space="preserve">安装</w:t>
+      </w:r>
+    </w:p>
+    <w:p>
+      <w:pPr>
+        <w:pStyle w:val="FirstParagraph"/>
+      </w:pPr>
+      <w:r>
+        <w:rPr>
+          <w:rFonts w:hint="eastAsia"/>
+        </w:rPr>
+        <w:t xml:space="preserve">您需要在仓库中配置</w:t>
+      </w:r>
+      <w:r>
+        <w:t xml:space="preserve"> Python </w:t>
+      </w:r>
+      <w:r>
+        <w:rPr>
+          <w:rFonts w:hint="eastAsia"/>
+        </w:rPr>
+        <w:t xml:space="preserve">和</w:t>
+      </w:r>
+      <w:r>
+        <w:t xml:space="preserve"> Jupyter </w:t>
+      </w:r>
+      <w:r>
+        <w:rPr>
+          <w:rFonts w:hint="eastAsia"/>
+        </w:rPr>
+        <w:t xml:space="preserve">环境以使用</w:t>
+      </w:r>
+      <w:r>
+        <w:t xml:space="preserve"> Computation </w:t>
+      </w:r>
+      <w:r>
+        <w:rPr>
+          <w:rFonts w:hint="eastAsia"/>
+        </w:rPr>
+        <w:t xml:space="preserve">功能．</w:t>
+      </w:r>
+    </w:p>
+    <w:p>
+      <w:pPr>
+        <w:pStyle w:val="Compact"/>
+        <w:numPr>
+          <w:ilvl w:val="0"/>
+          <w:numId w:val="1008"/>
+        </w:numPr>
+      </w:pPr>
+      <w:r>
+        <w:rPr>
+          <w:rFonts w:hint="eastAsia"/>
+        </w:rPr>
+        <w:t xml:space="preserve">建议您使用</w:t>
+      </w:r>
+      <w:r>
+        <w:t xml:space="preserve"> uv </w:t>
+      </w:r>
+      <w:r>
+        <w:rPr>
+          <w:rFonts w:hint="eastAsia"/>
+        </w:rPr>
+        <w:t xml:space="preserve">管理</w:t>
+      </w:r>
+      <w:r>
+        <w:t xml:space="preserve"> Python </w:t>
+      </w:r>
+      <w:r>
+        <w:rPr>
+          <w:rFonts w:hint="eastAsia"/>
+        </w:rPr>
+        <w:t xml:space="preserve">版本．</w:t>
+      </w:r>
+      <w:r>
+        <w:rPr>
+          <w:rStyle w:val="VerbatimChar"/>
+        </w:rPr>
+        <w:t xml:space="preserve">uv sync</w:t>
+      </w:r>
+      <w:r>
+        <w:t xml:space="preserve"> </w:t>
+      </w:r>
+      <w:r>
+        <w:rPr>
+          <w:rFonts w:hint="eastAsia"/>
+        </w:rPr>
+        <w:t xml:space="preserve">命令会自动安装本仓库所需的</w:t>
+      </w:r>
+      <w:r>
+        <w:t xml:space="preserve"> Python </w:t>
+      </w:r>
+      <w:r>
+        <w:rPr>
+          <w:rFonts w:hint="eastAsia"/>
+        </w:rPr>
+        <w:t xml:space="preserve">依赖．</w:t>
+      </w:r>
+    </w:p>
+    <w:p>
+      <w:pPr>
+        <w:pStyle w:val="Compact"/>
+        <w:numPr>
+          <w:ilvl w:val="0"/>
+          <w:numId w:val="1008"/>
+        </w:numPr>
+      </w:pPr>
+      <w:r>
+        <w:rPr>
+          <w:rFonts w:hint="eastAsia"/>
+        </w:rPr>
+        <w:t xml:space="preserve">或者，在原生</w:t>
+      </w:r>
+      <w:r>
+        <w:t xml:space="preserve"> Python </w:t>
+      </w:r>
+      <w:r>
+        <w:rPr>
+          <w:rFonts w:hint="eastAsia"/>
+        </w:rPr>
+        <w:t xml:space="preserve">环境中执行</w:t>
+      </w:r>
+      <w:r>
+        <w:t xml:space="preserve"> </w:t>
+      </w:r>
+      <w:r>
+        <w:rPr>
+          <w:rStyle w:val="VerbatimChar"/>
+        </w:rPr>
+        <w:t xml:space="preserve">pip install .</w:t>
+      </w:r>
+      <w:r>
+        <w:t xml:space="preserve"> </w:t>
+      </w:r>
+      <w:r>
+        <w:rPr>
+          <w:rFonts w:hint="eastAsia"/>
+        </w:rPr>
+        <w:t xml:space="preserve">安装</w:t>
+      </w:r>
+      <w:r>
+        <w:t xml:space="preserve"> </w:t>
+      </w:r>
+      <w:r>
+        <w:rPr>
+          <w:rStyle w:val="VerbatimChar"/>
+        </w:rPr>
+        <w:t xml:space="preserve">pyproject.toml</w:t>
+      </w:r>
+      <w:r>
+        <w:t xml:space="preserve"> </w:t>
+      </w:r>
+      <w:r>
+        <w:rPr>
+          <w:rFonts w:hint="eastAsia"/>
+        </w:rPr>
+        <w:t xml:space="preserve">列明的所需模块．</w:t>
+      </w:r>
+    </w:p>
+    <w:p>
+      <w:pPr>
+        <w:pStyle w:val="FirstParagraph"/>
+      </w:pPr>
+      <w:r>
+        <w:rPr>
+          <w:rFonts w:hint="eastAsia"/>
+        </w:rPr>
+        <w:t xml:space="preserve">若您不需要使用部分功能，也可以参考</w:t>
+      </w:r>
+      <w:r>
+        <w:t xml:space="preserve"> </w:t>
+      </w:r>
+      <w:r>
+        <w:rPr>
+          <w:rStyle w:val="VerbatimChar"/>
+        </w:rPr>
+        <w:t xml:space="preserve">pyproject.toml</w:t>
+      </w:r>
+      <w:r>
+        <w:t xml:space="preserve"> </w:t>
+      </w:r>
+      <w:r>
+        <w:rPr>
+          <w:rFonts w:hint="eastAsia"/>
+        </w:rPr>
+        <w:t xml:space="preserve">文件改动所需依赖．</w:t>
+      </w:r>
+    </w:p>
     <w:bookmarkEnd w:id="38"/>
-    <w:bookmarkStart w:id="68" w:name="computation-功能"/>
-    <w:p>
-      <w:pPr>
-        <w:pStyle w:val="2"/>
-      </w:pPr>
-      <w:r>
-        <w:t xml:space="preserve">1.5.3 Computation </w:t>
-      </w:r>
-      <w:r>
-        <w:rPr>
-          <w:rFonts w:hint="eastAsia"/>
-        </w:rPr>
-        <w:t xml:space="preserve">功能</w:t>
+    <w:bookmarkStart w:id="45" w:name="使用-1"/>
+    <w:p>
+      <w:pPr>
+        <w:pStyle w:val="3"/>
+      </w:pPr>
+      <w:r>
+        <w:rPr>
+          <w:rFonts w:hint="eastAsia"/>
+        </w:rPr>
+        <w:t xml:space="preserve">使用</w:t>
       </w:r>
     </w:p>
     <w:p>
@@ -1736,10 +1897,40 @@
         <w:pStyle w:val="FirstParagraph"/>
       </w:pPr>
       <w:r>
-        <w:rPr>
-          <w:rFonts w:hint="eastAsia"/>
-        </w:rPr>
-        <w:t xml:space="preserve">直接嵌入</w:t>
+        <w:t xml:space="preserve">Quarto </w:t>
+      </w:r>
+      <w:r>
+        <w:rPr>
+          <w:rFonts w:hint="eastAsia"/>
+        </w:rPr>
+        <w:t xml:space="preserve">的</w:t>
+      </w:r>
+      <w:r>
+        <w:t xml:space="preserve"> VSCode </w:t>
+      </w:r>
+      <w:r>
+        <w:rPr>
+          <w:rFonts w:hint="eastAsia"/>
+        </w:rPr>
+        <w:t xml:space="preserve">插件支持类似</w:t>
+      </w:r>
+      <w:r>
+        <w:t xml:space="preserve"> Jupyter Notebook </w:t>
+      </w:r>
+      <w:r>
+        <w:rPr>
+          <w:rFonts w:hint="eastAsia"/>
+        </w:rPr>
+        <w:t xml:space="preserve">的图文混排编辑体验．您可以通过在</w:t>
+      </w:r>
+      <w:r>
+        <w:t xml:space="preserve"> Markdown </w:t>
+      </w:r>
+      <w:r>
+        <w:rPr>
+          <w:rFonts w:hint="eastAsia"/>
+        </w:rPr>
+        <w:t xml:space="preserve">中嵌入</w:t>
       </w:r>
       <w:r>
         <w:t xml:space="preserve"> Python </w:t>
@@ -1748,7 +1939,10 @@
         <w:rPr>
           <w:rFonts w:hint="eastAsia"/>
         </w:rPr>
-        <w:t xml:space="preserve">代码就可以动态生成数据图表．</w:t>
+        <w:t xml:space="preserve">代码块来动态生成数据图表（参见</w:t>
+      </w:r>
+      <w:r>
+        <w:t xml:space="preserve"> </w:t>
       </w:r>
       <w:hyperlink r:id="rId39">
         <w:r>
@@ -1765,104 +1959,16 @@
           <w:t xml:space="preserve">文档</w:t>
         </w:r>
       </w:hyperlink>
-    </w:p>
-    <w:bookmarkStart w:id="40" w:name="安装-1"/>
-    <w:p>
-      <w:pPr>
-        <w:pStyle w:val="3"/>
-      </w:pPr>
-      <w:r>
-        <w:rPr>
-          <w:rFonts w:hint="eastAsia"/>
-        </w:rPr>
-        <w:t xml:space="preserve">安装</w:t>
-      </w:r>
-    </w:p>
-    <w:p>
-      <w:pPr>
-        <w:pStyle w:val="Compact"/>
-        <w:numPr>
-          <w:ilvl w:val="0"/>
-          <w:numId w:val="1008"/>
-        </w:numPr>
-      </w:pPr>
-      <w:r>
-        <w:rPr>
-          <w:rFonts w:hint="eastAsia"/>
-        </w:rPr>
-        <w:t xml:space="preserve">安装适当版本</w:t>
-      </w:r>
-      <w:r>
-        <w:t xml:space="preserve"> Python</w:t>
-      </w:r>
-    </w:p>
-    <w:p>
-      <w:pPr>
-        <w:pStyle w:val="Compact"/>
-        <w:numPr>
-          <w:ilvl w:val="0"/>
-          <w:numId w:val="1008"/>
-        </w:numPr>
-      </w:pPr>
-      <w:r>
-        <w:rPr>
-          <w:rFonts w:hint="eastAsia"/>
-        </w:rPr>
-        <w:t xml:space="preserve">命令行</w:t>
-      </w:r>
-      <w:r>
-        <w:t xml:space="preserve"> </w:t>
-      </w:r>
-      <w:r>
-        <w:rPr>
-          <w:rStyle w:val="VerbatimChar"/>
-        </w:rPr>
-        <w:t xml:space="preserve">pip install .</w:t>
-      </w:r>
-      <w:r>
-        <w:t xml:space="preserve"> </w:t>
-      </w:r>
-      <w:r>
-        <w:rPr>
-          <w:rFonts w:hint="eastAsia"/>
-        </w:rPr>
-        <w:t xml:space="preserve">安装</w:t>
-      </w:r>
-      <w:r>
-        <w:t xml:space="preserve"> </w:t>
-      </w:r>
-      <w:r>
-        <w:rPr>
-          <w:rStyle w:val="VerbatimChar"/>
-        </w:rPr>
-        <w:t xml:space="preserve">pyproject.toml</w:t>
-      </w:r>
-      <w:r>
-        <w:t xml:space="preserve"> </w:t>
-      </w:r>
-      <w:r>
-        <w:rPr>
-          <w:rFonts w:hint="eastAsia"/>
-        </w:rPr>
-        <w:t xml:space="preserve">列明的所需模块</w:t>
-      </w:r>
-    </w:p>
-    <w:bookmarkEnd w:id="40"/>
-    <w:bookmarkStart w:id="45" w:name="使用-1"/>
-    <w:p>
-      <w:pPr>
-        <w:pStyle w:val="3"/>
-      </w:pPr>
-      <w:r>
-        <w:rPr>
-          <w:rFonts w:hint="eastAsia"/>
-        </w:rPr>
-        <w:t xml:space="preserve">使用</w:t>
-      </w:r>
-    </w:p>
-    <w:p>
-      <w:pPr>
-        <w:pStyle w:val="FirstParagraph"/>
+      <w:r>
+        <w:rPr>
+          <w:rFonts w:hint="eastAsia"/>
+        </w:rPr>
+        <w:t xml:space="preserve">）．</w:t>
+      </w:r>
+    </w:p>
+    <w:p>
+      <w:pPr>
+        <w:pStyle w:val="a0"/>
       </w:pPr>
       <w:r>
         <w:rPr>
@@ -2273,7 +2379,7 @@
       <w:tr>
         <w:tc>
           <w:tcPr/>
-          <w:bookmarkStart w:id="44" w:name="fig-polar"/>
+          <w:bookmarkStart w:id="43" w:name="fig-polar"/>
           <w:p>
             <w:pPr>
               <w:pStyle w:val="Compact"/>
@@ -2284,18 +2390,18 @@
                 <wp:inline>
                   <wp:extent cx="3571875" cy="3476625"/>
                   <wp:effectExtent b="0" l="0" r="0" t="0"/>
-                  <wp:docPr descr="" title="" id="42" name="Picture"/>
+                  <wp:docPr descr="" title="" id="41" name="Picture"/>
                   <a:graphic>
                     <a:graphicData uri="http://schemas.openxmlformats.org/drawingml/2006/picture">
                       <pic:pic>
                         <pic:nvPicPr>
-                          <pic:cNvPr descr="index_files/figure-docx/fig-polar-output-1.png" id="43" name="Picture"/>
+                          <pic:cNvPr descr="index_files/figure-docx/fig-polar-output-1.png" id="42" name="Picture"/>
                           <pic:cNvPicPr>
                             <a:picLocks noChangeArrowheads="1" noChangeAspect="1"/>
                           </pic:cNvPicPr>
                         </pic:nvPicPr>
                         <pic:blipFill>
-                          <a:blip r:embed="rId41"/>
+                          <a:blip r:embed="rId40"/>
                           <a:stretch>
                             <a:fillRect/>
                           </a:stretch>
@@ -2341,12 +2447,129 @@
               <w:t xml:space="preserve"> 1: A line plot on a polar axis</w:t>
             </w:r>
           </w:p>
-          <w:bookmarkEnd w:id="44"/>
+          <w:bookmarkEnd w:id="43"/>
         </w:tc>
       </w:tr>
     </w:tbl>
+    <w:p>
+      <w:pPr>
+        <w:pStyle w:val="a0"/>
+      </w:pPr>
+      <w:r>
+        <w:t xml:space="preserve">Quarto </w:t>
+      </w:r>
+      <w:r>
+        <w:rPr>
+          <w:rFonts w:hint="eastAsia"/>
+        </w:rPr>
+        <w:t xml:space="preserve">也兼容</w:t>
+      </w:r>
+      <w:r>
+        <w:t xml:space="preserve"> </w:t>
+      </w:r>
+      <w:r>
+        <w:rPr>
+          <w:rStyle w:val="VerbatimChar"/>
+        </w:rPr>
+        <w:t xml:space="preserve">.ipynb</w:t>
+      </w:r>
+      <w:r>
+        <w:t xml:space="preserve"> </w:t>
+      </w:r>
+      <w:r>
+        <w:rPr>
+          <w:rFonts w:hint="eastAsia"/>
+        </w:rPr>
+        <w:t xml:space="preserve">文件，您可以直接使用</w:t>
+      </w:r>
+      <w:r>
+        <w:t xml:space="preserve"> Jupyter Notebook </w:t>
+      </w:r>
+      <w:r>
+        <w:rPr>
+          <w:rFonts w:hint="eastAsia"/>
+        </w:rPr>
+        <w:t xml:space="preserve">编写文档并使用</w:t>
+      </w:r>
+      <w:r>
+        <w:t xml:space="preserve"> Quarto </w:t>
+      </w:r>
+      <w:r>
+        <w:rPr>
+          <w:rFonts w:hint="eastAsia"/>
+        </w:rPr>
+        <w:t xml:space="preserve">渲染输出，</w:t>
+      </w:r>
+      <w:r>
+        <w:rPr>
+          <w:rStyle w:val="VerbatimChar"/>
+        </w:rPr>
+        <w:t xml:space="preserve">.ipynb</w:t>
+      </w:r>
+      <w:r>
+        <w:t xml:space="preserve"> </w:t>
+      </w:r>
+      <w:r>
+        <w:rPr>
+          <w:rFonts w:hint="eastAsia"/>
+        </w:rPr>
+        <w:t xml:space="preserve">文件中的</w:t>
+      </w:r>
+      <w:r>
+        <w:t xml:space="preserve"> Markdown </w:t>
+      </w:r>
+      <w:r>
+        <w:rPr>
+          <w:rFonts w:hint="eastAsia"/>
+        </w:rPr>
+        <w:t xml:space="preserve">块内仍可使用</w:t>
+      </w:r>
+      <w:r>
+        <w:t xml:space="preserve"> Quarto </w:t>
+      </w:r>
+      <w:r>
+        <w:rPr>
+          <w:rFonts w:hint="eastAsia"/>
+        </w:rPr>
+        <w:t xml:space="preserve">特性．（参见</w:t>
+      </w:r>
+      <w:r>
+        <w:t xml:space="preserve"> </w:t>
+      </w:r>
+      <w:hyperlink r:id="rId44">
+        <w:r>
+          <w:rPr>
+            <w:rStyle w:val="ae"/>
+            <w:rFonts w:hint="eastAsia"/>
+          </w:rPr>
+          <w:t xml:space="preserve">示例文件</w:t>
+        </w:r>
+      </w:hyperlink>
+      <w:r>
+        <w:rPr>
+          <w:rFonts w:hint="eastAsia"/>
+        </w:rPr>
+        <w:t xml:space="preserve">）</w:t>
+      </w:r>
+    </w:p>
     <w:bookmarkEnd w:id="45"/>
-    <w:bookmarkStart w:id="46" w:name="传统-markdown-表格"/>
+    <w:bookmarkEnd w:id="46"/>
+    <w:bookmarkStart w:id="69" w:name="表格"/>
+    <w:p>
+      <w:pPr>
+        <w:pStyle w:val="2"/>
+      </w:pPr>
+      <w:r>
+        <w:t xml:space="preserve">1.5.3 </w:t>
+      </w:r>
+      <w:r>
+        <w:rPr>
+          <w:rFonts w:hint="eastAsia"/>
+        </w:rPr>
+        <w:t xml:space="preserve">表格</w:t>
+      </w:r>
+    </w:p>
+    <w:bookmarkStart w:id="47" w:name="传统-markdown-表格"/>
     <w:p>
       <w:pPr>
         <w:pStyle w:val="3"/>
@@ -2675,8 +2898,8 @@
         </w:tc>
       </w:tr>
     </w:tbl>
-    <w:bookmarkEnd w:id="46"/>
-    <w:bookmarkStart w:id="47" w:name="markdown-grid-style-tables"/>
+    <w:bookmarkEnd w:id="47"/>
+    <w:bookmarkStart w:id="48" w:name="markdown-grid-style-tables"/>
     <w:p>
       <w:pPr>
         <w:pStyle w:val="3"/>
@@ -2919,8 +3142,8 @@
         </w:tc>
       </w:tr>
     </w:tbl>
-    <w:bookmarkEnd w:id="47"/>
-    <w:bookmarkStart w:id="50" w:name="rst-style-list-tables"/>
+    <w:bookmarkEnd w:id="48"/>
+    <w:bookmarkStart w:id="51" w:name="rst-style-list-tables"/>
     <w:p>
       <w:pPr>
         <w:pStyle w:val="3"/>
@@ -2942,7 +3165,7 @@
       <w:r>
         <w:t xml:space="preserve"> </w:t>
       </w:r>
-      <w:hyperlink r:id="rId48">
+      <w:hyperlink r:id="rId49">
         <w:r>
           <w:rPr>
             <w:rStyle w:val="ae"/>
@@ -3092,7 +3315,7 @@
       <w:r>
         <w:t xml:space="preserve"> </w:t>
       </w:r>
-      <w:hyperlink r:id="rId49">
+      <w:hyperlink r:id="rId50">
         <w:r>
           <w:rPr>
             <w:rStyle w:val="VerbatimChar"/>
@@ -3107,8 +3330,8 @@
         <w:t xml:space="preserve">．</w:t>
       </w:r>
     </w:p>
-    <w:bookmarkEnd w:id="50"/>
-    <w:bookmarkStart w:id="65" w:name="computation-based-tables"/>
+    <w:bookmarkEnd w:id="51"/>
+    <w:bookmarkStart w:id="66" w:name="computation-based-tables"/>
     <w:p>
       <w:pPr>
         <w:pStyle w:val="3"/>
@@ -5121,7 +5344,7 @@
         <w:t xml:space="preserve">])))</w:t>
       </w:r>
     </w:p>
-    <w:bookmarkStart w:id="55" w:name="tbl-light-on"/>
+    <w:bookmarkStart w:id="56" w:name="tbl-light-on"/>
     <w:tbl>
       <w:tblPr>
         <w:tblStyle w:val="Table"/>
@@ -5159,8 +5382,8 @@
             <w:tr>
               <w:tc>
                 <w:tcPr/>
+                <w:bookmarkStart w:id="53" w:name="tbl-light-on-1"/>
                 <w:bookmarkStart w:id="52" w:name="tbl-light-on-1"/>
-                <w:bookmarkStart w:id="51" w:name="tbl-light-on-1"/>
                 <w:tbl>
                   <w:tblPr>
                     <w:tblStyle w:val="Table"/>
@@ -6258,7 +6481,7 @@
                     </w:tc>
                   </w:tr>
                 </w:tbl>
-                <w:bookmarkEnd w:id="51"/>
+                <w:bookmarkEnd w:id="52"/>
                 <w:p>
                   <w:pPr>
                     <w:jc w:val="center"/>
@@ -6278,7 +6501,7 @@
                     <w:t xml:space="preserve">（粗）</w:t>
                   </w:r>
                 </w:p>
-                <w:bookmarkEnd w:id="52"/>
+                <w:bookmarkEnd w:id="53"/>
               </w:tc>
             </w:tr>
           </w:tbl>
@@ -6309,8 +6532,8 @@
             <w:tr>
               <w:tc>
                 <w:tcPr/>
+                <w:bookmarkStart w:id="55" w:name="tbl-light-on-2"/>
                 <w:bookmarkStart w:id="54" w:name="tbl-light-on-2"/>
-                <w:bookmarkStart w:id="53" w:name="tbl-light-on-2"/>
                 <w:tbl>
                   <w:tblPr>
                     <w:tblStyle w:val="Table"/>
@@ -7408,7 +7631,7 @@
                     </w:tc>
                   </w:tr>
                 </w:tbl>
-                <w:bookmarkEnd w:id="53"/>
+                <w:bookmarkEnd w:id="54"/>
                 <w:p>
                   <w:pPr>
                     <w:jc w:val="center"/>
@@ -7428,7 +7651,7 @@
                     <w:t xml:space="preserve">（细）</w:t>
                   </w:r>
                 </w:p>
-                <w:bookmarkEnd w:id="54"/>
+                <w:bookmarkEnd w:id="55"/>
               </w:tc>
             </w:tr>
           </w:tbl>
@@ -7460,7 +7683,7 @@
         <w:t xml:space="preserve">太阳能电池的负载特性</w:t>
       </w:r>
     </w:p>
-    <w:bookmarkEnd w:id="55"/>
+    <w:bookmarkEnd w:id="56"/>
     <w:p>
       <w:pPr>
         <w:pStyle w:val="a0"/>
@@ -7915,7 +8138,7 @@
         <w:t xml:space="preserve">plt.show()</w:t>
       </w:r>
     </w:p>
-    <w:bookmarkStart w:id="64" w:name="fig-light-on"/>
+    <w:bookmarkStart w:id="65" w:name="fig-light-on"/>
     <w:tbl>
       <w:tblPr>
         <w:tblStyle w:val="Table"/>
@@ -7943,7 +8166,7 @@
             <w:tr>
               <w:tc>
                 <w:tcPr/>
-                <w:bookmarkStart w:id="59" w:name="fig-light-on-1"/>
+                <w:bookmarkStart w:id="60" w:name="fig-light-on-1"/>
                 <w:p>
                   <w:pPr>
                     <w:pStyle w:val="Compact"/>
@@ -7955,18 +8178,18 @@
                       <wp:inline>
                         <wp:extent cx="2971800" cy="2397702"/>
                         <wp:effectExtent b="0" l="0" r="0" t="0"/>
-                        <wp:docPr descr="" title="" id="57" name="Picture"/>
+                        <wp:docPr descr="" title="" id="58" name="Picture"/>
                         <a:graphic>
                           <a:graphicData uri="http://schemas.openxmlformats.org/drawingml/2006/picture">
                             <pic:pic>
                               <pic:nvPicPr>
-                                <pic:cNvPr descr="index_files/figure-docx/fig-light-on-output-1.png" id="58" name="Picture"/>
+                                <pic:cNvPr descr="index_files/figure-docx/fig-light-on-output-1.png" id="59" name="Picture"/>
                                 <pic:cNvPicPr>
                                   <a:picLocks noChangeArrowheads="1" noChangeAspect="1"/>
                                 </pic:cNvPicPr>
                               </pic:nvPicPr>
                               <pic:blipFill>
-                                <a:blip r:embed="rId56"/>
+                                <a:blip r:embed="rId57"/>
                                 <a:stretch>
                                   <a:fillRect/>
                                 </a:stretch>
@@ -8013,7 +8236,7 @@
                     <w:t xml:space="preserve">输出电流与电压关系曲线</w:t>
                   </w:r>
                 </w:p>
-                <w:bookmarkEnd w:id="59"/>
+                <w:bookmarkEnd w:id="60"/>
               </w:tc>
             </w:tr>
           </w:tbl>
@@ -8034,7 +8257,7 @@
             <w:tr>
               <w:tc>
                 <w:tcPr/>
-                <w:bookmarkStart w:id="63" w:name="fig-light-on-2"/>
+                <w:bookmarkStart w:id="64" w:name="fig-light-on-2"/>
                 <w:p>
                   <w:pPr>
                     <w:pStyle w:val="Compact"/>
@@ -8046,18 +8269,18 @@
                       <wp:inline>
                         <wp:extent cx="2971800" cy="2328894"/>
                         <wp:effectExtent b="0" l="0" r="0" t="0"/>
-                        <wp:docPr descr="" title="" id="61" name="Picture"/>
+                        <wp:docPr descr="" title="" id="62" name="Picture"/>
                         <a:graphic>
                           <a:graphicData uri="http://schemas.openxmlformats.org/drawingml/2006/picture">
                             <pic:pic>
                               <pic:nvPicPr>
-                                <pic:cNvPr descr="index_files/figure-docx/fig-light-on-output-2.png" id="62" name="Picture"/>
+                                <pic:cNvPr descr="index_files/figure-docx/fig-light-on-output-2.png" id="63" name="Picture"/>
                                 <pic:cNvPicPr>
                                   <a:picLocks noChangeArrowheads="1" noChangeAspect="1"/>
                                 </pic:cNvPicPr>
                               </pic:nvPicPr>
                               <pic:blipFill>
-                                <a:blip r:embed="rId60"/>
+                                <a:blip r:embed="rId61"/>
                                 <a:stretch>
                                   <a:fillRect/>
                                 </a:stretch>
@@ -8104,7 +8327,7 @@
                     <w:t xml:space="preserve">输出功率与负载电阻关系曲线</w:t>
                   </w:r>
                 </w:p>
-                <w:bookmarkEnd w:id="63"/>
+                <w:bookmarkEnd w:id="64"/>
               </w:tc>
             </w:tr>
           </w:tbl>
@@ -8136,9 +8359,9 @@
         <w:t xml:space="preserve">太阳能电池的负载特性</w:t>
       </w:r>
     </w:p>
-    <w:bookmarkEnd w:id="64"/>
     <w:bookmarkEnd w:id="65"/>
-    <w:bookmarkStart w:id="67" w:name="交叉引用"/>
+    <w:bookmarkEnd w:id="66"/>
+    <w:bookmarkStart w:id="68" w:name="交叉引用"/>
     <w:p>
       <w:pPr>
         <w:pStyle w:val="3"/>
@@ -8201,7 +8424,7 @@
       <w:tr>
         <w:tc>
           <w:tcPr/>
-          <w:bookmarkStart w:id="66" w:name="tbl-table-example"/>
+          <w:bookmarkStart w:id="67" w:name="tbl-table-example"/>
           <w:tbl>
             <w:tblPr>
               <w:tblStyle w:val="Table"/>
@@ -8473,13 +8696,13 @@
               <w:t xml:space="preserve"> 2: A Table</w:t>
             </w:r>
           </w:p>
-          <w:bookmarkEnd w:id="66"/>
+          <w:bookmarkEnd w:id="67"/>
         </w:tc>
       </w:tr>
     </w:tbl>
-    <w:bookmarkEnd w:id="67"/>
     <w:bookmarkEnd w:id="68"/>
-    <w:bookmarkStart w:id="72" w:name="diagram-流程图mermaidgraphviz-等"/>
+    <w:bookmarkEnd w:id="69"/>
+    <w:bookmarkStart w:id="73" w:name="diagram-流程图mermaidgraphviz-等"/>
     <w:p>
       <w:pPr>
         <w:pStyle w:val="2"/>
@@ -8507,7 +8730,7 @@
       <w:pPr>
         <w:pStyle w:val="FirstParagraph"/>
       </w:pPr>
-      <w:hyperlink r:id="rId69">
+      <w:hyperlink r:id="rId70">
         <w:r>
           <w:rPr>
             <w:rStyle w:val="ae"/>
@@ -8523,7 +8746,7 @@
         </w:r>
       </w:hyperlink>
     </w:p>
-    <w:bookmarkStart w:id="71" w:name="安装-2"/>
+    <w:bookmarkStart w:id="72" w:name="安装-2"/>
     <w:p>
       <w:pPr>
         <w:pStyle w:val="3"/>
@@ -8608,7 +8831,7 @@
       <w:r>
         <w:t xml:space="preserve"> </w:t>
       </w:r>
-      <w:hyperlink r:id="rId70">
+      <w:hyperlink r:id="rId71">
         <w:r>
           <w:rPr>
             <w:rStyle w:val="ae"/>
@@ -8617,9 +8840,9 @@
         </w:r>
       </w:hyperlink>
     </w:p>
-    <w:bookmarkEnd w:id="71"/>
     <w:bookmarkEnd w:id="72"/>
-    <w:bookmarkStart w:id="80" w:name="tikz-tikz-cd-quiver-交换图"/>
+    <w:bookmarkEnd w:id="73"/>
+    <w:bookmarkStart w:id="81" w:name="tikz-tikz-cd-quiver-交换图"/>
     <w:p>
       <w:pPr>
         <w:pStyle w:val="2"/>
@@ -8647,7 +8870,7 @@
       <w:r>
         <w:t xml:space="preserve"> </w:t>
       </w:r>
-      <w:hyperlink r:id="rId73">
+      <w:hyperlink r:id="rId74">
         <w:r>
           <w:rPr>
             <w:rStyle w:val="VerbatimChar"/>
@@ -8665,7 +8888,7 @@
         <w:t xml:space="preserve">实现．</w:t>
       </w:r>
     </w:p>
-    <w:bookmarkStart w:id="76" w:name="安装-3"/>
+    <w:bookmarkStart w:id="77" w:name="安装-3"/>
     <w:p>
       <w:pPr>
         <w:pStyle w:val="3"/>
@@ -9102,7 +9325,7 @@
       <w:r>
         <w:t xml:space="preserve"> </w:t>
       </w:r>
-      <w:hyperlink r:id="rId74">
+      <w:hyperlink r:id="rId75">
         <w:r>
           <w:rPr>
             <w:rStyle w:val="ae"/>
@@ -9208,7 +9431,7 @@
       <w:r>
         <w:t xml:space="preserve"> </w:t>
       </w:r>
-      <w:hyperlink r:id="rId75">
+      <w:hyperlink r:id="rId76">
         <w:r>
           <w:rPr>
             <w:rStyle w:val="ae"/>
@@ -9217,8 +9440,8 @@
         </w:r>
       </w:hyperlink>
     </w:p>
-    <w:bookmarkEnd w:id="76"/>
-    <w:bookmarkStart w:id="79" w:name="使用-2"/>
+    <w:bookmarkEnd w:id="77"/>
+    <w:bookmarkStart w:id="80" w:name="使用-2"/>
     <w:p>
       <w:pPr>
         <w:pStyle w:val="3"/>
@@ -9274,7 +9497,7 @@
       <w:tr>
         <w:tc>
           <w:tcPr/>
-          <w:bookmarkStart w:id="77" w:name="fig-tikzcd"/>
+          <w:bookmarkStart w:id="78" w:name="fig-tikzcd"/>
           <w:p>
             <w:pPr>
               <w:pStyle w:val="SourceCode"/>
@@ -9402,7 +9625,7 @@
               <w:t xml:space="preserve">示例</w:t>
             </w:r>
           </w:p>
-          <w:bookmarkEnd w:id="77"/>
+          <w:bookmarkEnd w:id="78"/>
         </w:tc>
       </w:tr>
     </w:tbl>
@@ -9427,7 +9650,7 @@
       <w:tr>
         <w:tc>
           <w:tcPr/>
-          <w:bookmarkStart w:id="78" w:name="fig-tikz"/>
+          <w:bookmarkStart w:id="79" w:name="fig-tikz"/>
           <w:p>
             <w:pPr>
               <w:pStyle w:val="SourceCode"/>
@@ -9663,7 +9886,7 @@
               <w:t xml:space="preserve">示例</w:t>
             </w:r>
           </w:p>
-          <w:bookmarkEnd w:id="78"/>
+          <w:bookmarkEnd w:id="79"/>
         </w:tc>
       </w:tr>
     </w:tbl>
@@ -9725,9 +9948,9 @@
         <w:t xml:space="preserve">标记．</w:t>
       </w:r>
     </w:p>
-    <w:bookmarkEnd w:id="79"/>
     <w:bookmarkEnd w:id="80"/>
-    <w:bookmarkStart w:id="83" w:name="lean-代码高亮与带注释源码导入"/>
+    <w:bookmarkEnd w:id="81"/>
+    <w:bookmarkStart w:id="84" w:name="lean-代码高亮与带注释源码导入"/>
     <w:p>
       <w:pPr>
         <w:pStyle w:val="2"/>
@@ -9746,7 +9969,7 @@
       <w:pPr>
         <w:pStyle w:val="FirstParagraph"/>
       </w:pPr>
-      <w:hyperlink r:id="rId81">
+      <w:hyperlink r:id="rId82">
         <w:r>
           <w:rPr>
             <w:rStyle w:val="VerbatimChar"/>
@@ -9804,7 +10027,7 @@
       <w:pPr>
         <w:pStyle w:val="a0"/>
       </w:pPr>
-      <w:hyperlink r:id="rId82">
+      <w:hyperlink r:id="rId83">
         <w:r>
           <w:rPr>
             <w:rStyle w:val="VerbatimChar"/>
@@ -9905,8 +10128,8 @@
         <w:t xml:space="preserve">的目录导航定位存在问题．</w:t>
       </w:r>
     </w:p>
-    <w:bookmarkEnd w:id="83"/>
-    <w:bookmarkStart w:id="86" w:name="github-actions-github-pages-网站生成"/>
+    <w:bookmarkEnd w:id="84"/>
+    <w:bookmarkStart w:id="87" w:name="github-actions-github-pages-网站生成"/>
     <w:p>
       <w:pPr>
         <w:pStyle w:val="2"/>
@@ -9950,7 +10173,7 @@
         <w:t xml:space="preserve">站点．</w:t>
       </w:r>
     </w:p>
-    <w:bookmarkStart w:id="84" w:name="安装-4"/>
+    <w:bookmarkStart w:id="85" w:name="安装-4"/>
     <w:p>
       <w:pPr>
         <w:pStyle w:val="3"/>
@@ -10156,8 +10379,8 @@
         <w:t xml:space="preserve">（清除环境变量）</w:t>
       </w:r>
     </w:p>
-    <w:bookmarkEnd w:id="84"/>
-    <w:bookmarkStart w:id="85" w:name="使用-3"/>
+    <w:bookmarkEnd w:id="85"/>
+    <w:bookmarkStart w:id="86" w:name="使用-3"/>
     <w:p>
       <w:pPr>
         <w:pStyle w:val="3"/>
@@ -10198,9 +10421,9 @@
         <w:t xml:space="preserve">自动完成的网站生成．</w:t>
       </w:r>
     </w:p>
-    <w:bookmarkEnd w:id="85"/>
     <w:bookmarkEnd w:id="86"/>
-    <w:bookmarkStart w:id="87" w:name="输出为整本书book"/>
+    <w:bookmarkEnd w:id="87"/>
+    <w:bookmarkStart w:id="88" w:name="输出为整本书book"/>
     <w:p>
       <w:pPr>
         <w:pStyle w:val="2"/>
@@ -10289,9 +10512,9 @@
         <w:t xml:space="preserve">选项渲染．</w:t>
       </w:r>
     </w:p>
-    <w:bookmarkEnd w:id="87"/>
     <w:bookmarkEnd w:id="88"/>
-    <w:bookmarkStart w:id="101" w:name="样式自定义"/>
+    <w:bookmarkEnd w:id="89"/>
+    <w:bookmarkStart w:id="102" w:name="样式自定义"/>
     <w:p>
       <w:pPr>
         <w:pStyle w:val="1"/>
@@ -10326,7 +10549,7 @@
         <w:t xml:space="preserve">文档头可以自定义部分默认样式．</w:t>
       </w:r>
     </w:p>
-    <w:bookmarkStart w:id="89" w:name="我要改字号"/>
+    <w:bookmarkStart w:id="90" w:name="我要改字号"/>
     <w:p>
       <w:pPr>
         <w:pStyle w:val="2"/>
@@ -10453,8 +10676,8 @@
         <w:t xml:space="preserve"> 12pt</w:t>
       </w:r>
     </w:p>
-    <w:bookmarkEnd w:id="89"/>
-    <w:bookmarkStart w:id="90" w:name="我要-不想要目录"/>
+    <w:bookmarkEnd w:id="90"/>
+    <w:bookmarkStart w:id="91" w:name="我要-不想要目录"/>
     <w:p>
       <w:pPr>
         <w:pStyle w:val="2"/>
@@ -10533,8 +10756,8 @@
         <w:t xml:space="preserve">特定格式下均生效．</w:t>
       </w:r>
     </w:p>
-    <w:bookmarkEnd w:id="90"/>
-    <w:bookmarkStart w:id="91" w:name="我不想给-section-编号-我要改-section-编号格式"/>
+    <w:bookmarkEnd w:id="91"/>
+    <w:bookmarkStart w:id="92" w:name="我不想给-section-编号-我要改-section-编号格式"/>
     <w:p>
       <w:pPr>
         <w:pStyle w:val="2"/>
@@ -10697,8 +10920,8 @@
         <w:t xml:space="preserve">特定格式下均生效．</w:t>
       </w:r>
     </w:p>
-    <w:bookmarkEnd w:id="91"/>
-    <w:bookmarkStart w:id="93" w:name="我不想给定理编号-我要改定理编号格式"/>
+    <w:bookmarkEnd w:id="92"/>
+    <w:bookmarkStart w:id="94" w:name="我不想给定理编号-我要改定理编号格式"/>
     <w:p>
       <w:pPr>
         <w:pStyle w:val="2"/>
@@ -10738,7 +10961,7 @@
       <w:r>
         <w:t xml:space="preserve"> </w:t>
       </w:r>
-      <w:hyperlink r:id="rId92">
+      <w:hyperlink r:id="rId93">
         <w:r>
           <w:rPr>
             <w:rStyle w:val="ae"/>
@@ -10990,8 +11213,8 @@
         <w:t xml:space="preserve">．</w:t>
       </w:r>
     </w:p>
-    <w:bookmarkEnd w:id="93"/>
-    <w:bookmarkStart w:id="94" w:name="我要改引用格式"/>
+    <w:bookmarkEnd w:id="94"/>
+    <w:bookmarkStart w:id="95" w:name="我要改引用格式"/>
     <w:p>
       <w:pPr>
         <w:pStyle w:val="2"/>
@@ -11092,8 +11315,8 @@
         <w:t xml:space="preserve">文件．</w:t>
       </w:r>
     </w:p>
-    <w:bookmarkEnd w:id="94"/>
-    <w:bookmarkStart w:id="96" w:name="我要更丰富的-callout-定理包裹样式"/>
+    <w:bookmarkEnd w:id="95"/>
+    <w:bookmarkStart w:id="97" w:name="我要更丰富的-callout-定理包裹样式"/>
     <w:p>
       <w:pPr>
         <w:pStyle w:val="2"/>
@@ -11130,7 +11353,7 @@
       <w:r>
         <w:t xml:space="preserve"> </w:t>
       </w:r>
-      <w:hyperlink r:id="rId95">
+      <w:hyperlink r:id="rId96">
         <w:r>
           <w:rPr>
             <w:rStyle w:val="ae"/>
@@ -11148,8 +11371,8 @@
         <w:t xml:space="preserve">学习配置方法．</w:t>
       </w:r>
     </w:p>
-    <w:bookmarkEnd w:id="96"/>
-    <w:bookmarkStart w:id="97" w:name="我要改-beamer-幻灯片的颜色"/>
+    <w:bookmarkEnd w:id="97"/>
+    <w:bookmarkStart w:id="98" w:name="我要改-beamer-幻灯片的颜色"/>
     <w:p>
       <w:pPr>
         <w:pStyle w:val="2"/>
@@ -11430,8 +11653,8 @@
         <w:t xml:space="preserve"> # 链接颜色</w:t>
       </w:r>
     </w:p>
-    <w:bookmarkEnd w:id="97"/>
-    <w:bookmarkStart w:id="99" w:name="pdf-beamer-宏包不够用我要自己导入"/>
+    <w:bookmarkEnd w:id="98"/>
+    <w:bookmarkStart w:id="100" w:name="pdf-beamer-宏包不够用我要自己导入"/>
     <w:p>
       <w:pPr>
         <w:pStyle w:val="2"/>
@@ -11626,7 +11849,7 @@
       <w:r>
         <w:t xml:space="preserve"> </w:t>
       </w:r>
-      <w:hyperlink r:id="rId98">
+      <w:hyperlink r:id="rId99">
         <w:r>
           <w:rPr>
             <w:rStyle w:val="VerbatimChar"/>
@@ -11641,8 +11864,8 @@
         <w:t xml:space="preserve">．暂时不支持其它格式下的宏包导入．</w:t>
       </w:r>
     </w:p>
-    <w:bookmarkEnd w:id="99"/>
-    <w:bookmarkStart w:id="100" w:name="我要自定义-docx-pptx-样式"/>
+    <w:bookmarkEnd w:id="100"/>
+    <w:bookmarkStart w:id="101" w:name="我要自定义-docx-pptx-样式"/>
     <w:p>
       <w:pPr>
         <w:pStyle w:val="2"/>
@@ -11710,9 +11933,9 @@
         <w:t xml:space="preserve">．</w:t>
       </w:r>
     </w:p>
-    <w:bookmarkEnd w:id="100"/>
     <w:bookmarkEnd w:id="101"/>
-    <w:bookmarkStart w:id="125" w:name="qa"/>
+    <w:bookmarkEnd w:id="102"/>
+    <w:bookmarkStart w:id="126" w:name="qa"/>
     <w:p>
       <w:pPr>
         <w:pStyle w:val="1"/>
@@ -11721,7 +11944,7 @@
         <w:t xml:space="preserve">1.7 Q&amp;A</w:t>
       </w:r>
     </w:p>
-    <w:bookmarkStart w:id="107" w:name="一般性的"/>
+    <w:bookmarkStart w:id="108" w:name="一般性的"/>
     <w:p>
       <w:pPr>
         <w:pStyle w:val="2"/>
@@ -11736,7 +11959,7 @@
         <w:t xml:space="preserve">一般性的</w:t>
       </w:r>
     </w:p>
-    <w:bookmarkStart w:id="102" w:name="示例文件编译不了"/>
+    <w:bookmarkStart w:id="103" w:name="示例文件编译不了"/>
     <w:p>
       <w:pPr>
         <w:pStyle w:val="3"/>
@@ -11759,8 +11982,8 @@
         <w:t xml:space="preserve">示例文件包含了部分可选支持内容，如未安装相应依赖，请删除对应内容后渲染．</w:t>
       </w:r>
     </w:p>
-    <w:bookmarkEnd w:id="102"/>
-    <w:bookmarkStart w:id="103" w:name="我不懂-computer-science你能不能讲人话"/>
+    <w:bookmarkEnd w:id="103"/>
+    <w:bookmarkStart w:id="104" w:name="我不懂-computer-science你能不能讲人话"/>
     <w:p>
       <w:pPr>
         <w:pStyle w:val="3"/>
@@ -11876,8 +12099,8 @@
         <w:t xml:space="preserve">扔进对话框，提出您的具体需求并获得人话解答．</w:t>
       </w:r>
     </w:p>
-    <w:bookmarkEnd w:id="103"/>
-    <w:bookmarkStart w:id="104" w:name="我想要-xxx-功能-我要自己魔改"/>
+    <w:bookmarkEnd w:id="104"/>
+    <w:bookmarkStart w:id="105" w:name="我想要-xxx-功能-我要自己魔改"/>
     <w:p>
       <w:pPr>
         <w:pStyle w:val="3"/>
@@ -12048,8 +12271,8 @@
         <w:t xml:space="preserve">Request．</w:t>
       </w:r>
     </w:p>
-    <w:bookmarkEnd w:id="104"/>
-    <w:bookmarkStart w:id="106" w:name="仓库太重我想要-standalone-的单文件渲染"/>
+    <w:bookmarkEnd w:id="105"/>
+    <w:bookmarkStart w:id="107" w:name="仓库太重我想要-standalone-的单文件渲染"/>
     <w:p>
       <w:pPr>
         <w:pStyle w:val="3"/>
@@ -12083,7 +12306,7 @@
       <w:r>
         <w:t xml:space="preserve"> </w:t>
       </w:r>
-      <w:hyperlink r:id="rId105">
+      <w:hyperlink r:id="rId106">
         <w:r>
           <w:rPr>
             <w:rStyle w:val="ae"/>
@@ -12107,9 +12330,9 @@
         <w:t xml:space="preserve">渲染更加方便．</w:t>
       </w:r>
     </w:p>
-    <w:bookmarkEnd w:id="106"/>
     <w:bookmarkEnd w:id="107"/>
-    <w:bookmarkStart w:id="119" w:name="写作相关"/>
+    <w:bookmarkEnd w:id="108"/>
+    <w:bookmarkStart w:id="120" w:name="写作相关"/>
     <w:p>
       <w:pPr>
         <w:pStyle w:val="2"/>
@@ -12124,7 +12347,7 @@
         <w:t xml:space="preserve">写作相关</w:t>
       </w:r>
     </w:p>
-    <w:bookmarkStart w:id="112" w:name="标题应该用多少个"/>
+    <w:bookmarkStart w:id="113" w:name="标题应该用多少个"/>
     <w:p>
       <w:pPr>
         <w:pStyle w:val="3"/>
@@ -12403,7 +12626,7 @@
           <w:numId w:val="1017"/>
         </w:numPr>
       </w:pPr>
-      <w:hyperlink r:id="rId108">
+      <w:hyperlink r:id="rId109">
         <w:r>
           <w:rPr>
             <w:rStyle w:val="ae"/>
@@ -12421,7 +12644,7 @@
           <w:numId w:val="1017"/>
         </w:numPr>
       </w:pPr>
-      <w:hyperlink r:id="rId109">
+      <w:hyperlink r:id="rId110">
         <w:r>
           <w:rPr>
             <w:rStyle w:val="ae"/>
@@ -12463,7 +12686,7 @@
           <w:numId w:val="1017"/>
         </w:numPr>
       </w:pPr>
-      <w:hyperlink r:id="rId110">
+      <w:hyperlink r:id="rId111">
         <w:r>
           <w:rPr>
             <w:rStyle w:val="ae"/>
@@ -12505,7 +12728,7 @@
           <w:numId w:val="1017"/>
         </w:numPr>
       </w:pPr>
-      <w:hyperlink r:id="rId111">
+      <w:hyperlink r:id="rId112">
         <w:r>
           <w:rPr>
             <w:rStyle w:val="ae"/>
@@ -12514,8 +12737,8 @@
         </w:r>
       </w:hyperlink>
     </w:p>
-    <w:bookmarkEnd w:id="112"/>
-    <w:bookmarkStart w:id="114" w:name="分页符"/>
+    <w:bookmarkEnd w:id="113"/>
+    <w:bookmarkStart w:id="115" w:name="分页符"/>
     <w:p>
       <w:pPr>
         <w:pStyle w:val="3"/>
@@ -12543,7 +12766,7 @@
         </w:rPr>
         <w:t xml:space="preserve">．见</w:t>
       </w:r>
-      <w:hyperlink r:id="rId113">
+      <w:hyperlink r:id="rId114">
         <w:r>
           <w:rPr>
             <w:rStyle w:val="ae"/>
@@ -12559,8 +12782,8 @@
         <w:t xml:space="preserve">．</w:t>
       </w:r>
     </w:p>
-    <w:bookmarkEnd w:id="114"/>
-    <w:bookmarkStart w:id="115" w:name="yaml-文档头里的字符串到底打不打引号"/>
+    <w:bookmarkEnd w:id="115"/>
+    <w:bookmarkStart w:id="116" w:name="yaml-文档头里的字符串到底打不打引号"/>
     <w:p>
       <w:pPr>
         <w:pStyle w:val="3"/>
@@ -12601,8 +12824,8 @@
         <w:t xml:space="preserve">）．</w:t>
       </w:r>
     </w:p>
-    <w:bookmarkEnd w:id="115"/>
-    <w:bookmarkStart w:id="117" w:name="用-包裹行内公式的正确格式"/>
+    <w:bookmarkEnd w:id="116"/>
+    <w:bookmarkStart w:id="118" w:name="用-包裹行内公式的正确格式"/>
     <w:p>
       <w:pPr>
         <w:pStyle w:val="3"/>
@@ -12685,7 +12908,7 @@
       <w:r>
         <w:t xml:space="preserve"> </w:t>
       </w:r>
-      <w:hyperlink r:id="rId116">
+      <w:hyperlink r:id="rId117">
         <w:r>
           <w:rPr>
             <w:rStyle w:val="ae"/>
@@ -12707,8 +12930,8 @@
         <w:t xml:space="preserve">．</w:t>
       </w:r>
     </w:p>
-    <w:bookmarkEnd w:id="117"/>
-    <w:bookmarkStart w:id="118" w:name="怎么打出"/>
+    <w:bookmarkEnd w:id="118"/>
+    <w:bookmarkStart w:id="119" w:name="怎么打出"/>
     <w:p>
       <w:pPr>
         <w:pStyle w:val="3"/>
@@ -12797,9 +13020,9 @@
         <w:t xml:space="preserve">处理他们在不同格式下的渲染．</w:t>
       </w:r>
     </w:p>
-    <w:bookmarkEnd w:id="118"/>
     <w:bookmarkEnd w:id="119"/>
-    <w:bookmarkStart w:id="124" w:name="输出相关"/>
+    <w:bookmarkEnd w:id="120"/>
+    <w:bookmarkStart w:id="125" w:name="输出相关"/>
     <w:p>
       <w:pPr>
         <w:pStyle w:val="2"/>
@@ -12814,7 +13037,7 @@
         <w:t xml:space="preserve">输出相关</w:t>
       </w:r>
     </w:p>
-    <w:bookmarkStart w:id="120" w:name="写好的-beamer-也想输出一份文稿版本的-pdf"/>
+    <w:bookmarkStart w:id="121" w:name="写好的-beamer-也想输出一份文稿版本的-pdf"/>
     <w:p>
       <w:pPr>
         <w:pStyle w:val="3"/>
@@ -12873,8 +13096,8 @@
         <w:t xml:space="preserve">输出文稿版本．</w:t>
       </w:r>
     </w:p>
-    <w:bookmarkEnd w:id="120"/>
-    <w:bookmarkStart w:id="122" w:name="我要输出到知乎"/>
+    <w:bookmarkEnd w:id="121"/>
+    <w:bookmarkStart w:id="123" w:name="我要输出到知乎"/>
     <w:p>
       <w:pPr>
         <w:pStyle w:val="3"/>
@@ -12908,7 +13131,7 @@
       <w:r>
         <w:t xml:space="preserve"> </w:t>
       </w:r>
-      <w:hyperlink r:id="rId121">
+      <w:hyperlink r:id="rId122">
         <w:r>
           <w:rPr>
             <w:rStyle w:val="ae"/>
@@ -12926,8 +13149,8 @@
         <w:t xml:space="preserve">的在线编辑器转知乎格式．</w:t>
       </w:r>
     </w:p>
-    <w:bookmarkEnd w:id="122"/>
-    <w:bookmarkStart w:id="123" w:name="pdf-输出latex-渲染了十遍"/>
+    <w:bookmarkEnd w:id="123"/>
+    <w:bookmarkStart w:id="124" w:name="pdf-输出latex-渲染了十遍"/>
     <w:p>
       <w:pPr>
         <w:pStyle w:val="3"/>
@@ -12980,9 +13203,9 @@
         <w:t xml:space="preserve">选项和正文中的引用情况．</w:t>
       </w:r>
     </w:p>
-    <w:bookmarkEnd w:id="123"/>
     <w:bookmarkEnd w:id="124"/>
     <w:bookmarkEnd w:id="125"/>
+    <w:bookmarkEnd w:id="126"/>
     <w:sectPr>
       <w:pgSz w:h="15840" w:w="12240"/>
       <w:pgMar w:bottom="1440" w:footer="720" w:gutter="0" w:header="720" w:left="1800" w:right="1800" w:top="1440"/>

--- a/index.docx
+++ b/index.docx
@@ -2456,13 +2456,10 @@
         <w:pStyle w:val="a0"/>
       </w:pPr>
       <w:r>
-        <w:t xml:space="preserve">Quarto </w:t>
-      </w:r>
-      <w:r>
-        <w:rPr>
-          <w:rFonts w:hint="eastAsia"/>
-        </w:rPr>
-        <w:t xml:space="preserve">也兼容</w:t>
+        <w:rPr>
+          <w:rFonts w:hint="eastAsia"/>
+        </w:rPr>
+        <w:t xml:space="preserve">对于计算密集的文稿，您可能希望直接编写</w:t>
       </w:r>
       <w:r>
         <w:t xml:space="preserve"> </w:t>
@@ -2480,25 +2477,19 @@
         <w:rPr>
           <w:rFonts w:hint="eastAsia"/>
         </w:rPr>
-        <w:t xml:space="preserve">文件，您可以直接使用</w:t>
-      </w:r>
-      <w:r>
-        <w:t xml:space="preserve"> Jupyter Notebook </w:t>
-      </w:r>
-      <w:r>
-        <w:rPr>
-          <w:rFonts w:hint="eastAsia"/>
-        </w:rPr>
-        <w:t xml:space="preserve">编写文档并使用</w:t>
-      </w:r>
-      <w:r>
-        <w:t xml:space="preserve"> Quarto </w:t>
-      </w:r>
-      <w:r>
-        <w:rPr>
-          <w:rFonts w:hint="eastAsia"/>
-        </w:rPr>
-        <w:t xml:space="preserve">渲染输出，</w:t>
+        <w:t xml:space="preserve">文件固定执行结果．Quarto</w:t>
+      </w:r>
+      <w:r>
+        <w:t xml:space="preserve"> </w:t>
+      </w:r>
+      <w:r>
+        <w:rPr>
+          <w:rFonts w:hint="eastAsia"/>
+        </w:rPr>
+        <w:t xml:space="preserve">也支持直接渲染</w:t>
+      </w:r>
+      <w:r>
+        <w:t xml:space="preserve"> </w:t>
       </w:r>
       <w:r>
         <w:rPr>
@@ -2513,7 +2504,7 @@
         <w:rPr>
           <w:rFonts w:hint="eastAsia"/>
         </w:rPr>
-        <w:t xml:space="preserve">文件中的</w:t>
+        <w:t xml:space="preserve">文件，其中的</w:t>
       </w:r>
       <w:r>
         <w:t xml:space="preserve"> Markdown </w:t>

--- a/index.docx
+++ b/index.docx
@@ -462,7 +462,7 @@
         <w:rPr>
           <w:rFonts w:hint="eastAsia"/>
         </w:rPr>
-        <w:t xml:space="preserve">1.7.34．</w:t>
+        <w:t xml:space="preserve">1.8.27．</w:t>
       </w:r>
     </w:p>
     <w:p>
@@ -1580,6 +1580,38 @@
           <w:rFonts w:hint="eastAsia"/>
         </w:rPr>
         <w:t xml:space="preserve">安装．</w:t>
+      </w:r>
+    </w:p>
+    <w:p>
+      <w:pPr>
+        <w:pStyle w:val="a0"/>
+      </w:pPr>
+      <w:r>
+        <w:t xml:space="preserve">TinyTeX </w:t>
+      </w:r>
+      <w:r>
+        <w:rPr>
+          <w:rFonts w:hint="eastAsia"/>
+        </w:rPr>
+        <w:t xml:space="preserve">安装需要畅通的外网环境．如果您使用</w:t>
+      </w:r>
+      <w:r>
+        <w:t xml:space="preserve"> Clash </w:t>
+      </w:r>
+      <w:r>
+        <w:rPr>
+          <w:rFonts w:hint="eastAsia"/>
+        </w:rPr>
+        <w:t xml:space="preserve">作为代理，可能需要配置</w:t>
+      </w:r>
+      <w:r>
+        <w:t xml:space="preserve"> TUN </w:t>
+      </w:r>
+      <w:r>
+        <w:rPr>
+          <w:rFonts w:hint="eastAsia"/>
+        </w:rPr>
+        <w:t xml:space="preserve">模式接管全部流量．</w:t>
       </w:r>
     </w:p>
     <w:bookmarkEnd w:id="35"/>
@@ -2433,7 +2465,7 @@
               <w:jc w:val="center"/>
             </w:pPr>
             <w:pPr>
-              <w:jc w:val="start"/>
+              <w:jc w:val="left"/>
               <w:spacing w:before="200"/>
               <w:pStyle w:val="ImageCaption"/>
             </w:pPr>
@@ -2889,6 +2921,35 @@
         </w:tc>
       </w:tr>
     </w:tbl>
+    <w:p>
+      <w:pPr>
+        <w:pStyle w:val="a0"/>
+      </w:pPr>
+      <w:r>
+        <w:rPr>
+          <w:rFonts w:hint="eastAsia"/>
+        </w:rPr>
+        <w:t xml:space="preserve">我们强烈建议您避免使用传统</w:t>
+      </w:r>
+      <w:r>
+        <w:t xml:space="preserve"> Markdown </w:t>
+      </w:r>
+      <w:r>
+        <w:rPr>
+          <w:rFonts w:hint="eastAsia"/>
+        </w:rPr>
+        <w:t xml:space="preserve">表格，其在新版本的</w:t>
+      </w:r>
+      <w:r>
+        <w:t xml:space="preserve"> Quarto </w:t>
+      </w:r>
+      <w:r>
+        <w:rPr>
+          <w:rFonts w:hint="eastAsia"/>
+        </w:rPr>
+        <w:t xml:space="preserve">中经常无法正常渲染．</w:t>
+      </w:r>
+    </w:p>
     <w:bookmarkEnd w:id="47"/>
     <w:bookmarkStart w:id="48" w:name="markdown-grid-style-tables"/>
     <w:p>
@@ -6478,7 +6539,7 @@
                     <w:jc w:val="center"/>
                   </w:pPr>
                   <w:pPr>
-                    <w:jc w:val="start"/>
+                    <w:jc w:val="left"/>
                     <w:spacing w:before="200"/>
                     <w:pStyle w:val="ImageCaption"/>
                   </w:pPr>
@@ -7628,7 +7689,7 @@
                     <w:jc w:val="center"/>
                   </w:pPr>
                   <w:pPr>
-                    <w:jc w:val="start"/>
+                    <w:jc w:val="left"/>
                     <w:spacing w:before="200"/>
                     <w:pStyle w:val="ImageCaption"/>
                   </w:pPr>
@@ -8213,7 +8274,7 @@
                     <w:jc w:val="left"/>
                   </w:pPr>
                   <w:pPr>
-                    <w:jc w:val="start"/>
+                    <w:jc w:val="left"/>
                     <w:spacing w:before="200"/>
                     <w:pStyle w:val="ImageCaption"/>
                   </w:pPr>
@@ -8304,7 +8365,7 @@
                     <w:jc w:val="left"/>
                   </w:pPr>
                   <w:pPr>
-                    <w:jc w:val="start"/>
+                    <w:jc w:val="left"/>
                     <w:spacing w:before="200"/>
                     <w:pStyle w:val="ImageCaption"/>
                   </w:pPr>
@@ -8673,7 +8734,7 @@
               <w:jc w:val="center"/>
             </w:pPr>
             <w:pPr>
-              <w:jc w:val="start"/>
+              <w:jc w:val="left"/>
               <w:spacing w:before="200"/>
               <w:pStyle w:val="ImageCaption"/>
             </w:pPr>
@@ -9596,7 +9657,7 @@
               <w:jc w:val="center"/>
             </w:pPr>
             <w:pPr>
-              <w:jc w:val="start"/>
+              <w:jc w:val="left"/>
               <w:spacing w:before="200"/>
               <w:pStyle w:val="ImageCaption"/>
             </w:pPr>
@@ -9857,7 +9918,7 @@
               <w:jc w:val="center"/>
             </w:pPr>
             <w:pPr>
-              <w:jc w:val="start"/>
+              <w:jc w:val="left"/>
               <w:spacing w:before="200"/>
               <w:pStyle w:val="ImageCaption"/>
             </w:pPr>
@@ -11926,7 +11987,7 @@
     </w:p>
     <w:bookmarkEnd w:id="101"/>
     <w:bookmarkEnd w:id="102"/>
-    <w:bookmarkStart w:id="126" w:name="qa"/>
+    <w:bookmarkStart w:id="127" w:name="qa"/>
     <w:p>
       <w:pPr>
         <w:pStyle w:val="1"/>
@@ -13013,7 +13074,7 @@
     </w:p>
     <w:bookmarkEnd w:id="119"/>
     <w:bookmarkEnd w:id="120"/>
-    <w:bookmarkStart w:id="125" w:name="输出相关"/>
+    <w:bookmarkStart w:id="126" w:name="输出相关"/>
     <w:p>
       <w:pPr>
         <w:pStyle w:val="2"/>
@@ -13162,7 +13223,7 @@
         <w:rPr>
           <w:rFonts w:hint="eastAsia"/>
         </w:rPr>
-        <w:t xml:space="preserve">渲染了十遍</w:t>
+        <w:t xml:space="preserve">渲染了十遍！</w:t>
       </w:r>
     </w:p>
     <w:p>
@@ -13173,7 +13234,7 @@
         <w:rPr>
           <w:rFonts w:hint="eastAsia"/>
         </w:rPr>
-        <w:t xml:space="preserve">您文档的交叉引用可能存在问题．请检查文档头的</w:t>
+        <w:t xml:space="preserve">一般是文档的交叉引用有误所致，请检查文档头的</w:t>
       </w:r>
       <w:r>
         <w:t xml:space="preserve"> </w:t>
@@ -13195,8 +13256,175 @@
       </w:r>
     </w:p>
     <w:bookmarkEnd w:id="124"/>
+    <w:bookmarkStart w:id="125" w:name="每次渲染都要-updating-tlmgr-烦死了"/>
+    <w:p>
+      <w:pPr>
+        <w:pStyle w:val="3"/>
+      </w:pPr>
+      <w:r>
+        <w:rPr>
+          <w:rFonts w:hint="eastAsia"/>
+        </w:rPr>
+        <w:t xml:space="preserve">每次渲染都要</w:t>
+      </w:r>
+      <w:r>
+        <w:t xml:space="preserve"> </w:t>
+      </w:r>
+      <w:r>
+        <w:rPr>
+          <w:rStyle w:val="VerbatimChar"/>
+        </w:rPr>
+        <w:t xml:space="preserve">updating tlmgr</w:t>
+      </w:r>
+      <w:r>
+        <w:t xml:space="preserve"> </w:t>
+      </w:r>
+      <w:r>
+        <w:rPr>
+          <w:rFonts w:hint="eastAsia"/>
+        </w:rPr>
+        <w:t xml:space="preserve">烦死了！</w:t>
+      </w:r>
+    </w:p>
+    <w:p>
+      <w:pPr>
+        <w:pStyle w:val="FirstParagraph"/>
+      </w:pPr>
+      <w:r>
+        <w:rPr>
+          <w:rFonts w:hint="eastAsia"/>
+        </w:rPr>
+        <w:t xml:space="preserve">默认情况下，Quarto</w:t>
+      </w:r>
+      <w:r>
+        <w:t xml:space="preserve"> </w:t>
+      </w:r>
+      <w:r>
+        <w:rPr>
+          <w:rFonts w:hint="eastAsia"/>
+        </w:rPr>
+        <w:t xml:space="preserve">会在每次渲染</w:t>
+      </w:r>
+      <w:r>
+        <w:t xml:space="preserve"> LaTeX </w:t>
+      </w:r>
+      <w:r>
+        <w:rPr>
+          <w:rFonts w:hint="eastAsia"/>
+        </w:rPr>
+        <w:t xml:space="preserve">时使用</w:t>
+      </w:r>
+      <w:r>
+        <w:t xml:space="preserve"> TinyTeX </w:t>
+      </w:r>
+      <w:r>
+        <w:rPr>
+          <w:rFonts w:hint="eastAsia"/>
+        </w:rPr>
+        <w:t xml:space="preserve">自动检测和下载所需宏包．但如果</w:t>
+      </w:r>
+      <w:r>
+        <w:t xml:space="preserve"> Quarto </w:t>
+      </w:r>
+      <w:r>
+        <w:rPr>
+          <w:rFonts w:hint="eastAsia"/>
+        </w:rPr>
+        <w:t xml:space="preserve">生成的</w:t>
+      </w:r>
+      <w:r>
+        <w:t xml:space="preserve"> LaTeX </w:t>
+      </w:r>
+      <w:r>
+        <w:rPr>
+          <w:rFonts w:hint="eastAsia"/>
+        </w:rPr>
+        <w:t xml:space="preserve">源文件有误，也会触发此过程．如果您频繁遇到，可以选择关闭</w:t>
+      </w:r>
+      <w:r>
+        <w:t xml:space="preserve"> LaTeX </w:t>
+      </w:r>
+      <w:r>
+        <w:rPr>
+          <w:rFonts w:hint="eastAsia"/>
+        </w:rPr>
+        <w:t xml:space="preserve">渲染的自动下载：</w:t>
+      </w:r>
+    </w:p>
+    <w:p>
+      <w:pPr>
+        <w:pStyle w:val="SourceCode"/>
+      </w:pPr>
+      <w:r>
+        <w:rPr>
+          <w:rStyle w:val="FunctionTok"/>
+        </w:rPr>
+        <w:t xml:space="preserve">format</w:t>
+      </w:r>
+      <w:r>
+        <w:rPr>
+          <w:rStyle w:val="KeywordTok"/>
+        </w:rPr>
+        <w:t xml:space="preserve">:</w:t>
+      </w:r>
+      <w:r>
+        <w:br/>
+      </w:r>
+      <w:r>
+        <w:rPr>
+          <w:rStyle w:val="AttributeTok"/>
+        </w:rPr>
+        <w:t xml:space="preserve">  </w:t>
+      </w:r>
+      <w:r>
+        <w:rPr>
+          <w:rStyle w:val="FunctionTok"/>
+        </w:rPr>
+        <w:t xml:space="preserve">pdf</w:t>
+      </w:r>
+      <w:r>
+        <w:rPr>
+          <w:rStyle w:val="KeywordTok"/>
+        </w:rPr>
+        <w:t xml:space="preserve">:</w:t>
+      </w:r>
+      <w:r>
+        <w:br/>
+      </w:r>
+      <w:r>
+        <w:rPr>
+          <w:rStyle w:val="AttributeTok"/>
+        </w:rPr>
+        <w:t xml:space="preserve">    </w:t>
+      </w:r>
+      <w:r>
+        <w:rPr>
+          <w:rStyle w:val="FunctionTok"/>
+        </w:rPr>
+        <w:t xml:space="preserve">latex-auto-install</w:t>
+      </w:r>
+      <w:r>
+        <w:rPr>
+          <w:rStyle w:val="KeywordTok"/>
+        </w:rPr>
+        <w:t xml:space="preserve">:</w:t>
+      </w:r>
+      <w:r>
+        <w:rPr>
+          <w:rStyle w:val="AttributeTok"/>
+        </w:rPr>
+        <w:t xml:space="preserve"> </w:t>
+      </w:r>
+      <w:r>
+        <w:rPr>
+          <w:rStyle w:val="CharTok"/>
+        </w:rPr>
+        <w:t xml:space="preserve">false</w:t>
+      </w:r>
+    </w:p>
     <w:bookmarkEnd w:id="125"/>
     <w:bookmarkEnd w:id="126"/>
+    <w:bookmarkEnd w:id="127"/>
     <w:sectPr>
       <w:pgSz w:h="15840" w:w="12240"/>
       <w:pgMar w:bottom="1440" w:footer="720" w:gutter="0" w:header="720" w:left="1800" w:right="1800" w:top="1440"/>

--- a/index.docx
+++ b/index.docx
@@ -1309,7 +1309,7 @@
       </w:r>
     </w:p>
     <w:bookmarkEnd w:id="33"/>
-    <w:bookmarkStart w:id="89" w:name="sec-optional"/>
+    <w:bookmarkStart w:id="90" w:name="sec-optional"/>
     <w:p>
       <w:pPr>
         <w:pStyle w:val="1"/>
@@ -1324,13 +1324,65 @@
         <w:t xml:space="preserve">可选项安装与使用</w:t>
       </w:r>
     </w:p>
-    <w:bookmarkStart w:id="37" w:name="latex-pdf-beamer-输出"/>
+    <w:bookmarkStart w:id="34" w:name="html-revealjs-gfm-docx-pptx"/>
     <w:p>
       <w:pPr>
         <w:pStyle w:val="2"/>
       </w:pPr>
       <w:r>
-        <w:t xml:space="preserve">1.5.1 LaTeX / PDF / Beamer </w:t>
+        <w:t xml:space="preserve">1.5.1 HTML / Revealjs / GFM / DOCX / PPTX</w:t>
+      </w:r>
+    </w:p>
+    <w:p>
+      <w:pPr>
+        <w:pStyle w:val="FirstParagraph"/>
+      </w:pPr>
+      <w:r>
+        <w:rPr>
+          <w:rFonts w:hint="eastAsia"/>
+        </w:rPr>
+        <w:t xml:space="preserve">开箱即用．</w:t>
+      </w:r>
+    </w:p>
+    <w:p>
+      <w:pPr>
+        <w:pStyle w:val="a0"/>
+      </w:pPr>
+      <w:r>
+        <w:rPr>
+          <w:rFonts w:hint="eastAsia"/>
+          <w:i/>
+          <w:iCs/>
+        </w:rPr>
+        <w:t xml:space="preserve">注记</w:t>
+      </w:r>
+      <w:r>
+        <w:t xml:space="preserve">. </w:t>
+      </w:r>
+      <w:r>
+        <w:rPr>
+          <w:rFonts w:hint="eastAsia"/>
+        </w:rPr>
+        <w:t xml:space="preserve">注意</w:t>
+      </w:r>
+      <w:r>
+        <w:t xml:space="preserve"> HTML / Revealjs </w:t>
+      </w:r>
+      <w:r>
+        <w:rPr>
+          <w:rFonts w:hint="eastAsia"/>
+        </w:rPr>
+        <w:t xml:space="preserve">由于后缀名冲突不能同时输出．</w:t>
+      </w:r>
+    </w:p>
+    <w:bookmarkEnd w:id="34"/>
+    <w:bookmarkStart w:id="38" w:name="latex-pdf-beamer-输出"/>
+    <w:p>
+      <w:pPr>
+        <w:pStyle w:val="2"/>
+      </w:pPr>
+      <w:r>
+        <w:t xml:space="preserve">1.5.2 LaTeX / PDF / Beamer </w:t>
       </w:r>
       <w:r>
         <w:rPr>
@@ -1501,7 +1553,7 @@
       <w:r>
         <w:t xml:space="preserve"> </w:t>
       </w:r>
-      <w:hyperlink r:id="rId34">
+      <w:hyperlink r:id="rId35">
         <w:r>
           <w:rPr>
             <w:rStyle w:val="ae"/>
@@ -1523,7 +1575,38 @@
         <w:t xml:space="preserve">．</w:t>
       </w:r>
     </w:p>
-    <w:bookmarkStart w:id="35" w:name="安装"/>
+    <w:p>
+      <w:pPr>
+        <w:pStyle w:val="a0"/>
+      </w:pPr>
+      <w:r>
+        <w:rPr>
+          <w:rFonts w:hint="eastAsia"/>
+          <w:i/>
+          <w:iCs/>
+        </w:rPr>
+        <w:t xml:space="preserve">注记</w:t>
+      </w:r>
+      <w:r>
+        <w:t xml:space="preserve">. </w:t>
+      </w:r>
+      <w:r>
+        <w:rPr>
+          <w:rFonts w:hint="eastAsia"/>
+        </w:rPr>
+        <w:t xml:space="preserve">注意</w:t>
+      </w:r>
+      <w:r>
+        <w:t xml:space="preserve"> PDF / Beamer </w:t>
+      </w:r>
+      <w:r>
+        <w:rPr>
+          <w:rFonts w:hint="eastAsia"/>
+        </w:rPr>
+        <w:t xml:space="preserve">由于后缀名冲突不能同时输出．</w:t>
+      </w:r>
+    </w:p>
+    <w:bookmarkStart w:id="36" w:name="安装"/>
     <w:p>
       <w:pPr>
         <w:pStyle w:val="3"/>
@@ -1614,8 +1697,8 @@
         <w:t xml:space="preserve">模式接管全部流量．</w:t>
       </w:r>
     </w:p>
-    <w:bookmarkEnd w:id="35"/>
-    <w:bookmarkStart w:id="36" w:name="使用"/>
+    <w:bookmarkEnd w:id="36"/>
+    <w:bookmarkStart w:id="37" w:name="使用"/>
     <w:p>
       <w:pPr>
         <w:pStyle w:val="3"/>
@@ -1698,15 +1781,15 @@
         <w:t xml:space="preserve">文件．</w:t>
       </w:r>
     </w:p>
-    <w:bookmarkEnd w:id="36"/>
     <w:bookmarkEnd w:id="37"/>
-    <w:bookmarkStart w:id="46" w:name="computation-功能"/>
+    <w:bookmarkEnd w:id="38"/>
+    <w:bookmarkStart w:id="47" w:name="computation-功能"/>
     <w:p>
       <w:pPr>
         <w:pStyle w:val="2"/>
       </w:pPr>
       <w:r>
-        <w:t xml:space="preserve">1.5.2 Computation </w:t>
+        <w:t xml:space="preserve">1.5.3 Computation </w:t>
       </w:r>
       <w:r>
         <w:rPr>
@@ -1715,7 +1798,7 @@
         <w:t xml:space="preserve">功能</w:t>
       </w:r>
     </w:p>
-    <w:bookmarkStart w:id="38" w:name="安装-1"/>
+    <w:bookmarkStart w:id="39" w:name="安装-1"/>
     <w:p>
       <w:pPr>
         <w:pStyle w:val="3"/>
@@ -1911,8 +1994,8 @@
         <w:t xml:space="preserve">文件改动所需依赖．</w:t>
       </w:r>
     </w:p>
-    <w:bookmarkEnd w:id="38"/>
-    <w:bookmarkStart w:id="45" w:name="使用-1"/>
+    <w:bookmarkEnd w:id="39"/>
+    <w:bookmarkStart w:id="46" w:name="使用-1"/>
     <w:p>
       <w:pPr>
         <w:pStyle w:val="3"/>
@@ -1976,7 +2059,7 @@
       <w:r>
         <w:t xml:space="preserve"> </w:t>
       </w:r>
-      <w:hyperlink r:id="rId39">
+      <w:hyperlink r:id="rId40">
         <w:r>
           <w:rPr>
             <w:rStyle w:val="ae"/>
@@ -2411,7 +2494,7 @@
       <w:tr>
         <w:tc>
           <w:tcPr/>
-          <w:bookmarkStart w:id="43" w:name="fig-polar"/>
+          <w:bookmarkStart w:id="44" w:name="fig-polar"/>
           <w:p>
             <w:pPr>
               <w:pStyle w:val="Compact"/>
@@ -2422,18 +2505,18 @@
                 <wp:inline>
                   <wp:extent cx="3571875" cy="3476625"/>
                   <wp:effectExtent b="0" l="0" r="0" t="0"/>
-                  <wp:docPr descr="" title="" id="41" name="Picture"/>
+                  <wp:docPr descr="" title="" id="42" name="Picture"/>
                   <a:graphic>
                     <a:graphicData uri="http://schemas.openxmlformats.org/drawingml/2006/picture">
                       <pic:pic>
                         <pic:nvPicPr>
-                          <pic:cNvPr descr="index_files/figure-docx/fig-polar-output-1.png" id="42" name="Picture"/>
+                          <pic:cNvPr descr="index_files/figure-docx/fig-polar-output-1.png" id="43" name="Picture"/>
                           <pic:cNvPicPr>
                             <a:picLocks noChangeArrowheads="1" noChangeAspect="1"/>
                           </pic:cNvPicPr>
                         </pic:nvPicPr>
                         <pic:blipFill>
-                          <a:blip r:embed="rId40"/>
+                          <a:blip r:embed="rId41"/>
                           <a:stretch>
                             <a:fillRect/>
                           </a:stretch>
@@ -2479,7 +2562,7 @@
               <w:t xml:space="preserve"> 1: A line plot on a polar axis</w:t>
             </w:r>
           </w:p>
-          <w:bookmarkEnd w:id="43"/>
+          <w:bookmarkEnd w:id="44"/>
         </w:tc>
       </w:tr>
     </w:tbl>
@@ -2559,7 +2642,7 @@
       <w:r>
         <w:t xml:space="preserve"> </w:t>
       </w:r>
-      <w:hyperlink r:id="rId44">
+      <w:hyperlink r:id="rId45">
         <w:r>
           <w:rPr>
             <w:rStyle w:val="ae"/>
@@ -2575,15 +2658,15 @@
         <w:t xml:space="preserve">）</w:t>
       </w:r>
     </w:p>
-    <w:bookmarkEnd w:id="45"/>
     <w:bookmarkEnd w:id="46"/>
-    <w:bookmarkStart w:id="69" w:name="表格"/>
+    <w:bookmarkEnd w:id="47"/>
+    <w:bookmarkStart w:id="70" w:name="表格"/>
     <w:p>
       <w:pPr>
         <w:pStyle w:val="2"/>
       </w:pPr>
       <w:r>
-        <w:t xml:space="preserve">1.5.3 </w:t>
+        <w:t xml:space="preserve">1.5.4 </w:t>
       </w:r>
       <w:r>
         <w:rPr>
@@ -2592,7 +2675,7 @@
         <w:t xml:space="preserve">表格</w:t>
       </w:r>
     </w:p>
-    <w:bookmarkStart w:id="47" w:name="传统-markdown-表格"/>
+    <w:bookmarkStart w:id="48" w:name="传统-markdown-表格"/>
     <w:p>
       <w:pPr>
         <w:pStyle w:val="3"/>
@@ -2950,8 +3033,8 @@
         <w:t xml:space="preserve">中经常无法正常渲染．</w:t>
       </w:r>
     </w:p>
-    <w:bookmarkEnd w:id="47"/>
-    <w:bookmarkStart w:id="48" w:name="markdown-grid-style-tables"/>
+    <w:bookmarkEnd w:id="48"/>
+    <w:bookmarkStart w:id="49" w:name="markdown-grid-style-tables"/>
     <w:p>
       <w:pPr>
         <w:pStyle w:val="3"/>
@@ -3194,8 +3277,8 @@
         </w:tc>
       </w:tr>
     </w:tbl>
-    <w:bookmarkEnd w:id="48"/>
-    <w:bookmarkStart w:id="51" w:name="rst-style-list-tables"/>
+    <w:bookmarkEnd w:id="49"/>
+    <w:bookmarkStart w:id="52" w:name="rst-style-list-tables"/>
     <w:p>
       <w:pPr>
         <w:pStyle w:val="3"/>
@@ -3217,7 +3300,7 @@
       <w:r>
         <w:t xml:space="preserve"> </w:t>
       </w:r>
-      <w:hyperlink r:id="rId49">
+      <w:hyperlink r:id="rId50">
         <w:r>
           <w:rPr>
             <w:rStyle w:val="ae"/>
@@ -3367,7 +3450,7 @@
       <w:r>
         <w:t xml:space="preserve"> </w:t>
       </w:r>
-      <w:hyperlink r:id="rId50">
+      <w:hyperlink r:id="rId51">
         <w:r>
           <w:rPr>
             <w:rStyle w:val="VerbatimChar"/>
@@ -3382,8 +3465,8 @@
         <w:t xml:space="preserve">．</w:t>
       </w:r>
     </w:p>
-    <w:bookmarkEnd w:id="51"/>
-    <w:bookmarkStart w:id="66" w:name="computation-based-tables"/>
+    <w:bookmarkEnd w:id="52"/>
+    <w:bookmarkStart w:id="67" w:name="computation-based-tables"/>
     <w:p>
       <w:pPr>
         <w:pStyle w:val="3"/>
@@ -5396,7 +5479,7 @@
         <w:t xml:space="preserve">])))</w:t>
       </w:r>
     </w:p>
-    <w:bookmarkStart w:id="56" w:name="tbl-light-on"/>
+    <w:bookmarkStart w:id="57" w:name="tbl-light-on"/>
     <w:tbl>
       <w:tblPr>
         <w:tblStyle w:val="Table"/>
@@ -5434,8 +5517,8 @@
             <w:tr>
               <w:tc>
                 <w:tcPr/>
+                <w:bookmarkStart w:id="54" w:name="tbl-light-on-1"/>
                 <w:bookmarkStart w:id="53" w:name="tbl-light-on-1"/>
-                <w:bookmarkStart w:id="52" w:name="tbl-light-on-1"/>
                 <w:tbl>
                   <w:tblPr>
                     <w:tblStyle w:val="Table"/>
@@ -6533,7 +6616,7 @@
                     </w:tc>
                   </w:tr>
                 </w:tbl>
-                <w:bookmarkEnd w:id="52"/>
+                <w:bookmarkEnd w:id="53"/>
                 <w:p>
                   <w:pPr>
                     <w:jc w:val="center"/>
@@ -6553,7 +6636,7 @@
                     <w:t xml:space="preserve">（粗）</w:t>
                   </w:r>
                 </w:p>
-                <w:bookmarkEnd w:id="53"/>
+                <w:bookmarkEnd w:id="54"/>
               </w:tc>
             </w:tr>
           </w:tbl>
@@ -6584,8 +6667,8 @@
             <w:tr>
               <w:tc>
                 <w:tcPr/>
+                <w:bookmarkStart w:id="56" w:name="tbl-light-on-2"/>
                 <w:bookmarkStart w:id="55" w:name="tbl-light-on-2"/>
-                <w:bookmarkStart w:id="54" w:name="tbl-light-on-2"/>
                 <w:tbl>
                   <w:tblPr>
                     <w:tblStyle w:val="Table"/>
@@ -7683,7 +7766,7 @@
                     </w:tc>
                   </w:tr>
                 </w:tbl>
-                <w:bookmarkEnd w:id="54"/>
+                <w:bookmarkEnd w:id="55"/>
                 <w:p>
                   <w:pPr>
                     <w:jc w:val="center"/>
@@ -7703,7 +7786,7 @@
                     <w:t xml:space="preserve">（细）</w:t>
                   </w:r>
                 </w:p>
-                <w:bookmarkEnd w:id="55"/>
+                <w:bookmarkEnd w:id="56"/>
               </w:tc>
             </w:tr>
           </w:tbl>
@@ -7735,7 +7818,7 @@
         <w:t xml:space="preserve">太阳能电池的负载特性</w:t>
       </w:r>
     </w:p>
-    <w:bookmarkEnd w:id="56"/>
+    <w:bookmarkEnd w:id="57"/>
     <w:p>
       <w:pPr>
         <w:pStyle w:val="a0"/>
@@ -8190,7 +8273,7 @@
         <w:t xml:space="preserve">plt.show()</w:t>
       </w:r>
     </w:p>
-    <w:bookmarkStart w:id="65" w:name="fig-light-on"/>
+    <w:bookmarkStart w:id="66" w:name="fig-light-on"/>
     <w:tbl>
       <w:tblPr>
         <w:tblStyle w:val="Table"/>
@@ -8218,7 +8301,7 @@
             <w:tr>
               <w:tc>
                 <w:tcPr/>
-                <w:bookmarkStart w:id="60" w:name="fig-light-on-1"/>
+                <w:bookmarkStart w:id="61" w:name="fig-light-on-1"/>
                 <w:p>
                   <w:pPr>
                     <w:pStyle w:val="Compact"/>
@@ -8230,18 +8313,18 @@
                       <wp:inline>
                         <wp:extent cx="2971800" cy="2397702"/>
                         <wp:effectExtent b="0" l="0" r="0" t="0"/>
-                        <wp:docPr descr="" title="" id="58" name="Picture"/>
+                        <wp:docPr descr="" title="" id="59" name="Picture"/>
                         <a:graphic>
                           <a:graphicData uri="http://schemas.openxmlformats.org/drawingml/2006/picture">
                             <pic:pic>
                               <pic:nvPicPr>
-                                <pic:cNvPr descr="index_files/figure-docx/fig-light-on-output-1.png" id="59" name="Picture"/>
+                                <pic:cNvPr descr="index_files/figure-docx/fig-light-on-output-1.png" id="60" name="Picture"/>
                                 <pic:cNvPicPr>
                                   <a:picLocks noChangeArrowheads="1" noChangeAspect="1"/>
                                 </pic:cNvPicPr>
                               </pic:nvPicPr>
                               <pic:blipFill>
-                                <a:blip r:embed="rId57"/>
+                                <a:blip r:embed="rId58"/>
                                 <a:stretch>
                                   <a:fillRect/>
                                 </a:stretch>
@@ -8288,7 +8371,7 @@
                     <w:t xml:space="preserve">输出电流与电压关系曲线</w:t>
                   </w:r>
                 </w:p>
-                <w:bookmarkEnd w:id="60"/>
+                <w:bookmarkEnd w:id="61"/>
               </w:tc>
             </w:tr>
           </w:tbl>
@@ -8309,7 +8392,7 @@
             <w:tr>
               <w:tc>
                 <w:tcPr/>
-                <w:bookmarkStart w:id="64" w:name="fig-light-on-2"/>
+                <w:bookmarkStart w:id="65" w:name="fig-light-on-2"/>
                 <w:p>
                   <w:pPr>
                     <w:pStyle w:val="Compact"/>
@@ -8321,18 +8404,18 @@
                       <wp:inline>
                         <wp:extent cx="2971800" cy="2328894"/>
                         <wp:effectExtent b="0" l="0" r="0" t="0"/>
-                        <wp:docPr descr="" title="" id="62" name="Picture"/>
+                        <wp:docPr descr="" title="" id="63" name="Picture"/>
                         <a:graphic>
                           <a:graphicData uri="http://schemas.openxmlformats.org/drawingml/2006/picture">
                             <pic:pic>
                               <pic:nvPicPr>
-                                <pic:cNvPr descr="index_files/figure-docx/fig-light-on-output-2.png" id="63" name="Picture"/>
+                                <pic:cNvPr descr="index_files/figure-docx/fig-light-on-output-2.png" id="64" name="Picture"/>
                                 <pic:cNvPicPr>
                                   <a:picLocks noChangeArrowheads="1" noChangeAspect="1"/>
                                 </pic:cNvPicPr>
                               </pic:nvPicPr>
                               <pic:blipFill>
-                                <a:blip r:embed="rId61"/>
+                                <a:blip r:embed="rId62"/>
                                 <a:stretch>
                                   <a:fillRect/>
                                 </a:stretch>
@@ -8379,7 +8462,7 @@
                     <w:t xml:space="preserve">输出功率与负载电阻关系曲线</w:t>
                   </w:r>
                 </w:p>
-                <w:bookmarkEnd w:id="64"/>
+                <w:bookmarkEnd w:id="65"/>
               </w:tc>
             </w:tr>
           </w:tbl>
@@ -8411,9 +8494,9 @@
         <w:t xml:space="preserve">太阳能电池的负载特性</w:t>
       </w:r>
     </w:p>
-    <w:bookmarkEnd w:id="65"/>
     <w:bookmarkEnd w:id="66"/>
-    <w:bookmarkStart w:id="68" w:name="交叉引用"/>
+    <w:bookmarkEnd w:id="67"/>
+    <w:bookmarkStart w:id="69" w:name="交叉引用"/>
     <w:p>
       <w:pPr>
         <w:pStyle w:val="3"/>
@@ -8476,7 +8559,7 @@
       <w:tr>
         <w:tc>
           <w:tcPr/>
-          <w:bookmarkStart w:id="67" w:name="tbl-table-example"/>
+          <w:bookmarkStart w:id="68" w:name="tbl-table-example"/>
           <w:tbl>
             <w:tblPr>
               <w:tblStyle w:val="Table"/>
@@ -8748,19 +8831,19 @@
               <w:t xml:space="preserve"> 2: A Table</w:t>
             </w:r>
           </w:p>
-          <w:bookmarkEnd w:id="67"/>
+          <w:bookmarkEnd w:id="68"/>
         </w:tc>
       </w:tr>
     </w:tbl>
-    <w:bookmarkEnd w:id="68"/>
     <w:bookmarkEnd w:id="69"/>
-    <w:bookmarkStart w:id="73" w:name="diagram-流程图mermaidgraphviz-等"/>
+    <w:bookmarkEnd w:id="70"/>
+    <w:bookmarkStart w:id="74" w:name="diagram-流程图mermaidgraphviz-等"/>
     <w:p>
       <w:pPr>
         <w:pStyle w:val="2"/>
       </w:pPr>
       <w:r>
-        <w:t xml:space="preserve">1.5.4 Diagram </w:t>
+        <w:t xml:space="preserve">1.5.5 Diagram </w:t>
       </w:r>
       <w:r>
         <w:rPr>
@@ -8782,7 +8865,7 @@
       <w:pPr>
         <w:pStyle w:val="FirstParagraph"/>
       </w:pPr>
-      <w:hyperlink r:id="rId70">
+      <w:hyperlink r:id="rId71">
         <w:r>
           <w:rPr>
             <w:rStyle w:val="ae"/>
@@ -8798,7 +8881,7 @@
         </w:r>
       </w:hyperlink>
     </w:p>
-    <w:bookmarkStart w:id="72" w:name="安装-2"/>
+    <w:bookmarkStart w:id="73" w:name="安装-2"/>
     <w:p>
       <w:pPr>
         <w:pStyle w:val="3"/>
@@ -8883,7 +8966,7 @@
       <w:r>
         <w:t xml:space="preserve"> </w:t>
       </w:r>
-      <w:hyperlink r:id="rId71">
+      <w:hyperlink r:id="rId72">
         <w:r>
           <w:rPr>
             <w:rStyle w:val="ae"/>
@@ -8892,15 +8975,15 @@
         </w:r>
       </w:hyperlink>
     </w:p>
-    <w:bookmarkEnd w:id="72"/>
     <w:bookmarkEnd w:id="73"/>
-    <w:bookmarkStart w:id="81" w:name="tikz-tikz-cd-quiver-交换图"/>
+    <w:bookmarkEnd w:id="74"/>
+    <w:bookmarkStart w:id="82" w:name="tikz-tikz-cd-quiver-交换图"/>
     <w:p>
       <w:pPr>
         <w:pStyle w:val="2"/>
       </w:pPr>
       <w:r>
-        <w:t xml:space="preserve">1.5.5 TikZ / TikZ-cd / Quiver </w:t>
+        <w:t xml:space="preserve">1.5.6 TikZ / TikZ-cd / Quiver </w:t>
       </w:r>
       <w:r>
         <w:rPr>
@@ -8922,7 +9005,7 @@
       <w:r>
         <w:t xml:space="preserve"> </w:t>
       </w:r>
-      <w:hyperlink r:id="rId74">
+      <w:hyperlink r:id="rId75">
         <w:r>
           <w:rPr>
             <w:rStyle w:val="VerbatimChar"/>
@@ -8940,7 +9023,7 @@
         <w:t xml:space="preserve">实现．</w:t>
       </w:r>
     </w:p>
-    <w:bookmarkStart w:id="77" w:name="安装-3"/>
+    <w:bookmarkStart w:id="78" w:name="安装-3"/>
     <w:p>
       <w:pPr>
         <w:pStyle w:val="3"/>
@@ -9377,7 +9460,7 @@
       <w:r>
         <w:t xml:space="preserve"> </w:t>
       </w:r>
-      <w:hyperlink r:id="rId75">
+      <w:hyperlink r:id="rId76">
         <w:r>
           <w:rPr>
             <w:rStyle w:val="ae"/>
@@ -9483,7 +9566,7 @@
       <w:r>
         <w:t xml:space="preserve"> </w:t>
       </w:r>
-      <w:hyperlink r:id="rId76">
+      <w:hyperlink r:id="rId77">
         <w:r>
           <w:rPr>
             <w:rStyle w:val="ae"/>
@@ -9492,8 +9575,8 @@
         </w:r>
       </w:hyperlink>
     </w:p>
-    <w:bookmarkEnd w:id="77"/>
-    <w:bookmarkStart w:id="80" w:name="使用-2"/>
+    <w:bookmarkEnd w:id="78"/>
+    <w:bookmarkStart w:id="81" w:name="使用-2"/>
     <w:p>
       <w:pPr>
         <w:pStyle w:val="3"/>
@@ -9549,7 +9632,7 @@
       <w:tr>
         <w:tc>
           <w:tcPr/>
-          <w:bookmarkStart w:id="78" w:name="fig-tikzcd"/>
+          <w:bookmarkStart w:id="79" w:name="fig-tikzcd"/>
           <w:p>
             <w:pPr>
               <w:pStyle w:val="SourceCode"/>
@@ -9677,7 +9760,7 @@
               <w:t xml:space="preserve">示例</w:t>
             </w:r>
           </w:p>
-          <w:bookmarkEnd w:id="78"/>
+          <w:bookmarkEnd w:id="79"/>
         </w:tc>
       </w:tr>
     </w:tbl>
@@ -9702,7 +9785,7 @@
       <w:tr>
         <w:tc>
           <w:tcPr/>
-          <w:bookmarkStart w:id="79" w:name="fig-tikz"/>
+          <w:bookmarkStart w:id="80" w:name="fig-tikz"/>
           <w:p>
             <w:pPr>
               <w:pStyle w:val="SourceCode"/>
@@ -9938,7 +10021,7 @@
               <w:t xml:space="preserve">示例</w:t>
             </w:r>
           </w:p>
-          <w:bookmarkEnd w:id="79"/>
+          <w:bookmarkEnd w:id="80"/>
         </w:tc>
       </w:tr>
     </w:tbl>
@@ -10000,15 +10083,15 @@
         <w:t xml:space="preserve">标记．</w:t>
       </w:r>
     </w:p>
-    <w:bookmarkEnd w:id="80"/>
     <w:bookmarkEnd w:id="81"/>
-    <w:bookmarkStart w:id="84" w:name="lean-代码高亮与带注释源码导入"/>
+    <w:bookmarkEnd w:id="82"/>
+    <w:bookmarkStart w:id="85" w:name="lean-代码高亮与带注释源码导入"/>
     <w:p>
       <w:pPr>
         <w:pStyle w:val="2"/>
       </w:pPr>
       <w:r>
-        <w:t xml:space="preserve">1.5.6 Lean </w:t>
+        <w:t xml:space="preserve">1.5.7 Lean </w:t>
       </w:r>
       <w:r>
         <w:rPr>
@@ -10021,7 +10104,7 @@
       <w:pPr>
         <w:pStyle w:val="FirstParagraph"/>
       </w:pPr>
-      <w:hyperlink r:id="rId82">
+      <w:hyperlink r:id="rId83">
         <w:r>
           <w:rPr>
             <w:rStyle w:val="VerbatimChar"/>
@@ -10079,7 +10162,7 @@
       <w:pPr>
         <w:pStyle w:val="a0"/>
       </w:pPr>
-      <w:hyperlink r:id="rId83">
+      <w:hyperlink r:id="rId84">
         <w:r>
           <w:rPr>
             <w:rStyle w:val="VerbatimChar"/>
@@ -10180,14 +10263,14 @@
         <w:t xml:space="preserve">的目录导航定位存在问题．</w:t>
       </w:r>
     </w:p>
-    <w:bookmarkEnd w:id="84"/>
-    <w:bookmarkStart w:id="87" w:name="github-actions-github-pages-网站生成"/>
+    <w:bookmarkEnd w:id="85"/>
+    <w:bookmarkStart w:id="88" w:name="github-actions-github-pages-网站生成"/>
     <w:p>
       <w:pPr>
         <w:pStyle w:val="2"/>
       </w:pPr>
       <w:r>
-        <w:t xml:space="preserve">1.5.7 Github Actions + Github Pages </w:t>
+        <w:t xml:space="preserve">1.5.8 Github Actions + Github Pages </w:t>
       </w:r>
       <w:r>
         <w:rPr>
@@ -10225,7 +10308,7 @@
         <w:t xml:space="preserve">站点．</w:t>
       </w:r>
     </w:p>
-    <w:bookmarkStart w:id="85" w:name="安装-4"/>
+    <w:bookmarkStart w:id="86" w:name="安装-4"/>
     <w:p>
       <w:pPr>
         <w:pStyle w:val="3"/>
@@ -10431,8 +10514,8 @@
         <w:t xml:space="preserve">（清除环境变量）</w:t>
       </w:r>
     </w:p>
-    <w:bookmarkEnd w:id="85"/>
-    <w:bookmarkStart w:id="86" w:name="使用-3"/>
+    <w:bookmarkEnd w:id="86"/>
+    <w:bookmarkStart w:id="87" w:name="使用-3"/>
     <w:p>
       <w:pPr>
         <w:pStyle w:val="3"/>
@@ -10473,15 +10556,15 @@
         <w:t xml:space="preserve">自动完成的网站生成．</w:t>
       </w:r>
     </w:p>
-    <w:bookmarkEnd w:id="86"/>
     <w:bookmarkEnd w:id="87"/>
-    <w:bookmarkStart w:id="88" w:name="输出为整本书book"/>
+    <w:bookmarkEnd w:id="88"/>
+    <w:bookmarkStart w:id="89" w:name="输出为整本书book"/>
     <w:p>
       <w:pPr>
         <w:pStyle w:val="2"/>
       </w:pPr>
       <w:r>
-        <w:t xml:space="preserve">1.5.8 </w:t>
+        <w:t xml:space="preserve">1.5.9 </w:t>
       </w:r>
       <w:r>
         <w:rPr>
@@ -10564,9 +10647,9 @@
         <w:t xml:space="preserve">选项渲染．</w:t>
       </w:r>
     </w:p>
-    <w:bookmarkEnd w:id="88"/>
     <w:bookmarkEnd w:id="89"/>
-    <w:bookmarkStart w:id="102" w:name="样式自定义"/>
+    <w:bookmarkEnd w:id="90"/>
+    <w:bookmarkStart w:id="103" w:name="样式自定义"/>
     <w:p>
       <w:pPr>
         <w:pStyle w:val="1"/>
@@ -10601,7 +10684,7 @@
         <w:t xml:space="preserve">文档头可以自定义部分默认样式．</w:t>
       </w:r>
     </w:p>
-    <w:bookmarkStart w:id="90" w:name="我要改字号"/>
+    <w:bookmarkStart w:id="91" w:name="我要改字号"/>
     <w:p>
       <w:pPr>
         <w:pStyle w:val="2"/>
@@ -10728,8 +10811,8 @@
         <w:t xml:space="preserve"> 12pt</w:t>
       </w:r>
     </w:p>
-    <w:bookmarkEnd w:id="90"/>
-    <w:bookmarkStart w:id="91" w:name="我要-不想要目录"/>
+    <w:bookmarkEnd w:id="91"/>
+    <w:bookmarkStart w:id="92" w:name="我要-不想要目录"/>
     <w:p>
       <w:pPr>
         <w:pStyle w:val="2"/>
@@ -10808,8 +10891,8 @@
         <w:t xml:space="preserve">特定格式下均生效．</w:t>
       </w:r>
     </w:p>
-    <w:bookmarkEnd w:id="91"/>
-    <w:bookmarkStart w:id="92" w:name="我不想给-section-编号-我要改-section-编号格式"/>
+    <w:bookmarkEnd w:id="92"/>
+    <w:bookmarkStart w:id="93" w:name="我不想给-section-编号-我要改-section-编号格式"/>
     <w:p>
       <w:pPr>
         <w:pStyle w:val="2"/>
@@ -10972,8 +11055,8 @@
         <w:t xml:space="preserve">特定格式下均生效．</w:t>
       </w:r>
     </w:p>
-    <w:bookmarkEnd w:id="92"/>
-    <w:bookmarkStart w:id="94" w:name="我不想给定理编号-我要改定理编号格式"/>
+    <w:bookmarkEnd w:id="93"/>
+    <w:bookmarkStart w:id="95" w:name="我不想给定理编号-我要改定理编号格式"/>
     <w:p>
       <w:pPr>
         <w:pStyle w:val="2"/>
@@ -11013,7 +11096,7 @@
       <w:r>
         <w:t xml:space="preserve"> </w:t>
       </w:r>
-      <w:hyperlink r:id="rId93">
+      <w:hyperlink r:id="rId94">
         <w:r>
           <w:rPr>
             <w:rStyle w:val="ae"/>
@@ -11265,8 +11348,8 @@
         <w:t xml:space="preserve">．</w:t>
       </w:r>
     </w:p>
-    <w:bookmarkEnd w:id="94"/>
-    <w:bookmarkStart w:id="95" w:name="我要改引用格式"/>
+    <w:bookmarkEnd w:id="95"/>
+    <w:bookmarkStart w:id="96" w:name="我要改引用格式"/>
     <w:p>
       <w:pPr>
         <w:pStyle w:val="2"/>
@@ -11367,8 +11450,8 @@
         <w:t xml:space="preserve">文件．</w:t>
       </w:r>
     </w:p>
-    <w:bookmarkEnd w:id="95"/>
-    <w:bookmarkStart w:id="97" w:name="我要更丰富的-callout-定理包裹样式"/>
+    <w:bookmarkEnd w:id="96"/>
+    <w:bookmarkStart w:id="98" w:name="我要更丰富的-callout-定理包裹样式"/>
     <w:p>
       <w:pPr>
         <w:pStyle w:val="2"/>
@@ -11405,7 +11488,7 @@
       <w:r>
         <w:t xml:space="preserve"> </w:t>
       </w:r>
-      <w:hyperlink r:id="rId96">
+      <w:hyperlink r:id="rId97">
         <w:r>
           <w:rPr>
             <w:rStyle w:val="ae"/>
@@ -11423,8 +11506,8 @@
         <w:t xml:space="preserve">学习配置方法．</w:t>
       </w:r>
     </w:p>
-    <w:bookmarkEnd w:id="97"/>
-    <w:bookmarkStart w:id="98" w:name="我要改-beamer-幻灯片的颜色"/>
+    <w:bookmarkEnd w:id="98"/>
+    <w:bookmarkStart w:id="99" w:name="我要改-beamer-幻灯片的颜色"/>
     <w:p>
       <w:pPr>
         <w:pStyle w:val="2"/>
@@ -11705,8 +11788,8 @@
         <w:t xml:space="preserve"> # 链接颜色</w:t>
       </w:r>
     </w:p>
-    <w:bookmarkEnd w:id="98"/>
-    <w:bookmarkStart w:id="100" w:name="pdf-beamer-宏包不够用我要自己导入"/>
+    <w:bookmarkEnd w:id="99"/>
+    <w:bookmarkStart w:id="101" w:name="pdf-beamer-宏包不够用我要自己导入"/>
     <w:p>
       <w:pPr>
         <w:pStyle w:val="2"/>
@@ -11901,7 +11984,7 @@
       <w:r>
         <w:t xml:space="preserve"> </w:t>
       </w:r>
-      <w:hyperlink r:id="rId99">
+      <w:hyperlink r:id="rId100">
         <w:r>
           <w:rPr>
             <w:rStyle w:val="VerbatimChar"/>
@@ -11916,8 +11999,8 @@
         <w:t xml:space="preserve">．暂时不支持其它格式下的宏包导入．</w:t>
       </w:r>
     </w:p>
-    <w:bookmarkEnd w:id="100"/>
-    <w:bookmarkStart w:id="101" w:name="我要自定义-docx-pptx-样式"/>
+    <w:bookmarkEnd w:id="101"/>
+    <w:bookmarkStart w:id="102" w:name="我要自定义-docx-pptx-样式"/>
     <w:p>
       <w:pPr>
         <w:pStyle w:val="2"/>
@@ -11985,9 +12068,9 @@
         <w:t xml:space="preserve">．</w:t>
       </w:r>
     </w:p>
-    <w:bookmarkEnd w:id="101"/>
     <w:bookmarkEnd w:id="102"/>
-    <w:bookmarkStart w:id="127" w:name="qa"/>
+    <w:bookmarkEnd w:id="103"/>
+    <w:bookmarkStart w:id="128" w:name="qa"/>
     <w:p>
       <w:pPr>
         <w:pStyle w:val="1"/>
@@ -11996,7 +12079,7 @@
         <w:t xml:space="preserve">1.7 Q&amp;A</w:t>
       </w:r>
     </w:p>
-    <w:bookmarkStart w:id="108" w:name="一般性的"/>
+    <w:bookmarkStart w:id="109" w:name="一般性的"/>
     <w:p>
       <w:pPr>
         <w:pStyle w:val="2"/>
@@ -12011,7 +12094,7 @@
         <w:t xml:space="preserve">一般性的</w:t>
       </w:r>
     </w:p>
-    <w:bookmarkStart w:id="103" w:name="示例文件编译不了"/>
+    <w:bookmarkStart w:id="104" w:name="示例文件编译不了"/>
     <w:p>
       <w:pPr>
         <w:pStyle w:val="3"/>
@@ -12034,8 +12117,8 @@
         <w:t xml:space="preserve">示例文件包含了部分可选支持内容，如未安装相应依赖，请删除对应内容后渲染．</w:t>
       </w:r>
     </w:p>
-    <w:bookmarkEnd w:id="103"/>
-    <w:bookmarkStart w:id="104" w:name="我不懂-computer-science你能不能讲人话"/>
+    <w:bookmarkEnd w:id="104"/>
+    <w:bookmarkStart w:id="105" w:name="我不懂-computer-science你能不能讲人话"/>
     <w:p>
       <w:pPr>
         <w:pStyle w:val="3"/>
@@ -12151,8 +12234,8 @@
         <w:t xml:space="preserve">扔进对话框，提出您的具体需求并获得人话解答．</w:t>
       </w:r>
     </w:p>
-    <w:bookmarkEnd w:id="104"/>
-    <w:bookmarkStart w:id="105" w:name="我想要-xxx-功能-我要自己魔改"/>
+    <w:bookmarkEnd w:id="105"/>
+    <w:bookmarkStart w:id="106" w:name="我想要-xxx-功能-我要自己魔改"/>
     <w:p>
       <w:pPr>
         <w:pStyle w:val="3"/>
@@ -12323,8 +12406,8 @@
         <w:t xml:space="preserve">Request．</w:t>
       </w:r>
     </w:p>
-    <w:bookmarkEnd w:id="105"/>
-    <w:bookmarkStart w:id="107" w:name="仓库太重我想要-standalone-的单文件渲染"/>
+    <w:bookmarkEnd w:id="106"/>
+    <w:bookmarkStart w:id="108" w:name="仓库太重我想要-standalone-的单文件渲染"/>
     <w:p>
       <w:pPr>
         <w:pStyle w:val="3"/>
@@ -12358,7 +12441,7 @@
       <w:r>
         <w:t xml:space="preserve"> </w:t>
       </w:r>
-      <w:hyperlink r:id="rId106">
+      <w:hyperlink r:id="rId107">
         <w:r>
           <w:rPr>
             <w:rStyle w:val="ae"/>
@@ -12382,9 +12465,9 @@
         <w:t xml:space="preserve">渲染更加方便．</w:t>
       </w:r>
     </w:p>
-    <w:bookmarkEnd w:id="107"/>
     <w:bookmarkEnd w:id="108"/>
-    <w:bookmarkStart w:id="120" w:name="写作相关"/>
+    <w:bookmarkEnd w:id="109"/>
+    <w:bookmarkStart w:id="121" w:name="写作相关"/>
     <w:p>
       <w:pPr>
         <w:pStyle w:val="2"/>
@@ -12399,7 +12482,7 @@
         <w:t xml:space="preserve">写作相关</w:t>
       </w:r>
     </w:p>
-    <w:bookmarkStart w:id="113" w:name="标题应该用多少个"/>
+    <w:bookmarkStart w:id="114" w:name="标题应该用多少个"/>
     <w:p>
       <w:pPr>
         <w:pStyle w:val="3"/>
@@ -12678,7 +12761,7 @@
           <w:numId w:val="1017"/>
         </w:numPr>
       </w:pPr>
-      <w:hyperlink r:id="rId109">
+      <w:hyperlink r:id="rId110">
         <w:r>
           <w:rPr>
             <w:rStyle w:val="ae"/>
@@ -12696,7 +12779,7 @@
           <w:numId w:val="1017"/>
         </w:numPr>
       </w:pPr>
-      <w:hyperlink r:id="rId110">
+      <w:hyperlink r:id="rId111">
         <w:r>
           <w:rPr>
             <w:rStyle w:val="ae"/>
@@ -12738,7 +12821,7 @@
           <w:numId w:val="1017"/>
         </w:numPr>
       </w:pPr>
-      <w:hyperlink r:id="rId111">
+      <w:hyperlink r:id="rId112">
         <w:r>
           <w:rPr>
             <w:rStyle w:val="ae"/>
@@ -12780,7 +12863,7 @@
           <w:numId w:val="1017"/>
         </w:numPr>
       </w:pPr>
-      <w:hyperlink r:id="rId112">
+      <w:hyperlink r:id="rId113">
         <w:r>
           <w:rPr>
             <w:rStyle w:val="ae"/>
@@ -12789,8 +12872,8 @@
         </w:r>
       </w:hyperlink>
     </w:p>
-    <w:bookmarkEnd w:id="113"/>
-    <w:bookmarkStart w:id="115" w:name="分页符"/>
+    <w:bookmarkEnd w:id="114"/>
+    <w:bookmarkStart w:id="116" w:name="分页符"/>
     <w:p>
       <w:pPr>
         <w:pStyle w:val="3"/>
@@ -12818,7 +12901,7 @@
         </w:rPr>
         <w:t xml:space="preserve">．见</w:t>
       </w:r>
-      <w:hyperlink r:id="rId114">
+      <w:hyperlink r:id="rId115">
         <w:r>
           <w:rPr>
             <w:rStyle w:val="ae"/>
@@ -12834,8 +12917,8 @@
         <w:t xml:space="preserve">．</w:t>
       </w:r>
     </w:p>
-    <w:bookmarkEnd w:id="115"/>
-    <w:bookmarkStart w:id="116" w:name="yaml-文档头里的字符串到底打不打引号"/>
+    <w:bookmarkEnd w:id="116"/>
+    <w:bookmarkStart w:id="117" w:name="yaml-文档头里的字符串到底打不打引号"/>
     <w:p>
       <w:pPr>
         <w:pStyle w:val="3"/>
@@ -12876,8 +12959,8 @@
         <w:t xml:space="preserve">）．</w:t>
       </w:r>
     </w:p>
-    <w:bookmarkEnd w:id="116"/>
-    <w:bookmarkStart w:id="118" w:name="用-包裹行内公式的正确格式"/>
+    <w:bookmarkEnd w:id="117"/>
+    <w:bookmarkStart w:id="119" w:name="用-包裹行内公式的正确格式"/>
     <w:p>
       <w:pPr>
         <w:pStyle w:val="3"/>
@@ -12960,7 +13043,7 @@
       <w:r>
         <w:t xml:space="preserve"> </w:t>
       </w:r>
-      <w:hyperlink r:id="rId117">
+      <w:hyperlink r:id="rId118">
         <w:r>
           <w:rPr>
             <w:rStyle w:val="ae"/>
@@ -12982,8 +13065,8 @@
         <w:t xml:space="preserve">．</w:t>
       </w:r>
     </w:p>
-    <w:bookmarkEnd w:id="118"/>
-    <w:bookmarkStart w:id="119" w:name="怎么打出"/>
+    <w:bookmarkEnd w:id="119"/>
+    <w:bookmarkStart w:id="120" w:name="怎么打出"/>
     <w:p>
       <w:pPr>
         <w:pStyle w:val="3"/>
@@ -13072,9 +13155,9 @@
         <w:t xml:space="preserve">处理他们在不同格式下的渲染．</w:t>
       </w:r>
     </w:p>
-    <w:bookmarkEnd w:id="119"/>
     <w:bookmarkEnd w:id="120"/>
-    <w:bookmarkStart w:id="126" w:name="输出相关"/>
+    <w:bookmarkEnd w:id="121"/>
+    <w:bookmarkStart w:id="127" w:name="输出相关"/>
     <w:p>
       <w:pPr>
         <w:pStyle w:val="2"/>
@@ -13089,7 +13172,7 @@
         <w:t xml:space="preserve">输出相关</w:t>
       </w:r>
     </w:p>
-    <w:bookmarkStart w:id="121" w:name="写好的-beamer-也想输出一份文稿版本的-pdf"/>
+    <w:bookmarkStart w:id="122" w:name="写好的-beamer-也想输出一份文稿版本的-pdf"/>
     <w:p>
       <w:pPr>
         <w:pStyle w:val="3"/>
@@ -13148,8 +13231,8 @@
         <w:t xml:space="preserve">输出文稿版本．</w:t>
       </w:r>
     </w:p>
-    <w:bookmarkEnd w:id="121"/>
-    <w:bookmarkStart w:id="123" w:name="我要输出到知乎"/>
+    <w:bookmarkEnd w:id="122"/>
+    <w:bookmarkStart w:id="124" w:name="我要输出到知乎"/>
     <w:p>
       <w:pPr>
         <w:pStyle w:val="3"/>
@@ -13183,7 +13266,7 @@
       <w:r>
         <w:t xml:space="preserve"> </w:t>
       </w:r>
-      <w:hyperlink r:id="rId122">
+      <w:hyperlink r:id="rId123">
         <w:r>
           <w:rPr>
             <w:rStyle w:val="ae"/>
@@ -13201,8 +13284,8 @@
         <w:t xml:space="preserve">的在线编辑器转知乎格式．</w:t>
       </w:r>
     </w:p>
-    <w:bookmarkEnd w:id="123"/>
-    <w:bookmarkStart w:id="124" w:name="pdf-输出latex-渲染了十遍"/>
+    <w:bookmarkEnd w:id="124"/>
+    <w:bookmarkStart w:id="125" w:name="pdf-输出latex-渲染了十遍"/>
     <w:p>
       <w:pPr>
         <w:pStyle w:val="3"/>
@@ -13255,8 +13338,8 @@
         <w:t xml:space="preserve">选项和正文中的引用情况．</w:t>
       </w:r>
     </w:p>
-    <w:bookmarkEnd w:id="124"/>
-    <w:bookmarkStart w:id="125" w:name="每次渲染都要-updating-tlmgr-烦死了"/>
+    <w:bookmarkEnd w:id="125"/>
+    <w:bookmarkStart w:id="126" w:name="每次渲染都要-updating-tlmgr-烦死了"/>
     <w:p>
       <w:pPr>
         <w:pStyle w:val="3"/>
@@ -13422,9 +13505,9 @@
         <w:t xml:space="preserve">false</w:t>
       </w:r>
     </w:p>
-    <w:bookmarkEnd w:id="125"/>
     <w:bookmarkEnd w:id="126"/>
     <w:bookmarkEnd w:id="127"/>
+    <w:bookmarkEnd w:id="128"/>
     <w:sectPr>
       <w:pgSz w:h="15840" w:w="12240"/>
       <w:pgMar w:bottom="1440" w:footer="720" w:gutter="0" w:header="720" w:left="1800" w:right="1800" w:top="1440"/>

--- a/index.docx
+++ b/index.docx
@@ -520,7 +520,7 @@
         <w:rPr>
           <w:rFonts w:hint="eastAsia"/>
         </w:rPr>
-        <w:t xml:space="preserve">插件．</w:t>
+        <w:t xml:space="preserve">插件以获得高亮、预览计算结果等功能．</w:t>
       </w:r>
     </w:p>
     <w:p>
@@ -1309,7 +1309,7 @@
       </w:r>
     </w:p>
     <w:bookmarkEnd w:id="33"/>
-    <w:bookmarkStart w:id="90" w:name="sec-optional"/>
+    <w:bookmarkStart w:id="91" w:name="sec-optional"/>
     <w:p>
       <w:pPr>
         <w:pStyle w:val="1"/>
@@ -1783,7 +1783,7 @@
     </w:p>
     <w:bookmarkEnd w:id="37"/>
     <w:bookmarkEnd w:id="38"/>
-    <w:bookmarkStart w:id="47" w:name="computation-功能"/>
+    <w:bookmarkStart w:id="48" w:name="computation-功能"/>
     <w:p>
       <w:pPr>
         <w:pStyle w:val="2"/>
@@ -1995,7 +1995,7 @@
       </w:r>
     </w:p>
     <w:bookmarkEnd w:id="39"/>
-    <w:bookmarkStart w:id="46" w:name="使用-1"/>
+    <w:bookmarkStart w:id="47" w:name="使用-1"/>
     <w:p>
       <w:pPr>
         <w:pStyle w:val="3"/>
@@ -2658,9 +2658,79 @@
         <w:t xml:space="preserve">）</w:t>
       </w:r>
     </w:p>
-    <w:bookmarkEnd w:id="46"/>
+    <w:p>
+      <w:pPr>
+        <w:pStyle w:val="a0"/>
+      </w:pPr>
+      <w:r>
+        <w:rPr>
+          <w:rFonts w:hint="eastAsia"/>
+          <w:i/>
+          <w:iCs/>
+        </w:rPr>
+        <w:t xml:space="preserve">注记</w:t>
+      </w:r>
+      <w:r>
+        <w:t xml:space="preserve">. </w:t>
+      </w:r>
+      <w:r>
+        <w:t xml:space="preserve">VSCode </w:t>
+      </w:r>
+      <w:r>
+        <w:rPr>
+          <w:rFonts w:hint="eastAsia"/>
+        </w:rPr>
+        <w:t xml:space="preserve">有官方支持的</w:t>
+      </w:r>
+      <w:r>
+        <w:t xml:space="preserve"> </w:t>
+      </w:r>
+      <w:hyperlink r:id="rId46">
+        <w:r>
+          <w:rPr>
+            <w:rStyle w:val="ae"/>
+          </w:rPr>
+          <w:t xml:space="preserve">Jupyter </w:t>
+        </w:r>
+        <w:r>
+          <w:rPr>
+            <w:rStyle w:val="ae"/>
+            <w:rFonts w:hint="eastAsia"/>
+          </w:rPr>
+          <w:t xml:space="preserve">插件</w:t>
+        </w:r>
+      </w:hyperlink>
+      <w:r>
+        <w:t xml:space="preserve"> </w:t>
+      </w:r>
+      <w:r>
+        <w:rPr>
+          <w:rFonts w:hint="eastAsia"/>
+        </w:rPr>
+        <w:t xml:space="preserve">用于编辑</w:t>
+      </w:r>
+      <w:r>
+        <w:t xml:space="preserve"> </w:t>
+      </w:r>
+      <w:r>
+        <w:rPr>
+          <w:rStyle w:val="VerbatimChar"/>
+        </w:rPr>
+        <w:t xml:space="preserve">.ipynb</w:t>
+      </w:r>
+      <w:r>
+        <w:t xml:space="preserve"> </w:t>
+      </w:r>
+      <w:r>
+        <w:rPr>
+          <w:rFonts w:hint="eastAsia"/>
+        </w:rPr>
+        <w:t xml:space="preserve">文件．</w:t>
+      </w:r>
+    </w:p>
     <w:bookmarkEnd w:id="47"/>
-    <w:bookmarkStart w:id="70" w:name="表格"/>
+    <w:bookmarkEnd w:id="48"/>
+    <w:bookmarkStart w:id="71" w:name="表格"/>
     <w:p>
       <w:pPr>
         <w:pStyle w:val="2"/>
@@ -2675,7 +2745,7 @@
         <w:t xml:space="preserve">表格</w:t>
       </w:r>
     </w:p>
-    <w:bookmarkStart w:id="48" w:name="传统-markdown-表格"/>
+    <w:bookmarkStart w:id="49" w:name="传统-markdown-表格"/>
     <w:p>
       <w:pPr>
         <w:pStyle w:val="3"/>
@@ -3033,8 +3103,8 @@
         <w:t xml:space="preserve">中经常无法正常渲染．</w:t>
       </w:r>
     </w:p>
-    <w:bookmarkEnd w:id="48"/>
-    <w:bookmarkStart w:id="49" w:name="markdown-grid-style-tables"/>
+    <w:bookmarkEnd w:id="49"/>
+    <w:bookmarkStart w:id="50" w:name="markdown-grid-style-tables"/>
     <w:p>
       <w:pPr>
         <w:pStyle w:val="3"/>
@@ -3277,8 +3347,8 @@
         </w:tc>
       </w:tr>
     </w:tbl>
-    <w:bookmarkEnd w:id="49"/>
-    <w:bookmarkStart w:id="52" w:name="rst-style-list-tables"/>
+    <w:bookmarkEnd w:id="50"/>
+    <w:bookmarkStart w:id="53" w:name="rst-style-list-tables"/>
     <w:p>
       <w:pPr>
         <w:pStyle w:val="3"/>
@@ -3300,7 +3370,7 @@
       <w:r>
         <w:t xml:space="preserve"> </w:t>
       </w:r>
-      <w:hyperlink r:id="rId50">
+      <w:hyperlink r:id="rId51">
         <w:r>
           <w:rPr>
             <w:rStyle w:val="ae"/>
@@ -3450,7 +3520,7 @@
       <w:r>
         <w:t xml:space="preserve"> </w:t>
       </w:r>
-      <w:hyperlink r:id="rId51">
+      <w:hyperlink r:id="rId52">
         <w:r>
           <w:rPr>
             <w:rStyle w:val="VerbatimChar"/>
@@ -3465,8 +3535,8 @@
         <w:t xml:space="preserve">．</w:t>
       </w:r>
     </w:p>
-    <w:bookmarkEnd w:id="52"/>
-    <w:bookmarkStart w:id="67" w:name="computation-based-tables"/>
+    <w:bookmarkEnd w:id="53"/>
+    <w:bookmarkStart w:id="68" w:name="computation-based-tables"/>
     <w:p>
       <w:pPr>
         <w:pStyle w:val="3"/>
@@ -5479,7 +5549,7 @@
         <w:t xml:space="preserve">])))</w:t>
       </w:r>
     </w:p>
-    <w:bookmarkStart w:id="57" w:name="tbl-light-on"/>
+    <w:bookmarkStart w:id="58" w:name="tbl-light-on"/>
     <w:tbl>
       <w:tblPr>
         <w:tblStyle w:val="Table"/>
@@ -5517,8 +5587,8 @@
             <w:tr>
               <w:tc>
                 <w:tcPr/>
+                <w:bookmarkStart w:id="55" w:name="tbl-light-on-1"/>
                 <w:bookmarkStart w:id="54" w:name="tbl-light-on-1"/>
-                <w:bookmarkStart w:id="53" w:name="tbl-light-on-1"/>
                 <w:tbl>
                   <w:tblPr>
                     <w:tblStyle w:val="Table"/>
@@ -6616,7 +6686,7 @@
                     </w:tc>
                   </w:tr>
                 </w:tbl>
-                <w:bookmarkEnd w:id="53"/>
+                <w:bookmarkEnd w:id="54"/>
                 <w:p>
                   <w:pPr>
                     <w:jc w:val="center"/>
@@ -6636,7 +6706,7 @@
                     <w:t xml:space="preserve">（粗）</w:t>
                   </w:r>
                 </w:p>
-                <w:bookmarkEnd w:id="54"/>
+                <w:bookmarkEnd w:id="55"/>
               </w:tc>
             </w:tr>
           </w:tbl>
@@ -6667,8 +6737,8 @@
             <w:tr>
               <w:tc>
                 <w:tcPr/>
+                <w:bookmarkStart w:id="57" w:name="tbl-light-on-2"/>
                 <w:bookmarkStart w:id="56" w:name="tbl-light-on-2"/>
-                <w:bookmarkStart w:id="55" w:name="tbl-light-on-2"/>
                 <w:tbl>
                   <w:tblPr>
                     <w:tblStyle w:val="Table"/>
@@ -7766,7 +7836,7 @@
                     </w:tc>
                   </w:tr>
                 </w:tbl>
-                <w:bookmarkEnd w:id="55"/>
+                <w:bookmarkEnd w:id="56"/>
                 <w:p>
                   <w:pPr>
                     <w:jc w:val="center"/>
@@ -7786,7 +7856,7 @@
                     <w:t xml:space="preserve">（细）</w:t>
                   </w:r>
                 </w:p>
-                <w:bookmarkEnd w:id="56"/>
+                <w:bookmarkEnd w:id="57"/>
               </w:tc>
             </w:tr>
           </w:tbl>
@@ -7818,7 +7888,7 @@
         <w:t xml:space="preserve">太阳能电池的负载特性</w:t>
       </w:r>
     </w:p>
-    <w:bookmarkEnd w:id="57"/>
+    <w:bookmarkEnd w:id="58"/>
     <w:p>
       <w:pPr>
         <w:pStyle w:val="a0"/>
@@ -8273,7 +8343,7 @@
         <w:t xml:space="preserve">plt.show()</w:t>
       </w:r>
     </w:p>
-    <w:bookmarkStart w:id="66" w:name="fig-light-on"/>
+    <w:bookmarkStart w:id="67" w:name="fig-light-on"/>
     <w:tbl>
       <w:tblPr>
         <w:tblStyle w:val="Table"/>
@@ -8301,7 +8371,7 @@
             <w:tr>
               <w:tc>
                 <w:tcPr/>
-                <w:bookmarkStart w:id="61" w:name="fig-light-on-1"/>
+                <w:bookmarkStart w:id="62" w:name="fig-light-on-1"/>
                 <w:p>
                   <w:pPr>
                     <w:pStyle w:val="Compact"/>
@@ -8313,18 +8383,18 @@
                       <wp:inline>
                         <wp:extent cx="2971800" cy="2397702"/>
                         <wp:effectExtent b="0" l="0" r="0" t="0"/>
-                        <wp:docPr descr="" title="" id="59" name="Picture"/>
+                        <wp:docPr descr="" title="" id="60" name="Picture"/>
                         <a:graphic>
                           <a:graphicData uri="http://schemas.openxmlformats.org/drawingml/2006/picture">
                             <pic:pic>
                               <pic:nvPicPr>
-                                <pic:cNvPr descr="index_files/figure-docx/fig-light-on-output-1.png" id="60" name="Picture"/>
+                                <pic:cNvPr descr="index_files/figure-docx/fig-light-on-output-1.png" id="61" name="Picture"/>
                                 <pic:cNvPicPr>
                                   <a:picLocks noChangeArrowheads="1" noChangeAspect="1"/>
                                 </pic:cNvPicPr>
                               </pic:nvPicPr>
                               <pic:blipFill>
-                                <a:blip r:embed="rId58"/>
+                                <a:blip r:embed="rId59"/>
                                 <a:stretch>
                                   <a:fillRect/>
                                 </a:stretch>
@@ -8371,7 +8441,7 @@
                     <w:t xml:space="preserve">输出电流与电压关系曲线</w:t>
                   </w:r>
                 </w:p>
-                <w:bookmarkEnd w:id="61"/>
+                <w:bookmarkEnd w:id="62"/>
               </w:tc>
             </w:tr>
           </w:tbl>
@@ -8392,7 +8462,7 @@
             <w:tr>
               <w:tc>
                 <w:tcPr/>
-                <w:bookmarkStart w:id="65" w:name="fig-light-on-2"/>
+                <w:bookmarkStart w:id="66" w:name="fig-light-on-2"/>
                 <w:p>
                   <w:pPr>
                     <w:pStyle w:val="Compact"/>
@@ -8404,18 +8474,18 @@
                       <wp:inline>
                         <wp:extent cx="2971800" cy="2328894"/>
                         <wp:effectExtent b="0" l="0" r="0" t="0"/>
-                        <wp:docPr descr="" title="" id="63" name="Picture"/>
+                        <wp:docPr descr="" title="" id="64" name="Picture"/>
                         <a:graphic>
                           <a:graphicData uri="http://schemas.openxmlformats.org/drawingml/2006/picture">
                             <pic:pic>
                               <pic:nvPicPr>
-                                <pic:cNvPr descr="index_files/figure-docx/fig-light-on-output-2.png" id="64" name="Picture"/>
+                                <pic:cNvPr descr="index_files/figure-docx/fig-light-on-output-2.png" id="65" name="Picture"/>
                                 <pic:cNvPicPr>
                                   <a:picLocks noChangeArrowheads="1" noChangeAspect="1"/>
                                 </pic:cNvPicPr>
                               </pic:nvPicPr>
                               <pic:blipFill>
-                                <a:blip r:embed="rId62"/>
+                                <a:blip r:embed="rId63"/>
                                 <a:stretch>
                                   <a:fillRect/>
                                 </a:stretch>
@@ -8462,7 +8532,7 @@
                     <w:t xml:space="preserve">输出功率与负载电阻关系曲线</w:t>
                   </w:r>
                 </w:p>
-                <w:bookmarkEnd w:id="65"/>
+                <w:bookmarkEnd w:id="66"/>
               </w:tc>
             </w:tr>
           </w:tbl>
@@ -8494,9 +8564,9 @@
         <w:t xml:space="preserve">太阳能电池的负载特性</w:t>
       </w:r>
     </w:p>
-    <w:bookmarkEnd w:id="66"/>
     <w:bookmarkEnd w:id="67"/>
-    <w:bookmarkStart w:id="69" w:name="交叉引用"/>
+    <w:bookmarkEnd w:id="68"/>
+    <w:bookmarkStart w:id="70" w:name="交叉引用"/>
     <w:p>
       <w:pPr>
         <w:pStyle w:val="3"/>
@@ -8559,7 +8629,7 @@
       <w:tr>
         <w:tc>
           <w:tcPr/>
-          <w:bookmarkStart w:id="68" w:name="tbl-table-example"/>
+          <w:bookmarkStart w:id="69" w:name="tbl-table-example"/>
           <w:tbl>
             <w:tblPr>
               <w:tblStyle w:val="Table"/>
@@ -8831,13 +8901,13 @@
               <w:t xml:space="preserve"> 2: A Table</w:t>
             </w:r>
           </w:p>
-          <w:bookmarkEnd w:id="68"/>
+          <w:bookmarkEnd w:id="69"/>
         </w:tc>
       </w:tr>
     </w:tbl>
-    <w:bookmarkEnd w:id="69"/>
     <w:bookmarkEnd w:id="70"/>
-    <w:bookmarkStart w:id="74" w:name="diagram-流程图mermaidgraphviz-等"/>
+    <w:bookmarkEnd w:id="71"/>
+    <w:bookmarkStart w:id="75" w:name="diagram-流程图mermaidgraphviz-等"/>
     <w:p>
       <w:pPr>
         <w:pStyle w:val="2"/>
@@ -8865,7 +8935,7 @@
       <w:pPr>
         <w:pStyle w:val="FirstParagraph"/>
       </w:pPr>
-      <w:hyperlink r:id="rId71">
+      <w:hyperlink r:id="rId72">
         <w:r>
           <w:rPr>
             <w:rStyle w:val="ae"/>
@@ -8881,7 +8951,7 @@
         </w:r>
       </w:hyperlink>
     </w:p>
-    <w:bookmarkStart w:id="73" w:name="安装-2"/>
+    <w:bookmarkStart w:id="74" w:name="安装-2"/>
     <w:p>
       <w:pPr>
         <w:pStyle w:val="3"/>
@@ -8966,7 +9036,7 @@
       <w:r>
         <w:t xml:space="preserve"> </w:t>
       </w:r>
-      <w:hyperlink r:id="rId72">
+      <w:hyperlink r:id="rId73">
         <w:r>
           <w:rPr>
             <w:rStyle w:val="ae"/>
@@ -8975,9 +9045,9 @@
         </w:r>
       </w:hyperlink>
     </w:p>
-    <w:bookmarkEnd w:id="73"/>
     <w:bookmarkEnd w:id="74"/>
-    <w:bookmarkStart w:id="82" w:name="tikz-tikz-cd-quiver-交换图"/>
+    <w:bookmarkEnd w:id="75"/>
+    <w:bookmarkStart w:id="83" w:name="tikz-tikz-cd-quiver-交换图"/>
     <w:p>
       <w:pPr>
         <w:pStyle w:val="2"/>
@@ -9005,7 +9075,7 @@
       <w:r>
         <w:t xml:space="preserve"> </w:t>
       </w:r>
-      <w:hyperlink r:id="rId75">
+      <w:hyperlink r:id="rId76">
         <w:r>
           <w:rPr>
             <w:rStyle w:val="VerbatimChar"/>
@@ -9023,7 +9093,7 @@
         <w:t xml:space="preserve">实现．</w:t>
       </w:r>
     </w:p>
-    <w:bookmarkStart w:id="78" w:name="安装-3"/>
+    <w:bookmarkStart w:id="79" w:name="安装-3"/>
     <w:p>
       <w:pPr>
         <w:pStyle w:val="3"/>
@@ -9460,7 +9530,7 @@
       <w:r>
         <w:t xml:space="preserve"> </w:t>
       </w:r>
-      <w:hyperlink r:id="rId76">
+      <w:hyperlink r:id="rId77">
         <w:r>
           <w:rPr>
             <w:rStyle w:val="ae"/>
@@ -9566,7 +9636,7 @@
       <w:r>
         <w:t xml:space="preserve"> </w:t>
       </w:r>
-      <w:hyperlink r:id="rId77">
+      <w:hyperlink r:id="rId78">
         <w:r>
           <w:rPr>
             <w:rStyle w:val="ae"/>
@@ -9575,8 +9645,8 @@
         </w:r>
       </w:hyperlink>
     </w:p>
-    <w:bookmarkEnd w:id="78"/>
-    <w:bookmarkStart w:id="81" w:name="使用-2"/>
+    <w:bookmarkEnd w:id="79"/>
+    <w:bookmarkStart w:id="82" w:name="使用-2"/>
     <w:p>
       <w:pPr>
         <w:pStyle w:val="3"/>
@@ -9632,7 +9702,7 @@
       <w:tr>
         <w:tc>
           <w:tcPr/>
-          <w:bookmarkStart w:id="79" w:name="fig-tikzcd"/>
+          <w:bookmarkStart w:id="80" w:name="fig-tikzcd"/>
           <w:p>
             <w:pPr>
               <w:pStyle w:val="SourceCode"/>
@@ -9760,7 +9830,7 @@
               <w:t xml:space="preserve">示例</w:t>
             </w:r>
           </w:p>
-          <w:bookmarkEnd w:id="79"/>
+          <w:bookmarkEnd w:id="80"/>
         </w:tc>
       </w:tr>
     </w:tbl>
@@ -9785,7 +9855,7 @@
       <w:tr>
         <w:tc>
           <w:tcPr/>
-          <w:bookmarkStart w:id="80" w:name="fig-tikz"/>
+          <w:bookmarkStart w:id="81" w:name="fig-tikz"/>
           <w:p>
             <w:pPr>
               <w:pStyle w:val="SourceCode"/>
@@ -10021,7 +10091,7 @@
               <w:t xml:space="preserve">示例</w:t>
             </w:r>
           </w:p>
-          <w:bookmarkEnd w:id="80"/>
+          <w:bookmarkEnd w:id="81"/>
         </w:tc>
       </w:tr>
     </w:tbl>
@@ -10083,9 +10153,9 @@
         <w:t xml:space="preserve">标记．</w:t>
       </w:r>
     </w:p>
-    <w:bookmarkEnd w:id="81"/>
     <w:bookmarkEnd w:id="82"/>
-    <w:bookmarkStart w:id="85" w:name="lean-代码高亮与带注释源码导入"/>
+    <w:bookmarkEnd w:id="83"/>
+    <w:bookmarkStart w:id="86" w:name="lean-代码高亮与带注释源码导入"/>
     <w:p>
       <w:pPr>
         <w:pStyle w:val="2"/>
@@ -10104,7 +10174,7 @@
       <w:pPr>
         <w:pStyle w:val="FirstParagraph"/>
       </w:pPr>
-      <w:hyperlink r:id="rId83">
+      <w:hyperlink r:id="rId84">
         <w:r>
           <w:rPr>
             <w:rStyle w:val="VerbatimChar"/>
@@ -10162,7 +10232,7 @@
       <w:pPr>
         <w:pStyle w:val="a0"/>
       </w:pPr>
-      <w:hyperlink r:id="rId84">
+      <w:hyperlink r:id="rId85">
         <w:r>
           <w:rPr>
             <w:rStyle w:val="VerbatimChar"/>
@@ -10263,8 +10333,8 @@
         <w:t xml:space="preserve">的目录导航定位存在问题．</w:t>
       </w:r>
     </w:p>
-    <w:bookmarkEnd w:id="85"/>
-    <w:bookmarkStart w:id="88" w:name="github-actions-github-pages-网站生成"/>
+    <w:bookmarkEnd w:id="86"/>
+    <w:bookmarkStart w:id="89" w:name="github-actions-github-pages-网站生成"/>
     <w:p>
       <w:pPr>
         <w:pStyle w:val="2"/>
@@ -10308,7 +10378,7 @@
         <w:t xml:space="preserve">站点．</w:t>
       </w:r>
     </w:p>
-    <w:bookmarkStart w:id="86" w:name="安装-4"/>
+    <w:bookmarkStart w:id="87" w:name="安装-4"/>
     <w:p>
       <w:pPr>
         <w:pStyle w:val="3"/>
@@ -10514,8 +10584,8 @@
         <w:t xml:space="preserve">（清除环境变量）</w:t>
       </w:r>
     </w:p>
-    <w:bookmarkEnd w:id="86"/>
-    <w:bookmarkStart w:id="87" w:name="使用-3"/>
+    <w:bookmarkEnd w:id="87"/>
+    <w:bookmarkStart w:id="88" w:name="使用-3"/>
     <w:p>
       <w:pPr>
         <w:pStyle w:val="3"/>
@@ -10556,9 +10626,9 @@
         <w:t xml:space="preserve">自动完成的网站生成．</w:t>
       </w:r>
     </w:p>
-    <w:bookmarkEnd w:id="87"/>
     <w:bookmarkEnd w:id="88"/>
-    <w:bookmarkStart w:id="89" w:name="输出为整本书book"/>
+    <w:bookmarkEnd w:id="89"/>
+    <w:bookmarkStart w:id="90" w:name="输出为整本书book"/>
     <w:p>
       <w:pPr>
         <w:pStyle w:val="2"/>
@@ -10647,9 +10717,9 @@
         <w:t xml:space="preserve">选项渲染．</w:t>
       </w:r>
     </w:p>
-    <w:bookmarkEnd w:id="89"/>
     <w:bookmarkEnd w:id="90"/>
-    <w:bookmarkStart w:id="103" w:name="样式自定义"/>
+    <w:bookmarkEnd w:id="91"/>
+    <w:bookmarkStart w:id="104" w:name="样式自定义"/>
     <w:p>
       <w:pPr>
         <w:pStyle w:val="1"/>
@@ -10684,7 +10754,7 @@
         <w:t xml:space="preserve">文档头可以自定义部分默认样式．</w:t>
       </w:r>
     </w:p>
-    <w:bookmarkStart w:id="91" w:name="我要改字号"/>
+    <w:bookmarkStart w:id="92" w:name="我要改字号"/>
     <w:p>
       <w:pPr>
         <w:pStyle w:val="2"/>
@@ -10811,8 +10881,8 @@
         <w:t xml:space="preserve"> 12pt</w:t>
       </w:r>
     </w:p>
-    <w:bookmarkEnd w:id="91"/>
-    <w:bookmarkStart w:id="92" w:name="我要-不想要目录"/>
+    <w:bookmarkEnd w:id="92"/>
+    <w:bookmarkStart w:id="93" w:name="我要-不想要目录"/>
     <w:p>
       <w:pPr>
         <w:pStyle w:val="2"/>
@@ -10891,8 +10961,8 @@
         <w:t xml:space="preserve">特定格式下均生效．</w:t>
       </w:r>
     </w:p>
-    <w:bookmarkEnd w:id="92"/>
-    <w:bookmarkStart w:id="93" w:name="我不想给-section-编号-我要改-section-编号格式"/>
+    <w:bookmarkEnd w:id="93"/>
+    <w:bookmarkStart w:id="94" w:name="我不想给-section-编号-我要改-section-编号格式"/>
     <w:p>
       <w:pPr>
         <w:pStyle w:val="2"/>
@@ -11055,8 +11125,8 @@
         <w:t xml:space="preserve">特定格式下均生效．</w:t>
       </w:r>
     </w:p>
-    <w:bookmarkEnd w:id="93"/>
-    <w:bookmarkStart w:id="95" w:name="我不想给定理编号-我要改定理编号格式"/>
+    <w:bookmarkEnd w:id="94"/>
+    <w:bookmarkStart w:id="96" w:name="我不想给定理编号-我要改定理编号格式"/>
     <w:p>
       <w:pPr>
         <w:pStyle w:val="2"/>
@@ -11096,7 +11166,7 @@
       <w:r>
         <w:t xml:space="preserve"> </w:t>
       </w:r>
-      <w:hyperlink r:id="rId94">
+      <w:hyperlink r:id="rId95">
         <w:r>
           <w:rPr>
             <w:rStyle w:val="ae"/>
@@ -11348,8 +11418,8 @@
         <w:t xml:space="preserve">．</w:t>
       </w:r>
     </w:p>
-    <w:bookmarkEnd w:id="95"/>
-    <w:bookmarkStart w:id="96" w:name="我要改引用格式"/>
+    <w:bookmarkEnd w:id="96"/>
+    <w:bookmarkStart w:id="97" w:name="我要改引用格式"/>
     <w:p>
       <w:pPr>
         <w:pStyle w:val="2"/>
@@ -11450,8 +11520,8 @@
         <w:t xml:space="preserve">文件．</w:t>
       </w:r>
     </w:p>
-    <w:bookmarkEnd w:id="96"/>
-    <w:bookmarkStart w:id="98" w:name="我要更丰富的-callout-定理包裹样式"/>
+    <w:bookmarkEnd w:id="97"/>
+    <w:bookmarkStart w:id="99" w:name="我要更丰富的-callout-定理包裹样式"/>
     <w:p>
       <w:pPr>
         <w:pStyle w:val="2"/>
@@ -11488,7 +11558,7 @@
       <w:r>
         <w:t xml:space="preserve"> </w:t>
       </w:r>
-      <w:hyperlink r:id="rId97">
+      <w:hyperlink r:id="rId98">
         <w:r>
           <w:rPr>
             <w:rStyle w:val="ae"/>
@@ -11506,8 +11576,8 @@
         <w:t xml:space="preserve">学习配置方法．</w:t>
       </w:r>
     </w:p>
-    <w:bookmarkEnd w:id="98"/>
-    <w:bookmarkStart w:id="99" w:name="我要改-beamer-幻灯片的颜色"/>
+    <w:bookmarkEnd w:id="99"/>
+    <w:bookmarkStart w:id="100" w:name="我要改-beamer-幻灯片的颜色"/>
     <w:p>
       <w:pPr>
         <w:pStyle w:val="2"/>
@@ -11788,8 +11858,8 @@
         <w:t xml:space="preserve"> # 链接颜色</w:t>
       </w:r>
     </w:p>
-    <w:bookmarkEnd w:id="99"/>
-    <w:bookmarkStart w:id="101" w:name="pdf-beamer-宏包不够用我要自己导入"/>
+    <w:bookmarkEnd w:id="100"/>
+    <w:bookmarkStart w:id="102" w:name="pdf-beamer-宏包不够用我要自己导入"/>
     <w:p>
       <w:pPr>
         <w:pStyle w:val="2"/>
@@ -11984,7 +12054,7 @@
       <w:r>
         <w:t xml:space="preserve"> </w:t>
       </w:r>
-      <w:hyperlink r:id="rId100">
+      <w:hyperlink r:id="rId101">
         <w:r>
           <w:rPr>
             <w:rStyle w:val="VerbatimChar"/>
@@ -11999,8 +12069,8 @@
         <w:t xml:space="preserve">．暂时不支持其它格式下的宏包导入．</w:t>
       </w:r>
     </w:p>
-    <w:bookmarkEnd w:id="101"/>
-    <w:bookmarkStart w:id="102" w:name="我要自定义-docx-pptx-样式"/>
+    <w:bookmarkEnd w:id="102"/>
+    <w:bookmarkStart w:id="103" w:name="我要自定义-docx-pptx-样式"/>
     <w:p>
       <w:pPr>
         <w:pStyle w:val="2"/>
@@ -12068,9 +12138,9 @@
         <w:t xml:space="preserve">．</w:t>
       </w:r>
     </w:p>
-    <w:bookmarkEnd w:id="102"/>
     <w:bookmarkEnd w:id="103"/>
-    <w:bookmarkStart w:id="128" w:name="qa"/>
+    <w:bookmarkEnd w:id="104"/>
+    <w:bookmarkStart w:id="131" w:name="qa"/>
     <w:p>
       <w:pPr>
         <w:pStyle w:val="1"/>
@@ -12079,7 +12149,7 @@
         <w:t xml:space="preserve">1.7 Q&amp;A</w:t>
       </w:r>
     </w:p>
-    <w:bookmarkStart w:id="109" w:name="一般性的"/>
+    <w:bookmarkStart w:id="110" w:name="一般性的"/>
     <w:p>
       <w:pPr>
         <w:pStyle w:val="2"/>
@@ -12094,7 +12164,7 @@
         <w:t xml:space="preserve">一般性的</w:t>
       </w:r>
     </w:p>
-    <w:bookmarkStart w:id="104" w:name="示例文件编译不了"/>
+    <w:bookmarkStart w:id="105" w:name="示例文件编译不了"/>
     <w:p>
       <w:pPr>
         <w:pStyle w:val="3"/>
@@ -12117,8 +12187,8 @@
         <w:t xml:space="preserve">示例文件包含了部分可选支持内容，如未安装相应依赖，请删除对应内容后渲染．</w:t>
       </w:r>
     </w:p>
-    <w:bookmarkEnd w:id="104"/>
-    <w:bookmarkStart w:id="105" w:name="我不懂-computer-science你能不能讲人话"/>
+    <w:bookmarkEnd w:id="105"/>
+    <w:bookmarkStart w:id="106" w:name="我不懂-computer-science你能不能讲人话"/>
     <w:p>
       <w:pPr>
         <w:pStyle w:val="3"/>
@@ -12234,8 +12304,8 @@
         <w:t xml:space="preserve">扔进对话框，提出您的具体需求并获得人话解答．</w:t>
       </w:r>
     </w:p>
-    <w:bookmarkEnd w:id="105"/>
-    <w:bookmarkStart w:id="106" w:name="我想要-xxx-功能-我要自己魔改"/>
+    <w:bookmarkEnd w:id="106"/>
+    <w:bookmarkStart w:id="107" w:name="我想要-xxx-功能-我要自己魔改"/>
     <w:p>
       <w:pPr>
         <w:pStyle w:val="3"/>
@@ -12406,8 +12476,8 @@
         <w:t xml:space="preserve">Request．</w:t>
       </w:r>
     </w:p>
-    <w:bookmarkEnd w:id="106"/>
-    <w:bookmarkStart w:id="108" w:name="仓库太重我想要-standalone-的单文件渲染"/>
+    <w:bookmarkEnd w:id="107"/>
+    <w:bookmarkStart w:id="109" w:name="仓库太重我想要-standalone-的单文件渲染"/>
     <w:p>
       <w:pPr>
         <w:pStyle w:val="3"/>
@@ -12441,7 +12511,7 @@
       <w:r>
         <w:t xml:space="preserve"> </w:t>
       </w:r>
-      <w:hyperlink r:id="rId107">
+      <w:hyperlink r:id="rId108">
         <w:r>
           <w:rPr>
             <w:rStyle w:val="ae"/>
@@ -12465,9 +12535,9 @@
         <w:t xml:space="preserve">渲染更加方便．</w:t>
       </w:r>
     </w:p>
-    <w:bookmarkEnd w:id="108"/>
     <w:bookmarkEnd w:id="109"/>
-    <w:bookmarkStart w:id="121" w:name="写作相关"/>
+    <w:bookmarkEnd w:id="110"/>
+    <w:bookmarkStart w:id="124" w:name="写作相关"/>
     <w:p>
       <w:pPr>
         <w:pStyle w:val="2"/>
@@ -12482,7 +12552,7 @@
         <w:t xml:space="preserve">写作相关</w:t>
       </w:r>
     </w:p>
-    <w:bookmarkStart w:id="114" w:name="标题应该用多少个"/>
+    <w:bookmarkStart w:id="115" w:name="标题应该用多少个"/>
     <w:p>
       <w:pPr>
         <w:pStyle w:val="3"/>
@@ -12761,7 +12831,7 @@
           <w:numId w:val="1017"/>
         </w:numPr>
       </w:pPr>
-      <w:hyperlink r:id="rId110">
+      <w:hyperlink r:id="rId111">
         <w:r>
           <w:rPr>
             <w:rStyle w:val="ae"/>
@@ -12779,7 +12849,7 @@
           <w:numId w:val="1017"/>
         </w:numPr>
       </w:pPr>
-      <w:hyperlink r:id="rId111">
+      <w:hyperlink r:id="rId112">
         <w:r>
           <w:rPr>
             <w:rStyle w:val="ae"/>
@@ -12821,7 +12891,7 @@
           <w:numId w:val="1017"/>
         </w:numPr>
       </w:pPr>
-      <w:hyperlink r:id="rId112">
+      <w:hyperlink r:id="rId113">
         <w:r>
           <w:rPr>
             <w:rStyle w:val="ae"/>
@@ -12863,7 +12933,7 @@
           <w:numId w:val="1017"/>
         </w:numPr>
       </w:pPr>
-      <w:hyperlink r:id="rId113">
+      <w:hyperlink r:id="rId114">
         <w:r>
           <w:rPr>
             <w:rStyle w:val="ae"/>
@@ -12872,8 +12942,8 @@
         </w:r>
       </w:hyperlink>
     </w:p>
-    <w:bookmarkEnd w:id="114"/>
-    <w:bookmarkStart w:id="116" w:name="分页符"/>
+    <w:bookmarkEnd w:id="115"/>
+    <w:bookmarkStart w:id="117" w:name="分页符"/>
     <w:p>
       <w:pPr>
         <w:pStyle w:val="3"/>
@@ -12901,7 +12971,7 @@
         </w:rPr>
         <w:t xml:space="preserve">．见</w:t>
       </w:r>
-      <w:hyperlink r:id="rId115">
+      <w:hyperlink r:id="rId116">
         <w:r>
           <w:rPr>
             <w:rStyle w:val="ae"/>
@@ -12917,8 +12987,8 @@
         <w:t xml:space="preserve">．</w:t>
       </w:r>
     </w:p>
-    <w:bookmarkEnd w:id="116"/>
-    <w:bookmarkStart w:id="117" w:name="yaml-文档头里的字符串到底打不打引号"/>
+    <w:bookmarkEnd w:id="117"/>
+    <w:bookmarkStart w:id="118" w:name="yaml-文档头里的字符串到底打不打引号"/>
     <w:p>
       <w:pPr>
         <w:pStyle w:val="3"/>
@@ -12959,8 +13029,8 @@
         <w:t xml:space="preserve">）．</w:t>
       </w:r>
     </w:p>
-    <w:bookmarkEnd w:id="117"/>
-    <w:bookmarkStart w:id="119" w:name="用-包裹行内公式的正确格式"/>
+    <w:bookmarkEnd w:id="118"/>
+    <w:bookmarkStart w:id="120" w:name="用-包裹行内公式的正确格式"/>
     <w:p>
       <w:pPr>
         <w:pStyle w:val="3"/>
@@ -13043,7 +13113,7 @@
       <w:r>
         <w:t xml:space="preserve"> </w:t>
       </w:r>
-      <w:hyperlink r:id="rId118">
+      <w:hyperlink r:id="rId119">
         <w:r>
           <w:rPr>
             <w:rStyle w:val="ae"/>
@@ -13065,8 +13135,8 @@
         <w:t xml:space="preserve">．</w:t>
       </w:r>
     </w:p>
-    <w:bookmarkEnd w:id="119"/>
-    <w:bookmarkStart w:id="120" w:name="怎么打出"/>
+    <w:bookmarkEnd w:id="120"/>
+    <w:bookmarkStart w:id="121" w:name="怎么打出"/>
     <w:p>
       <w:pPr>
         <w:pStyle w:val="3"/>
@@ -13155,9 +13225,78 @@
         <w:t xml:space="preserve">处理他们在不同格式下的渲染．</w:t>
       </w:r>
     </w:p>
-    <w:bookmarkEnd w:id="120"/>
     <w:bookmarkEnd w:id="121"/>
-    <w:bookmarkStart w:id="127" w:name="输出相关"/>
+    <w:bookmarkStart w:id="123" w:name="方便的-svg-草图绘制"/>
+    <w:p>
+      <w:pPr>
+        <w:pStyle w:val="3"/>
+      </w:pPr>
+      <w:r>
+        <w:rPr>
+          <w:rFonts w:hint="eastAsia"/>
+        </w:rPr>
+        <w:t xml:space="preserve">方便的</w:t>
+      </w:r>
+      <w:r>
+        <w:t xml:space="preserve"> SVG </w:t>
+      </w:r>
+      <w:r>
+        <w:rPr>
+          <w:rFonts w:hint="eastAsia"/>
+        </w:rPr>
+        <w:t xml:space="preserve">草图绘制？</w:t>
+      </w:r>
+    </w:p>
+    <w:p>
+      <w:pPr>
+        <w:pStyle w:val="FirstParagraph"/>
+      </w:pPr>
+      <w:r>
+        <w:rPr>
+          <w:rFonts w:hint="eastAsia"/>
+        </w:rPr>
+        <w:t xml:space="preserve">如果您有触控笔，推荐使用</w:t>
+      </w:r>
+      <w:r>
+        <w:t xml:space="preserve"> </w:t>
+      </w:r>
+      <w:hyperlink r:id="rId122">
+        <w:r>
+          <w:rPr>
+            <w:rStyle w:val="ae"/>
+          </w:rPr>
+          <w:t xml:space="preserve">VSCode Draw </w:t>
+        </w:r>
+        <w:r>
+          <w:rPr>
+            <w:rStyle w:val="ae"/>
+            <w:rFonts w:hint="eastAsia"/>
+          </w:rPr>
+          <w:t xml:space="preserve">插件</w:t>
+        </w:r>
+      </w:hyperlink>
+      <w:r>
+        <w:t xml:space="preserve"> </w:t>
+      </w:r>
+      <w:r>
+        <w:rPr>
+          <w:rFonts w:hint="eastAsia"/>
+        </w:rPr>
+        <w:t xml:space="preserve">获得编辑器内的</w:t>
+      </w:r>
+      <w:r>
+        <w:t xml:space="preserve"> SVG </w:t>
+      </w:r>
+      <w:r>
+        <w:rPr>
+          <w:rFonts w:hint="eastAsia"/>
+        </w:rPr>
+        <w:t xml:space="preserve">草图绘制功能．</w:t>
+      </w:r>
+    </w:p>
+    <w:bookmarkEnd w:id="123"/>
+    <w:bookmarkEnd w:id="124"/>
+    <w:bookmarkStart w:id="130" w:name="输出相关"/>
     <w:p>
       <w:pPr>
         <w:pStyle w:val="2"/>
@@ -13172,7 +13311,7 @@
         <w:t xml:space="preserve">输出相关</w:t>
       </w:r>
     </w:p>
-    <w:bookmarkStart w:id="122" w:name="写好的-beamer-也想输出一份文稿版本的-pdf"/>
+    <w:bookmarkStart w:id="125" w:name="写好的-beamer-也想输出一份文稿版本的-pdf"/>
     <w:p>
       <w:pPr>
         <w:pStyle w:val="3"/>
@@ -13231,8 +13370,8 @@
         <w:t xml:space="preserve">输出文稿版本．</w:t>
       </w:r>
     </w:p>
-    <w:bookmarkEnd w:id="122"/>
-    <w:bookmarkStart w:id="124" w:name="我要输出到知乎"/>
+    <w:bookmarkEnd w:id="125"/>
+    <w:bookmarkStart w:id="127" w:name="我要输出到知乎"/>
     <w:p>
       <w:pPr>
         <w:pStyle w:val="3"/>
@@ -13266,7 +13405,7 @@
       <w:r>
         <w:t xml:space="preserve"> </w:t>
       </w:r>
-      <w:hyperlink r:id="rId123">
+      <w:hyperlink r:id="rId126">
         <w:r>
           <w:rPr>
             <w:rStyle w:val="ae"/>
@@ -13284,8 +13423,8 @@
         <w:t xml:space="preserve">的在线编辑器转知乎格式．</w:t>
       </w:r>
     </w:p>
-    <w:bookmarkEnd w:id="124"/>
-    <w:bookmarkStart w:id="125" w:name="pdf-输出latex-渲染了十遍"/>
+    <w:bookmarkEnd w:id="127"/>
+    <w:bookmarkStart w:id="128" w:name="pdf-输出latex-渲染了十遍"/>
     <w:p>
       <w:pPr>
         <w:pStyle w:val="3"/>
@@ -13338,8 +13477,8 @@
         <w:t xml:space="preserve">选项和正文中的引用情况．</w:t>
       </w:r>
     </w:p>
-    <w:bookmarkEnd w:id="125"/>
-    <w:bookmarkStart w:id="126" w:name="每次渲染都要-updating-tlmgr-烦死了"/>
+    <w:bookmarkEnd w:id="128"/>
+    <w:bookmarkStart w:id="129" w:name="每次渲染都要-updating-tlmgr-烦死了"/>
     <w:p>
       <w:pPr>
         <w:pStyle w:val="3"/>
@@ -13505,9 +13644,9 @@
         <w:t xml:space="preserve">false</w:t>
       </w:r>
     </w:p>
-    <w:bookmarkEnd w:id="126"/>
-    <w:bookmarkEnd w:id="127"/>
-    <w:bookmarkEnd w:id="128"/>
+    <w:bookmarkEnd w:id="129"/>
+    <w:bookmarkEnd w:id="130"/>
+    <w:bookmarkEnd w:id="131"/>
     <w:sectPr>
       <w:pgSz w:h="15840" w:w="12240"/>
       <w:pgMar w:bottom="1440" w:footer="720" w:gutter="0" w:header="720" w:left="1800" w:right="1800" w:top="1440"/>

--- a/index.docx
+++ b/index.docx
@@ -1309,7 +1309,7 @@
       </w:r>
     </w:p>
     <w:bookmarkEnd w:id="33"/>
-    <w:bookmarkStart w:id="91" w:name="sec-optional"/>
+    <w:bookmarkStart w:id="94" w:name="sec-optional"/>
     <w:p>
       <w:pPr>
         <w:pStyle w:val="1"/>
@@ -1783,7 +1783,7 @@
     </w:p>
     <w:bookmarkEnd w:id="37"/>
     <w:bookmarkEnd w:id="38"/>
-    <w:bookmarkStart w:id="48" w:name="computation-功能"/>
+    <w:bookmarkStart w:id="51" w:name="computation-功能"/>
     <w:p>
       <w:pPr>
         <w:pStyle w:val="2"/>
@@ -1798,7 +1798,7 @@
         <w:t xml:space="preserve">功能</w:t>
       </w:r>
     </w:p>
-    <w:bookmarkStart w:id="39" w:name="安装-1"/>
+    <w:bookmarkStart w:id="40" w:name="安装-1"/>
     <w:p>
       <w:pPr>
         <w:pStyle w:val="3"/>
@@ -1994,22 +1994,9 @@
         <w:t xml:space="preserve">文件改动所需依赖．</w:t>
       </w:r>
     </w:p>
-    <w:bookmarkEnd w:id="39"/>
-    <w:bookmarkStart w:id="47" w:name="使用-1"/>
-    <w:p>
-      <w:pPr>
-        <w:pStyle w:val="3"/>
-      </w:pPr>
-      <w:r>
-        <w:rPr>
-          <w:rFonts w:hint="eastAsia"/>
-        </w:rPr>
-        <w:t xml:space="preserve">使用</w:t>
-      </w:r>
-    </w:p>
-    <w:p>
-      <w:pPr>
-        <w:pStyle w:val="FirstParagraph"/>
+    <w:p>
+      <w:pPr>
+        <w:pStyle w:val="a0"/>
       </w:pPr>
       <w:r>
         <w:t xml:space="preserve">Quarto </w:t>
@@ -2059,7 +2046,7 @@
       <w:r>
         <w:t xml:space="preserve"> </w:t>
       </w:r>
-      <w:hyperlink r:id="rId40">
+      <w:hyperlink r:id="rId39">
         <w:r>
           <w:rPr>
             <w:rStyle w:val="ae"/>
@@ -2081,9 +2068,22 @@
         <w:t xml:space="preserve">）．</w:t>
       </w:r>
     </w:p>
-    <w:p>
-      <w:pPr>
-        <w:pStyle w:val="a0"/>
+    <w:bookmarkEnd w:id="40"/>
+    <w:bookmarkStart w:id="46" w:name="使用-1"/>
+    <w:p>
+      <w:pPr>
+        <w:pStyle w:val="3"/>
+      </w:pPr>
+      <w:r>
+        <w:rPr>
+          <w:rFonts w:hint="eastAsia"/>
+        </w:rPr>
+        <w:t xml:space="preserve">使用</w:t>
+      </w:r>
+    </w:p>
+    <w:p>
+      <w:pPr>
+        <w:pStyle w:val="FirstParagraph"/>
       </w:pPr>
       <w:r>
         <w:rPr>
@@ -2568,12 +2568,226 @@
     </w:tbl>
     <w:p>
       <w:pPr>
+        <w:pStyle w:val="SourceCode"/>
+      </w:pPr>
+      <w:r>
+        <w:rPr>
+          <w:rStyle w:val="VerbatimChar"/>
+        </w:rPr>
+        <w:t xml:space="preserve">jupyter:</w:t>
+      </w:r>
+      <w:r>
+        <w:br/>
+      </w:r>
+      <w:r>
+        <w:rPr>
+          <w:rStyle w:val="VerbatimChar"/>
+        </w:rPr>
+        <w:t xml:space="preserve">  kernel: sagemath</w:t>
+      </w:r>
+    </w:p>
+    <w:p>
+      <w:pPr>
+        <w:pStyle w:val="FirstParagraph"/>
+      </w:pPr>
+      <w:r>
+        <w:rPr>
+          <w:rFonts w:hint="eastAsia"/>
+        </w:rPr>
+        <w:t xml:space="preserve">并使用</w:t>
+      </w:r>
+      <w:r>
+        <w:t xml:space="preserve"> </w:t>
+      </w:r>
+      <w:r>
+        <w:rPr>
+          <w:rStyle w:val="VerbatimChar"/>
+        </w:rPr>
+        <w:t xml:space="preserve">{sage}</w:t>
+      </w:r>
+      <w:r>
+        <w:t xml:space="preserve"> </w:t>
+      </w:r>
+      <w:r>
+        <w:rPr>
+          <w:rFonts w:hint="eastAsia"/>
+        </w:rPr>
+        <w:t xml:space="preserve">作为代码块标签，参见</w:t>
+      </w:r>
+      <w:r>
+        <w:t xml:space="preserve"> </w:t>
+      </w:r>
+      <w:hyperlink r:id="rId45">
+        <w:r>
+          <w:rPr>
+            <w:rStyle w:val="ae"/>
+          </w:rPr>
+          <w:t xml:space="preserve">Quarto Discussion #4231</w:t>
+        </w:r>
+      </w:hyperlink>
+      <w:r>
+        <w:rPr>
+          <w:rFonts w:hint="eastAsia"/>
+        </w:rPr>
+        <w:t xml:space="preserve">．</w:t>
+      </w:r>
+    </w:p>
+    <w:p>
+      <w:pPr>
         <w:pStyle w:val="a0"/>
       </w:pPr>
       <w:r>
         <w:rPr>
           <w:rFonts w:hint="eastAsia"/>
         </w:rPr>
+        <w:t xml:space="preserve">需要注意的是，需要确保当前环境的</w:t>
+      </w:r>
+      <w:r>
+        <w:t xml:space="preserve"> </w:t>
+      </w:r>
+      <w:r>
+        <w:rPr>
+          <w:rStyle w:val="VerbatimChar"/>
+        </w:rPr>
+        <w:t xml:space="preserve">jupyter kernelspec list</w:t>
+      </w:r>
+      <w:r>
+        <w:t xml:space="preserve"> </w:t>
+      </w:r>
+      <w:r>
+        <w:rPr>
+          <w:rFonts w:hint="eastAsia"/>
+        </w:rPr>
+        <w:t xml:space="preserve">中已经正确安装了对应内核．</w:t>
+      </w:r>
+    </w:p>
+    <w:p>
+      <w:pPr>
+        <w:pStyle w:val="a0"/>
+      </w:pPr>
+      <w:r>
+        <w:rPr>
+          <w:rFonts w:hint="eastAsia"/>
+          <w:i/>
+          <w:iCs/>
+        </w:rPr>
+        <w:t xml:space="preserve">注记</w:t>
+      </w:r>
+      <w:r>
+        <w:t xml:space="preserve">. </w:t>
+      </w:r>
+      <w:r>
+        <w:t xml:space="preserve">SageMath </w:t>
+      </w:r>
+      <w:r>
+        <w:rPr>
+          <w:rFonts w:hint="eastAsia"/>
+        </w:rPr>
+        <w:t xml:space="preserve">在</w:t>
+      </w:r>
+      <w:r>
+        <w:t xml:space="preserve"> Windows </w:t>
+      </w:r>
+      <w:r>
+        <w:rPr>
+          <w:rFonts w:hint="eastAsia"/>
+        </w:rPr>
+        <w:t xml:space="preserve">原生环境下安装极为困难，我们建议通过直接编写</w:t>
+      </w:r>
+      <w:r>
+        <w:t xml:space="preserve"> </w:t>
+      </w:r>
+      <w:r>
+        <w:rPr>
+          <w:rStyle w:val="VerbatimChar"/>
+        </w:rPr>
+        <w:t xml:space="preserve">.ipynb</w:t>
+      </w:r>
+      <w:r>
+        <w:t xml:space="preserve"> </w:t>
+      </w:r>
+      <w:r>
+        <w:rPr>
+          <w:rFonts w:hint="eastAsia"/>
+        </w:rPr>
+        <w:t xml:space="preserve">在</w:t>
+      </w:r>
+      <w:r>
+        <w:t xml:space="preserve"> VSCode </w:t>
+      </w:r>
+      <w:r>
+        <w:rPr>
+          <w:rFonts w:hint="eastAsia"/>
+        </w:rPr>
+        <w:t xml:space="preserve">中通过插件远程连接</w:t>
+      </w:r>
+      <w:r>
+        <w:t xml:space="preserve"> WSL </w:t>
+      </w:r>
+      <w:r>
+        <w:rPr>
+          <w:rFonts w:hint="eastAsia"/>
+        </w:rPr>
+        <w:t xml:space="preserve">中的</w:t>
+      </w:r>
+      <w:r>
+        <w:t xml:space="preserve"> Jupyter </w:t>
+      </w:r>
+      <w:r>
+        <w:rPr>
+          <w:rFonts w:hint="eastAsia"/>
+        </w:rPr>
+        <w:t xml:space="preserve">服务器使用</w:t>
+      </w:r>
+      <w:r>
+        <w:t xml:space="preserve"> SageMath </w:t>
+      </w:r>
+      <w:r>
+        <w:rPr>
+          <w:rFonts w:hint="eastAsia"/>
+        </w:rPr>
+        <w:t xml:space="preserve">内核．</w:t>
+      </w:r>
+    </w:p>
+    <w:bookmarkEnd w:id="46"/>
+    <w:bookmarkStart w:id="50" w:name="computation-功能使用-.ipynb"/>
+    <w:p>
+      <w:pPr>
+        <w:pStyle w:val="3"/>
+      </w:pPr>
+      <w:r>
+        <w:t xml:space="preserve">Computation </w:t>
+      </w:r>
+      <w:r>
+        <w:rPr>
+          <w:rFonts w:hint="eastAsia"/>
+        </w:rPr>
+        <w:t xml:space="preserve">功能（使用</w:t>
+      </w:r>
+      <w:r>
+        <w:t xml:space="preserve"> </w:t>
+      </w:r>
+      <w:r>
+        <w:rPr>
+          <w:rStyle w:val="VerbatimChar"/>
+        </w:rPr>
+        <w:t xml:space="preserve">.ipynb</w:t>
+      </w:r>
+      <w:r>
+        <w:rPr>
+          <w:rFonts w:hint="eastAsia"/>
+        </w:rPr>
+        <w:t xml:space="preserve">）</w:t>
+      </w:r>
+    </w:p>
+    <w:p>
+      <w:pPr>
+        <w:pStyle w:val="FirstParagraph"/>
+      </w:pPr>
+      <w:r>
+        <w:rPr>
+          <w:rFonts w:hint="eastAsia"/>
+        </w:rPr>
         <w:t xml:space="preserve">对于计算密集的文稿，您可能希望直接编写</w:t>
       </w:r>
       <w:r>
@@ -2637,12 +2851,23 @@
         <w:rPr>
           <w:rFonts w:hint="eastAsia"/>
         </w:rPr>
-        <w:t xml:space="preserve">特性．（参见</w:t>
-      </w:r>
-      <w:r>
-        <w:t xml:space="preserve"> </w:t>
-      </w:r>
-      <w:hyperlink r:id="rId45">
+        <w:t xml:space="preserve">特性．</w:t>
+      </w:r>
+    </w:p>
+    <w:p>
+      <w:pPr>
+        <w:pStyle w:val="a0"/>
+      </w:pPr>
+      <w:r>
+        <w:rPr>
+          <w:rFonts w:hint="eastAsia"/>
+        </w:rPr>
+        <w:t xml:space="preserve">参见</w:t>
+      </w:r>
+      <w:r>
+        <w:t xml:space="preserve"> </w:t>
+      </w:r>
+      <w:hyperlink r:id="rId47">
         <w:r>
           <w:rPr>
             <w:rStyle w:val="ae"/>
@@ -2655,7 +2880,44 @@
         <w:rPr>
           <w:rFonts w:hint="eastAsia"/>
         </w:rPr>
-        <w:t xml:space="preserve">）</w:t>
+        <w:t xml:space="preserve">．建议您阅读</w:t>
+      </w:r>
+      <w:r>
+        <w:t xml:space="preserve"> </w:t>
+      </w:r>
+      <w:hyperlink r:id="rId48">
+        <w:r>
+          <w:rPr>
+            <w:rStyle w:val="ae"/>
+          </w:rPr>
+          <w:t xml:space="preserve">Quarto </w:t>
+        </w:r>
+        <w:r>
+          <w:rPr>
+            <w:rStyle w:val="ae"/>
+            <w:rFonts w:hint="eastAsia"/>
+          </w:rPr>
+          <w:t xml:space="preserve">的</w:t>
+        </w:r>
+        <w:r>
+          <w:rPr>
+            <w:rStyle w:val="ae"/>
+          </w:rPr>
+          <w:t xml:space="preserve"> Jupyter Lab </w:t>
+        </w:r>
+        <w:r>
+          <w:rPr>
+            <w:rStyle w:val="ae"/>
+            <w:rFonts w:hint="eastAsia"/>
+          </w:rPr>
+          <w:t xml:space="preserve">使用介绍</w:t>
+        </w:r>
+      </w:hyperlink>
+      <w:r>
+        <w:rPr>
+          <w:rFonts w:hint="eastAsia"/>
+        </w:rPr>
+        <w:t xml:space="preserve">．</w:t>
       </w:r>
     </w:p>
     <w:p>
@@ -2674,18 +2936,51 @@
         <w:t xml:space="preserve">. </w:t>
       </w:r>
       <w:r>
-        <w:t xml:space="preserve">VSCode </w:t>
-      </w:r>
-      <w:r>
-        <w:rPr>
-          <w:rFonts w:hint="eastAsia"/>
-        </w:rPr>
-        <w:t xml:space="preserve">有官方支持的</w:t>
-      </w:r>
-      <w:r>
-        <w:t xml:space="preserve"> </w:t>
-      </w:r>
-      <w:hyperlink r:id="rId46">
+        <w:rPr>
+          <w:rFonts w:hint="eastAsia"/>
+        </w:rPr>
+        <w:t xml:space="preserve">除了直接使用使用</w:t>
+      </w:r>
+      <w:r>
+        <w:t xml:space="preserve"> Jupyter Lab / Notebook </w:t>
+      </w:r>
+      <w:r>
+        <w:rPr>
+          <w:rFonts w:hint="eastAsia"/>
+        </w:rPr>
+        <w:t xml:space="preserve">编辑</w:t>
+      </w:r>
+      <w:r>
+        <w:t xml:space="preserve"> </w:t>
+      </w:r>
+      <w:r>
+        <w:rPr>
+          <w:rStyle w:val="VerbatimChar"/>
+        </w:rPr>
+        <w:t xml:space="preserve">.ipynb</w:t>
+      </w:r>
+      <w:r>
+        <w:t xml:space="preserve"> </w:t>
+      </w:r>
+      <w:r>
+        <w:rPr>
+          <w:rFonts w:hint="eastAsia"/>
+        </w:rPr>
+        <w:t xml:space="preserve">文件外，也可以使用</w:t>
+      </w:r>
+      <w:r>
+        <w:t xml:space="preserve"> VSCode </w:t>
+      </w:r>
+      <w:r>
+        <w:rPr>
+          <w:rFonts w:hint="eastAsia"/>
+        </w:rPr>
+        <w:t xml:space="preserve">官方支持的</w:t>
+      </w:r>
+      <w:r>
+        <w:t xml:space="preserve"> </w:t>
+      </w:r>
+      <w:hyperlink r:id="rId49">
         <w:r>
           <w:rPr>
             <w:rStyle w:val="ae"/>
@@ -2707,30 +3002,111 @@
         <w:rPr>
           <w:rFonts w:hint="eastAsia"/>
         </w:rPr>
-        <w:t xml:space="preserve">用于编辑</w:t>
-      </w:r>
-      <w:r>
-        <w:t xml:space="preserve"> </w:t>
-      </w:r>
-      <w:r>
-        <w:rPr>
-          <w:rStyle w:val="VerbatimChar"/>
-        </w:rPr>
-        <w:t xml:space="preserve">.ipynb</w:t>
-      </w:r>
-      <w:r>
-        <w:t xml:space="preserve"> </w:t>
-      </w:r>
-      <w:r>
-        <w:rPr>
-          <w:rFonts w:hint="eastAsia"/>
-        </w:rPr>
-        <w:t xml:space="preserve">文件．</w:t>
-      </w:r>
-    </w:p>
-    <w:bookmarkEnd w:id="47"/>
-    <w:bookmarkEnd w:id="48"/>
-    <w:bookmarkStart w:id="71" w:name="表格"/>
+        <w:t xml:space="preserve">获得编辑器内的</w:t>
+      </w:r>
+      <w:r>
+        <w:t xml:space="preserve"> Notebook </w:t>
+      </w:r>
+      <w:r>
+        <w:rPr>
+          <w:rFonts w:hint="eastAsia"/>
+        </w:rPr>
+        <w:t xml:space="preserve">编辑体验．该插件还支持远程</w:t>
+      </w:r>
+      <w:r>
+        <w:t xml:space="preserve"> Jupyter </w:t>
+      </w:r>
+      <w:r>
+        <w:rPr>
+          <w:rFonts w:hint="eastAsia"/>
+        </w:rPr>
+        <w:t xml:space="preserve">服务器连接，您可以在本地使用</w:t>
+      </w:r>
+      <w:r>
+        <w:t xml:space="preserve"> VSCode </w:t>
+      </w:r>
+      <w:r>
+        <w:rPr>
+          <w:rFonts w:hint="eastAsia"/>
+        </w:rPr>
+        <w:t xml:space="preserve">编辑器连接远程服务器上的</w:t>
+      </w:r>
+      <w:r>
+        <w:t xml:space="preserve"> Jupyter </w:t>
+      </w:r>
+      <w:r>
+        <w:rPr>
+          <w:rFonts w:hint="eastAsia"/>
+        </w:rPr>
+        <w:t xml:space="preserve">内核进行计算．例如：您可以在</w:t>
+      </w:r>
+      <w:r>
+        <w:t xml:space="preserve"> WSL </w:t>
+      </w:r>
+      <w:r>
+        <w:rPr>
+          <w:rFonts w:hint="eastAsia"/>
+        </w:rPr>
+        <w:t xml:space="preserve">环境中安装</w:t>
+      </w:r>
+      <w:r>
+        <w:t xml:space="preserve"> Jupyter </w:t>
+      </w:r>
+      <w:r>
+        <w:rPr>
+          <w:rFonts w:hint="eastAsia"/>
+        </w:rPr>
+        <w:t xml:space="preserve">和</w:t>
+      </w:r>
+      <w:r>
+        <w:t xml:space="preserve"> SageMath </w:t>
+      </w:r>
+      <w:r>
+        <w:rPr>
+          <w:rFonts w:hint="eastAsia"/>
+        </w:rPr>
+        <w:t xml:space="preserve">内核，在</w:t>
+      </w:r>
+      <w:r>
+        <w:t xml:space="preserve"> Windows </w:t>
+      </w:r>
+      <w:r>
+        <w:rPr>
+          <w:rFonts w:hint="eastAsia"/>
+        </w:rPr>
+        <w:t xml:space="preserve">原生环境中使用</w:t>
+      </w:r>
+      <w:r>
+        <w:t xml:space="preserve"> VSCode </w:t>
+      </w:r>
+      <w:r>
+        <w:rPr>
+          <w:rFonts w:hint="eastAsia"/>
+        </w:rPr>
+        <w:t xml:space="preserve">编辑器连接</w:t>
+      </w:r>
+      <w:r>
+        <w:t xml:space="preserve"> WSL </w:t>
+      </w:r>
+      <w:r>
+        <w:rPr>
+          <w:rFonts w:hint="eastAsia"/>
+        </w:rPr>
+        <w:t xml:space="preserve">中的</w:t>
+      </w:r>
+      <w:r>
+        <w:t xml:space="preserve"> Jupyter </w:t>
+      </w:r>
+      <w:r>
+        <w:rPr>
+          <w:rFonts w:hint="eastAsia"/>
+        </w:rPr>
+        <w:t xml:space="preserve">服务器进行计算．</w:t>
+      </w:r>
+    </w:p>
+    <w:bookmarkEnd w:id="50"/>
+    <w:bookmarkEnd w:id="51"/>
+    <w:bookmarkStart w:id="74" w:name="表格"/>
     <w:p>
       <w:pPr>
         <w:pStyle w:val="2"/>
@@ -2745,7 +3121,7 @@
         <w:t xml:space="preserve">表格</w:t>
       </w:r>
     </w:p>
-    <w:bookmarkStart w:id="49" w:name="传统-markdown-表格"/>
+    <w:bookmarkStart w:id="52" w:name="传统-markdown-表格"/>
     <w:p>
       <w:pPr>
         <w:pStyle w:val="3"/>
@@ -3103,8 +3479,8 @@
         <w:t xml:space="preserve">中经常无法正常渲染．</w:t>
       </w:r>
     </w:p>
-    <w:bookmarkEnd w:id="49"/>
-    <w:bookmarkStart w:id="50" w:name="markdown-grid-style-tables"/>
+    <w:bookmarkEnd w:id="52"/>
+    <w:bookmarkStart w:id="53" w:name="markdown-grid-style-tables"/>
     <w:p>
       <w:pPr>
         <w:pStyle w:val="3"/>
@@ -3347,8 +3723,8 @@
         </w:tc>
       </w:tr>
     </w:tbl>
-    <w:bookmarkEnd w:id="50"/>
-    <w:bookmarkStart w:id="53" w:name="rst-style-list-tables"/>
+    <w:bookmarkEnd w:id="53"/>
+    <w:bookmarkStart w:id="56" w:name="rst-style-list-tables"/>
     <w:p>
       <w:pPr>
         <w:pStyle w:val="3"/>
@@ -3370,7 +3746,7 @@
       <w:r>
         <w:t xml:space="preserve"> </w:t>
       </w:r>
-      <w:hyperlink r:id="rId51">
+      <w:hyperlink r:id="rId54">
         <w:r>
           <w:rPr>
             <w:rStyle w:val="ae"/>
@@ -3520,7 +3896,7 @@
       <w:r>
         <w:t xml:space="preserve"> </w:t>
       </w:r>
-      <w:hyperlink r:id="rId52">
+      <w:hyperlink r:id="rId55">
         <w:r>
           <w:rPr>
             <w:rStyle w:val="VerbatimChar"/>
@@ -3535,8 +3911,8 @@
         <w:t xml:space="preserve">．</w:t>
       </w:r>
     </w:p>
-    <w:bookmarkEnd w:id="53"/>
-    <w:bookmarkStart w:id="68" w:name="computation-based-tables"/>
+    <w:bookmarkEnd w:id="56"/>
+    <w:bookmarkStart w:id="71" w:name="computation-based-tables"/>
     <w:p>
       <w:pPr>
         <w:pStyle w:val="3"/>
@@ -5549,7 +5925,7 @@
         <w:t xml:space="preserve">])))</w:t>
       </w:r>
     </w:p>
-    <w:bookmarkStart w:id="58" w:name="tbl-light-on"/>
+    <w:bookmarkStart w:id="61" w:name="tbl-light-on"/>
     <w:tbl>
       <w:tblPr>
         <w:tblStyle w:val="Table"/>
@@ -5587,8 +5963,8 @@
             <w:tr>
               <w:tc>
                 <w:tcPr/>
-                <w:bookmarkStart w:id="55" w:name="tbl-light-on-1"/>
-                <w:bookmarkStart w:id="54" w:name="tbl-light-on-1"/>
+                <w:bookmarkStart w:id="58" w:name="tbl-light-on-1"/>
+                <w:bookmarkStart w:id="57" w:name="tbl-light-on-1"/>
                 <w:tbl>
                   <w:tblPr>
                     <w:tblStyle w:val="Table"/>
@@ -6686,7 +7062,7 @@
                     </w:tc>
                   </w:tr>
                 </w:tbl>
-                <w:bookmarkEnd w:id="54"/>
+                <w:bookmarkEnd w:id="57"/>
                 <w:p>
                   <w:pPr>
                     <w:jc w:val="center"/>
@@ -6706,7 +7082,7 @@
                     <w:t xml:space="preserve">（粗）</w:t>
                   </w:r>
                 </w:p>
-                <w:bookmarkEnd w:id="55"/>
+                <w:bookmarkEnd w:id="58"/>
               </w:tc>
             </w:tr>
           </w:tbl>
@@ -6737,8 +7113,8 @@
             <w:tr>
               <w:tc>
                 <w:tcPr/>
-                <w:bookmarkStart w:id="57" w:name="tbl-light-on-2"/>
-                <w:bookmarkStart w:id="56" w:name="tbl-light-on-2"/>
+                <w:bookmarkStart w:id="60" w:name="tbl-light-on-2"/>
+                <w:bookmarkStart w:id="59" w:name="tbl-light-on-2"/>
                 <w:tbl>
                   <w:tblPr>
                     <w:tblStyle w:val="Table"/>
@@ -7836,7 +8212,7 @@
                     </w:tc>
                   </w:tr>
                 </w:tbl>
-                <w:bookmarkEnd w:id="56"/>
+                <w:bookmarkEnd w:id="59"/>
                 <w:p>
                   <w:pPr>
                     <w:jc w:val="center"/>
@@ -7856,7 +8232,7 @@
                     <w:t xml:space="preserve">（细）</w:t>
                   </w:r>
                 </w:p>
-                <w:bookmarkEnd w:id="57"/>
+                <w:bookmarkEnd w:id="60"/>
               </w:tc>
             </w:tr>
           </w:tbl>
@@ -7888,7 +8264,7 @@
         <w:t xml:space="preserve">太阳能电池的负载特性</w:t>
       </w:r>
     </w:p>
-    <w:bookmarkEnd w:id="58"/>
+    <w:bookmarkEnd w:id="61"/>
     <w:p>
       <w:pPr>
         <w:pStyle w:val="a0"/>
@@ -8343,7 +8719,7 @@
         <w:t xml:space="preserve">plt.show()</w:t>
       </w:r>
     </w:p>
-    <w:bookmarkStart w:id="67" w:name="fig-light-on"/>
+    <w:bookmarkStart w:id="70" w:name="fig-light-on"/>
     <w:tbl>
       <w:tblPr>
         <w:tblStyle w:val="Table"/>
@@ -8371,7 +8747,7 @@
             <w:tr>
               <w:tc>
                 <w:tcPr/>
-                <w:bookmarkStart w:id="62" w:name="fig-light-on-1"/>
+                <w:bookmarkStart w:id="65" w:name="fig-light-on-1"/>
                 <w:p>
                   <w:pPr>
                     <w:pStyle w:val="Compact"/>
@@ -8383,18 +8759,18 @@
                       <wp:inline>
                         <wp:extent cx="2971800" cy="2397702"/>
                         <wp:effectExtent b="0" l="0" r="0" t="0"/>
-                        <wp:docPr descr="" title="" id="60" name="Picture"/>
+                        <wp:docPr descr="" title="" id="63" name="Picture"/>
                         <a:graphic>
                           <a:graphicData uri="http://schemas.openxmlformats.org/drawingml/2006/picture">
                             <pic:pic>
                               <pic:nvPicPr>
-                                <pic:cNvPr descr="index_files/figure-docx/fig-light-on-output-1.png" id="61" name="Picture"/>
+                                <pic:cNvPr descr="index_files/figure-docx/fig-light-on-output-1.png" id="64" name="Picture"/>
                                 <pic:cNvPicPr>
                                   <a:picLocks noChangeArrowheads="1" noChangeAspect="1"/>
                                 </pic:cNvPicPr>
                               </pic:nvPicPr>
                               <pic:blipFill>
-                                <a:blip r:embed="rId59"/>
+                                <a:blip r:embed="rId62"/>
                                 <a:stretch>
                                   <a:fillRect/>
                                 </a:stretch>
@@ -8441,7 +8817,7 @@
                     <w:t xml:space="preserve">输出电流与电压关系曲线</w:t>
                   </w:r>
                 </w:p>
-                <w:bookmarkEnd w:id="62"/>
+                <w:bookmarkEnd w:id="65"/>
               </w:tc>
             </w:tr>
           </w:tbl>
@@ -8462,7 +8838,7 @@
             <w:tr>
               <w:tc>
                 <w:tcPr/>
-                <w:bookmarkStart w:id="66" w:name="fig-light-on-2"/>
+                <w:bookmarkStart w:id="69" w:name="fig-light-on-2"/>
                 <w:p>
                   <w:pPr>
                     <w:pStyle w:val="Compact"/>
@@ -8474,18 +8850,18 @@
                       <wp:inline>
                         <wp:extent cx="2971800" cy="2328894"/>
                         <wp:effectExtent b="0" l="0" r="0" t="0"/>
-                        <wp:docPr descr="" title="" id="64" name="Picture"/>
+                        <wp:docPr descr="" title="" id="67" name="Picture"/>
                         <a:graphic>
                           <a:graphicData uri="http://schemas.openxmlformats.org/drawingml/2006/picture">
                             <pic:pic>
                               <pic:nvPicPr>
-                                <pic:cNvPr descr="index_files/figure-docx/fig-light-on-output-2.png" id="65" name="Picture"/>
+                                <pic:cNvPr descr="index_files/figure-docx/fig-light-on-output-2.png" id="68" name="Picture"/>
                                 <pic:cNvPicPr>
                                   <a:picLocks noChangeArrowheads="1" noChangeAspect="1"/>
                                 </pic:cNvPicPr>
                               </pic:nvPicPr>
                               <pic:blipFill>
-                                <a:blip r:embed="rId63"/>
+                                <a:blip r:embed="rId66"/>
                                 <a:stretch>
                                   <a:fillRect/>
                                 </a:stretch>
@@ -8532,7 +8908,7 @@
                     <w:t xml:space="preserve">输出功率与负载电阻关系曲线</w:t>
                   </w:r>
                 </w:p>
-                <w:bookmarkEnd w:id="66"/>
+                <w:bookmarkEnd w:id="69"/>
               </w:tc>
             </w:tr>
           </w:tbl>
@@ -8564,9 +8940,9 @@
         <w:t xml:space="preserve">太阳能电池的负载特性</w:t>
       </w:r>
     </w:p>
-    <w:bookmarkEnd w:id="67"/>
-    <w:bookmarkEnd w:id="68"/>
-    <w:bookmarkStart w:id="70" w:name="交叉引用"/>
+    <w:bookmarkEnd w:id="70"/>
+    <w:bookmarkEnd w:id="71"/>
+    <w:bookmarkStart w:id="73" w:name="交叉引用"/>
     <w:p>
       <w:pPr>
         <w:pStyle w:val="3"/>
@@ -8629,7 +9005,7 @@
       <w:tr>
         <w:tc>
           <w:tcPr/>
-          <w:bookmarkStart w:id="69" w:name="tbl-table-example"/>
+          <w:bookmarkStart w:id="72" w:name="tbl-table-example"/>
           <w:tbl>
             <w:tblPr>
               <w:tblStyle w:val="Table"/>
@@ -8901,13 +9277,13 @@
               <w:t xml:space="preserve"> 2: A Table</w:t>
             </w:r>
           </w:p>
-          <w:bookmarkEnd w:id="69"/>
+          <w:bookmarkEnd w:id="72"/>
         </w:tc>
       </w:tr>
     </w:tbl>
-    <w:bookmarkEnd w:id="70"/>
-    <w:bookmarkEnd w:id="71"/>
-    <w:bookmarkStart w:id="75" w:name="diagram-流程图mermaidgraphviz-等"/>
+    <w:bookmarkEnd w:id="73"/>
+    <w:bookmarkEnd w:id="74"/>
+    <w:bookmarkStart w:id="78" w:name="diagram-流程图mermaidgraphviz-等"/>
     <w:p>
       <w:pPr>
         <w:pStyle w:val="2"/>
@@ -8935,7 +9311,7 @@
       <w:pPr>
         <w:pStyle w:val="FirstParagraph"/>
       </w:pPr>
-      <w:hyperlink r:id="rId72">
+      <w:hyperlink r:id="rId75">
         <w:r>
           <w:rPr>
             <w:rStyle w:val="ae"/>
@@ -8951,7 +9327,7 @@
         </w:r>
       </w:hyperlink>
     </w:p>
-    <w:bookmarkStart w:id="74" w:name="安装-2"/>
+    <w:bookmarkStart w:id="77" w:name="安装-2"/>
     <w:p>
       <w:pPr>
         <w:pStyle w:val="3"/>
@@ -9036,7 +9412,7 @@
       <w:r>
         <w:t xml:space="preserve"> </w:t>
       </w:r>
-      <w:hyperlink r:id="rId73">
+      <w:hyperlink r:id="rId76">
         <w:r>
           <w:rPr>
             <w:rStyle w:val="ae"/>
@@ -9045,9 +9421,9 @@
         </w:r>
       </w:hyperlink>
     </w:p>
-    <w:bookmarkEnd w:id="74"/>
-    <w:bookmarkEnd w:id="75"/>
-    <w:bookmarkStart w:id="83" w:name="tikz-tikz-cd-quiver-交换图"/>
+    <w:bookmarkEnd w:id="77"/>
+    <w:bookmarkEnd w:id="78"/>
+    <w:bookmarkStart w:id="86" w:name="tikz-tikz-cd-quiver-交换图"/>
     <w:p>
       <w:pPr>
         <w:pStyle w:val="2"/>
@@ -9075,7 +9451,7 @@
       <w:r>
         <w:t xml:space="preserve"> </w:t>
       </w:r>
-      <w:hyperlink r:id="rId76">
+      <w:hyperlink r:id="rId79">
         <w:r>
           <w:rPr>
             <w:rStyle w:val="VerbatimChar"/>
@@ -9093,7 +9469,7 @@
         <w:t xml:space="preserve">实现．</w:t>
       </w:r>
     </w:p>
-    <w:bookmarkStart w:id="79" w:name="安装-3"/>
+    <w:bookmarkStart w:id="82" w:name="安装-3"/>
     <w:p>
       <w:pPr>
         <w:pStyle w:val="3"/>
@@ -9530,7 +9906,7 @@
       <w:r>
         <w:t xml:space="preserve"> </w:t>
       </w:r>
-      <w:hyperlink r:id="rId77">
+      <w:hyperlink r:id="rId80">
         <w:r>
           <w:rPr>
             <w:rStyle w:val="ae"/>
@@ -9636,7 +10012,7 @@
       <w:r>
         <w:t xml:space="preserve"> </w:t>
       </w:r>
-      <w:hyperlink r:id="rId78">
+      <w:hyperlink r:id="rId81">
         <w:r>
           <w:rPr>
             <w:rStyle w:val="ae"/>
@@ -9645,8 +10021,8 @@
         </w:r>
       </w:hyperlink>
     </w:p>
-    <w:bookmarkEnd w:id="79"/>
-    <w:bookmarkStart w:id="82" w:name="使用-2"/>
+    <w:bookmarkEnd w:id="82"/>
+    <w:bookmarkStart w:id="85" w:name="使用-2"/>
     <w:p>
       <w:pPr>
         <w:pStyle w:val="3"/>
@@ -9702,7 +10078,7 @@
       <w:tr>
         <w:tc>
           <w:tcPr/>
-          <w:bookmarkStart w:id="80" w:name="fig-tikzcd"/>
+          <w:bookmarkStart w:id="83" w:name="fig-tikzcd"/>
           <w:p>
             <w:pPr>
               <w:pStyle w:val="SourceCode"/>
@@ -9830,7 +10206,7 @@
               <w:t xml:space="preserve">示例</w:t>
             </w:r>
           </w:p>
-          <w:bookmarkEnd w:id="80"/>
+          <w:bookmarkEnd w:id="83"/>
         </w:tc>
       </w:tr>
     </w:tbl>
@@ -9855,7 +10231,7 @@
       <w:tr>
         <w:tc>
           <w:tcPr/>
-          <w:bookmarkStart w:id="81" w:name="fig-tikz"/>
+          <w:bookmarkStart w:id="84" w:name="fig-tikz"/>
           <w:p>
             <w:pPr>
               <w:pStyle w:val="SourceCode"/>
@@ -10091,7 +10467,7 @@
               <w:t xml:space="preserve">示例</w:t>
             </w:r>
           </w:p>
-          <w:bookmarkEnd w:id="81"/>
+          <w:bookmarkEnd w:id="84"/>
         </w:tc>
       </w:tr>
     </w:tbl>
@@ -10153,9 +10529,9 @@
         <w:t xml:space="preserve">标记．</w:t>
       </w:r>
     </w:p>
-    <w:bookmarkEnd w:id="82"/>
-    <w:bookmarkEnd w:id="83"/>
-    <w:bookmarkStart w:id="86" w:name="lean-代码高亮与带注释源码导入"/>
+    <w:bookmarkEnd w:id="85"/>
+    <w:bookmarkEnd w:id="86"/>
+    <w:bookmarkStart w:id="89" w:name="lean-代码高亮与带注释源码导入"/>
     <w:p>
       <w:pPr>
         <w:pStyle w:val="2"/>
@@ -10174,7 +10550,7 @@
       <w:pPr>
         <w:pStyle w:val="FirstParagraph"/>
       </w:pPr>
-      <w:hyperlink r:id="rId84">
+      <w:hyperlink r:id="rId87">
         <w:r>
           <w:rPr>
             <w:rStyle w:val="VerbatimChar"/>
@@ -10232,7 +10608,7 @@
       <w:pPr>
         <w:pStyle w:val="a0"/>
       </w:pPr>
-      <w:hyperlink r:id="rId85">
+      <w:hyperlink r:id="rId88">
         <w:r>
           <w:rPr>
             <w:rStyle w:val="VerbatimChar"/>
@@ -10333,8 +10709,8 @@
         <w:t xml:space="preserve">的目录导航定位存在问题．</w:t>
       </w:r>
     </w:p>
-    <w:bookmarkEnd w:id="86"/>
-    <w:bookmarkStart w:id="89" w:name="github-actions-github-pages-网站生成"/>
+    <w:bookmarkEnd w:id="89"/>
+    <w:bookmarkStart w:id="92" w:name="github-actions-github-pages-网站生成"/>
     <w:p>
       <w:pPr>
         <w:pStyle w:val="2"/>
@@ -10378,7 +10754,7 @@
         <w:t xml:space="preserve">站点．</w:t>
       </w:r>
     </w:p>
-    <w:bookmarkStart w:id="87" w:name="安装-4"/>
+    <w:bookmarkStart w:id="90" w:name="安装-4"/>
     <w:p>
       <w:pPr>
         <w:pStyle w:val="3"/>
@@ -10584,8 +10960,8 @@
         <w:t xml:space="preserve">（清除环境变量）</w:t>
       </w:r>
     </w:p>
-    <w:bookmarkEnd w:id="87"/>
-    <w:bookmarkStart w:id="88" w:name="使用-3"/>
+    <w:bookmarkEnd w:id="90"/>
+    <w:bookmarkStart w:id="91" w:name="使用-3"/>
     <w:p>
       <w:pPr>
         <w:pStyle w:val="3"/>
@@ -10626,9 +11002,9 @@
         <w:t xml:space="preserve">自动完成的网站生成．</w:t>
       </w:r>
     </w:p>
-    <w:bookmarkEnd w:id="88"/>
-    <w:bookmarkEnd w:id="89"/>
-    <w:bookmarkStart w:id="90" w:name="输出为整本书book"/>
+    <w:bookmarkEnd w:id="91"/>
+    <w:bookmarkEnd w:id="92"/>
+    <w:bookmarkStart w:id="93" w:name="输出为整本书book"/>
     <w:p>
       <w:pPr>
         <w:pStyle w:val="2"/>
@@ -10717,9 +11093,9 @@
         <w:t xml:space="preserve">选项渲染．</w:t>
       </w:r>
     </w:p>
-    <w:bookmarkEnd w:id="90"/>
-    <w:bookmarkEnd w:id="91"/>
-    <w:bookmarkStart w:id="104" w:name="样式自定义"/>
+    <w:bookmarkEnd w:id="93"/>
+    <w:bookmarkEnd w:id="94"/>
+    <w:bookmarkStart w:id="107" w:name="样式自定义"/>
     <w:p>
       <w:pPr>
         <w:pStyle w:val="1"/>
@@ -10754,7 +11130,7 @@
         <w:t xml:space="preserve">文档头可以自定义部分默认样式．</w:t>
       </w:r>
     </w:p>
-    <w:bookmarkStart w:id="92" w:name="我要改字号"/>
+    <w:bookmarkStart w:id="95" w:name="我要改字号"/>
     <w:p>
       <w:pPr>
         <w:pStyle w:val="2"/>
@@ -10881,8 +11257,8 @@
         <w:t xml:space="preserve"> 12pt</w:t>
       </w:r>
     </w:p>
-    <w:bookmarkEnd w:id="92"/>
-    <w:bookmarkStart w:id="93" w:name="我要-不想要目录"/>
+    <w:bookmarkEnd w:id="95"/>
+    <w:bookmarkStart w:id="96" w:name="我要-不想要目录"/>
     <w:p>
       <w:pPr>
         <w:pStyle w:val="2"/>
@@ -10961,8 +11337,8 @@
         <w:t xml:space="preserve">特定格式下均生效．</w:t>
       </w:r>
     </w:p>
-    <w:bookmarkEnd w:id="93"/>
-    <w:bookmarkStart w:id="94" w:name="我不想给-section-编号-我要改-section-编号格式"/>
+    <w:bookmarkEnd w:id="96"/>
+    <w:bookmarkStart w:id="97" w:name="我不想给-section-编号-我要改-section-编号格式"/>
     <w:p>
       <w:pPr>
         <w:pStyle w:val="2"/>
@@ -11125,8 +11501,8 @@
         <w:t xml:space="preserve">特定格式下均生效．</w:t>
       </w:r>
     </w:p>
-    <w:bookmarkEnd w:id="94"/>
-    <w:bookmarkStart w:id="96" w:name="我不想给定理编号-我要改定理编号格式"/>
+    <w:bookmarkEnd w:id="97"/>
+    <w:bookmarkStart w:id="99" w:name="我不想给定理编号-我要改定理编号格式"/>
     <w:p>
       <w:pPr>
         <w:pStyle w:val="2"/>
@@ -11166,7 +11542,7 @@
       <w:r>
         <w:t xml:space="preserve"> </w:t>
       </w:r>
-      <w:hyperlink r:id="rId95">
+      <w:hyperlink r:id="rId98">
         <w:r>
           <w:rPr>
             <w:rStyle w:val="ae"/>
@@ -11418,8 +11794,8 @@
         <w:t xml:space="preserve">．</w:t>
       </w:r>
     </w:p>
-    <w:bookmarkEnd w:id="96"/>
-    <w:bookmarkStart w:id="97" w:name="我要改引用格式"/>
+    <w:bookmarkEnd w:id="99"/>
+    <w:bookmarkStart w:id="100" w:name="我要改引用格式"/>
     <w:p>
       <w:pPr>
         <w:pStyle w:val="2"/>
@@ -11520,8 +11896,8 @@
         <w:t xml:space="preserve">文件．</w:t>
       </w:r>
     </w:p>
-    <w:bookmarkEnd w:id="97"/>
-    <w:bookmarkStart w:id="99" w:name="我要更丰富的-callout-定理包裹样式"/>
+    <w:bookmarkEnd w:id="100"/>
+    <w:bookmarkStart w:id="102" w:name="我要更丰富的-callout-定理包裹样式"/>
     <w:p>
       <w:pPr>
         <w:pStyle w:val="2"/>
@@ -11558,7 +11934,7 @@
       <w:r>
         <w:t xml:space="preserve"> </w:t>
       </w:r>
-      <w:hyperlink r:id="rId98">
+      <w:hyperlink r:id="rId101">
         <w:r>
           <w:rPr>
             <w:rStyle w:val="ae"/>
@@ -11576,8 +11952,8 @@
         <w:t xml:space="preserve">学习配置方法．</w:t>
       </w:r>
     </w:p>
-    <w:bookmarkEnd w:id="99"/>
-    <w:bookmarkStart w:id="100" w:name="我要改-beamer-幻灯片的颜色"/>
+    <w:bookmarkEnd w:id="102"/>
+    <w:bookmarkStart w:id="103" w:name="我要改-beamer-幻灯片的颜色"/>
     <w:p>
       <w:pPr>
         <w:pStyle w:val="2"/>
@@ -11858,8 +12234,8 @@
         <w:t xml:space="preserve"> # 链接颜色</w:t>
       </w:r>
     </w:p>
-    <w:bookmarkEnd w:id="100"/>
-    <w:bookmarkStart w:id="102" w:name="pdf-beamer-宏包不够用我要自己导入"/>
+    <w:bookmarkEnd w:id="103"/>
+    <w:bookmarkStart w:id="105" w:name="pdf-beamer-宏包不够用我要自己导入"/>
     <w:p>
       <w:pPr>
         <w:pStyle w:val="2"/>
@@ -12054,7 +12430,7 @@
       <w:r>
         <w:t xml:space="preserve"> </w:t>
       </w:r>
-      <w:hyperlink r:id="rId101">
+      <w:hyperlink r:id="rId104">
         <w:r>
           <w:rPr>
             <w:rStyle w:val="VerbatimChar"/>
@@ -12069,8 +12445,8 @@
         <w:t xml:space="preserve">．暂时不支持其它格式下的宏包导入．</w:t>
       </w:r>
     </w:p>
-    <w:bookmarkEnd w:id="102"/>
-    <w:bookmarkStart w:id="103" w:name="我要自定义-docx-pptx-样式"/>
+    <w:bookmarkEnd w:id="105"/>
+    <w:bookmarkStart w:id="106" w:name="我要自定义-docx-pptx-样式"/>
     <w:p>
       <w:pPr>
         <w:pStyle w:val="2"/>
@@ -12138,9 +12514,9 @@
         <w:t xml:space="preserve">．</w:t>
       </w:r>
     </w:p>
-    <w:bookmarkEnd w:id="103"/>
-    <w:bookmarkEnd w:id="104"/>
-    <w:bookmarkStart w:id="131" w:name="qa"/>
+    <w:bookmarkEnd w:id="106"/>
+    <w:bookmarkEnd w:id="107"/>
+    <w:bookmarkStart w:id="134" w:name="qa"/>
     <w:p>
       <w:pPr>
         <w:pStyle w:val="1"/>
@@ -12149,7 +12525,7 @@
         <w:t xml:space="preserve">1.7 Q&amp;A</w:t>
       </w:r>
     </w:p>
-    <w:bookmarkStart w:id="110" w:name="一般性的"/>
+    <w:bookmarkStart w:id="113" w:name="一般性的"/>
     <w:p>
       <w:pPr>
         <w:pStyle w:val="2"/>
@@ -12164,7 +12540,7 @@
         <w:t xml:space="preserve">一般性的</w:t>
       </w:r>
     </w:p>
-    <w:bookmarkStart w:id="105" w:name="示例文件编译不了"/>
+    <w:bookmarkStart w:id="108" w:name="示例文件编译不了"/>
     <w:p>
       <w:pPr>
         <w:pStyle w:val="3"/>
@@ -12187,8 +12563,8 @@
         <w:t xml:space="preserve">示例文件包含了部分可选支持内容，如未安装相应依赖，请删除对应内容后渲染．</w:t>
       </w:r>
     </w:p>
-    <w:bookmarkEnd w:id="105"/>
-    <w:bookmarkStart w:id="106" w:name="我不懂-computer-science你能不能讲人话"/>
+    <w:bookmarkEnd w:id="108"/>
+    <w:bookmarkStart w:id="109" w:name="我不懂-computer-science你能不能讲人话"/>
     <w:p>
       <w:pPr>
         <w:pStyle w:val="3"/>
@@ -12304,8 +12680,8 @@
         <w:t xml:space="preserve">扔进对话框，提出您的具体需求并获得人话解答．</w:t>
       </w:r>
     </w:p>
-    <w:bookmarkEnd w:id="106"/>
-    <w:bookmarkStart w:id="107" w:name="我想要-xxx-功能-我要自己魔改"/>
+    <w:bookmarkEnd w:id="109"/>
+    <w:bookmarkStart w:id="110" w:name="我想要-xxx-功能-我要自己魔改"/>
     <w:p>
       <w:pPr>
         <w:pStyle w:val="3"/>
@@ -12476,8 +12852,8 @@
         <w:t xml:space="preserve">Request．</w:t>
       </w:r>
     </w:p>
-    <w:bookmarkEnd w:id="107"/>
-    <w:bookmarkStart w:id="109" w:name="仓库太重我想要-standalone-的单文件渲染"/>
+    <w:bookmarkEnd w:id="110"/>
+    <w:bookmarkStart w:id="112" w:name="仓库太重我想要-standalone-的单文件渲染"/>
     <w:p>
       <w:pPr>
         <w:pStyle w:val="3"/>
@@ -12511,7 +12887,7 @@
       <w:r>
         <w:t xml:space="preserve"> </w:t>
       </w:r>
-      <w:hyperlink r:id="rId108">
+      <w:hyperlink r:id="rId111">
         <w:r>
           <w:rPr>
             <w:rStyle w:val="ae"/>
@@ -12535,9 +12911,9 @@
         <w:t xml:space="preserve">渲染更加方便．</w:t>
       </w:r>
     </w:p>
-    <w:bookmarkEnd w:id="109"/>
-    <w:bookmarkEnd w:id="110"/>
-    <w:bookmarkStart w:id="124" w:name="写作相关"/>
+    <w:bookmarkEnd w:id="112"/>
+    <w:bookmarkEnd w:id="113"/>
+    <w:bookmarkStart w:id="127" w:name="写作相关"/>
     <w:p>
       <w:pPr>
         <w:pStyle w:val="2"/>
@@ -12552,7 +12928,7 @@
         <w:t xml:space="preserve">写作相关</w:t>
       </w:r>
     </w:p>
-    <w:bookmarkStart w:id="115" w:name="标题应该用多少个"/>
+    <w:bookmarkStart w:id="118" w:name="标题应该用多少个"/>
     <w:p>
       <w:pPr>
         <w:pStyle w:val="3"/>
@@ -12831,7 +13207,7 @@
           <w:numId w:val="1017"/>
         </w:numPr>
       </w:pPr>
-      <w:hyperlink r:id="rId111">
+      <w:hyperlink r:id="rId114">
         <w:r>
           <w:rPr>
             <w:rStyle w:val="ae"/>
@@ -12849,7 +13225,7 @@
           <w:numId w:val="1017"/>
         </w:numPr>
       </w:pPr>
-      <w:hyperlink r:id="rId112">
+      <w:hyperlink r:id="rId115">
         <w:r>
           <w:rPr>
             <w:rStyle w:val="ae"/>
@@ -12891,7 +13267,7 @@
           <w:numId w:val="1017"/>
         </w:numPr>
       </w:pPr>
-      <w:hyperlink r:id="rId113">
+      <w:hyperlink r:id="rId116">
         <w:r>
           <w:rPr>
             <w:rStyle w:val="ae"/>
@@ -12933,7 +13309,7 @@
           <w:numId w:val="1017"/>
         </w:numPr>
       </w:pPr>
-      <w:hyperlink r:id="rId114">
+      <w:hyperlink r:id="rId117">
         <w:r>
           <w:rPr>
             <w:rStyle w:val="ae"/>
@@ -12942,8 +13318,8 @@
         </w:r>
       </w:hyperlink>
     </w:p>
-    <w:bookmarkEnd w:id="115"/>
-    <w:bookmarkStart w:id="117" w:name="分页符"/>
+    <w:bookmarkEnd w:id="118"/>
+    <w:bookmarkStart w:id="120" w:name="分页符"/>
     <w:p>
       <w:pPr>
         <w:pStyle w:val="3"/>
@@ -12971,7 +13347,7 @@
         </w:rPr>
         <w:t xml:space="preserve">．见</w:t>
       </w:r>
-      <w:hyperlink r:id="rId116">
+      <w:hyperlink r:id="rId119">
         <w:r>
           <w:rPr>
             <w:rStyle w:val="ae"/>
@@ -12987,8 +13363,8 @@
         <w:t xml:space="preserve">．</w:t>
       </w:r>
     </w:p>
-    <w:bookmarkEnd w:id="117"/>
-    <w:bookmarkStart w:id="118" w:name="yaml-文档头里的字符串到底打不打引号"/>
+    <w:bookmarkEnd w:id="120"/>
+    <w:bookmarkStart w:id="121" w:name="yaml-文档头里的字符串到底打不打引号"/>
     <w:p>
       <w:pPr>
         <w:pStyle w:val="3"/>
@@ -13029,8 +13405,8 @@
         <w:t xml:space="preserve">）．</w:t>
       </w:r>
     </w:p>
-    <w:bookmarkEnd w:id="118"/>
-    <w:bookmarkStart w:id="120" w:name="用-包裹行内公式的正确格式"/>
+    <w:bookmarkEnd w:id="121"/>
+    <w:bookmarkStart w:id="123" w:name="用-包裹行内公式的正确格式"/>
     <w:p>
       <w:pPr>
         <w:pStyle w:val="3"/>
@@ -13113,7 +13489,7 @@
       <w:r>
         <w:t xml:space="preserve"> </w:t>
       </w:r>
-      <w:hyperlink r:id="rId119">
+      <w:hyperlink r:id="rId122">
         <w:r>
           <w:rPr>
             <w:rStyle w:val="ae"/>
@@ -13135,8 +13511,8 @@
         <w:t xml:space="preserve">．</w:t>
       </w:r>
     </w:p>
-    <w:bookmarkEnd w:id="120"/>
-    <w:bookmarkStart w:id="121" w:name="怎么打出"/>
+    <w:bookmarkEnd w:id="123"/>
+    <w:bookmarkStart w:id="124" w:name="怎么打出"/>
     <w:p>
       <w:pPr>
         <w:pStyle w:val="3"/>
@@ -13225,8 +13601,8 @@
         <w:t xml:space="preserve">处理他们在不同格式下的渲染．</w:t>
       </w:r>
     </w:p>
-    <w:bookmarkEnd w:id="121"/>
-    <w:bookmarkStart w:id="123" w:name="方便的-svg-草图绘制"/>
+    <w:bookmarkEnd w:id="124"/>
+    <w:bookmarkStart w:id="126" w:name="方便的-svg-草图绘制"/>
     <w:p>
       <w:pPr>
         <w:pStyle w:val="3"/>
@@ -13260,7 +13636,7 @@
       <w:r>
         <w:t xml:space="preserve"> </w:t>
       </w:r>
-      <w:hyperlink r:id="rId122">
+      <w:hyperlink r:id="rId125">
         <w:r>
           <w:rPr>
             <w:rStyle w:val="ae"/>
@@ -13294,9 +13670,9 @@
         <w:t xml:space="preserve">草图绘制功能．</w:t>
       </w:r>
     </w:p>
-    <w:bookmarkEnd w:id="123"/>
-    <w:bookmarkEnd w:id="124"/>
-    <w:bookmarkStart w:id="130" w:name="输出相关"/>
+    <w:bookmarkEnd w:id="126"/>
+    <w:bookmarkEnd w:id="127"/>
+    <w:bookmarkStart w:id="133" w:name="输出相关"/>
     <w:p>
       <w:pPr>
         <w:pStyle w:val="2"/>
@@ -13311,7 +13687,7 @@
         <w:t xml:space="preserve">输出相关</w:t>
       </w:r>
     </w:p>
-    <w:bookmarkStart w:id="125" w:name="写好的-beamer-也想输出一份文稿版本的-pdf"/>
+    <w:bookmarkStart w:id="128" w:name="写好的-beamer-也想输出一份文稿版本的-pdf"/>
     <w:p>
       <w:pPr>
         <w:pStyle w:val="3"/>
@@ -13370,8 +13746,8 @@
         <w:t xml:space="preserve">输出文稿版本．</w:t>
       </w:r>
     </w:p>
-    <w:bookmarkEnd w:id="125"/>
-    <w:bookmarkStart w:id="127" w:name="我要输出到知乎"/>
+    <w:bookmarkEnd w:id="128"/>
+    <w:bookmarkStart w:id="130" w:name="我要输出到知乎"/>
     <w:p>
       <w:pPr>
         <w:pStyle w:val="3"/>
@@ -13405,7 +13781,7 @@
       <w:r>
         <w:t xml:space="preserve"> </w:t>
       </w:r>
-      <w:hyperlink r:id="rId126">
+      <w:hyperlink r:id="rId129">
         <w:r>
           <w:rPr>
             <w:rStyle w:val="ae"/>
@@ -13423,8 +13799,8 @@
         <w:t xml:space="preserve">的在线编辑器转知乎格式．</w:t>
       </w:r>
     </w:p>
-    <w:bookmarkEnd w:id="127"/>
-    <w:bookmarkStart w:id="128" w:name="pdf-输出latex-渲染了十遍"/>
+    <w:bookmarkEnd w:id="130"/>
+    <w:bookmarkStart w:id="131" w:name="pdf-输出latex-渲染了十遍"/>
     <w:p>
       <w:pPr>
         <w:pStyle w:val="3"/>
@@ -13477,8 +13853,8 @@
         <w:t xml:space="preserve">选项和正文中的引用情况．</w:t>
       </w:r>
     </w:p>
-    <w:bookmarkEnd w:id="128"/>
-    <w:bookmarkStart w:id="129" w:name="每次渲染都要-updating-tlmgr-烦死了"/>
+    <w:bookmarkEnd w:id="131"/>
+    <w:bookmarkStart w:id="132" w:name="每次渲染都要-updating-tlmgr-烦死了"/>
     <w:p>
       <w:pPr>
         <w:pStyle w:val="3"/>
@@ -13644,9 +14020,9 @@
         <w:t xml:space="preserve">false</w:t>
       </w:r>
     </w:p>
-    <w:bookmarkEnd w:id="129"/>
-    <w:bookmarkEnd w:id="130"/>
-    <w:bookmarkEnd w:id="131"/>
+    <w:bookmarkEnd w:id="132"/>
+    <w:bookmarkEnd w:id="133"/>
+    <w:bookmarkEnd w:id="134"/>
     <w:sectPr>
       <w:pgSz w:h="15840" w:w="12240"/>
       <w:pgMar w:bottom="1440" w:footer="720" w:gutter="0" w:header="720" w:left="1800" w:right="1800" w:top="1440"/>

--- a/index.docx
+++ b/index.docx
@@ -1992,6 +1992,70 @@
           <w:rFonts w:hint="eastAsia"/>
         </w:rPr>
         <w:t xml:space="preserve">文件改动所需依赖．</w:t>
+      </w:r>
+    </w:p>
+    <w:p>
+      <w:pPr>
+        <w:pStyle w:val="a0"/>
+      </w:pPr>
+      <w:r>
+        <w:rPr>
+          <w:rFonts w:hint="eastAsia"/>
+          <w:i/>
+          <w:iCs/>
+        </w:rPr>
+        <w:t xml:space="preserve">注记</w:t>
+      </w:r>
+      <w:r>
+        <w:t xml:space="preserve">. </w:t>
+      </w:r>
+      <w:r>
+        <w:rPr>
+          <w:rFonts w:hint="eastAsia"/>
+        </w:rPr>
+        <w:t xml:space="preserve">若您使用</w:t>
+      </w:r>
+      <w:r>
+        <w:t xml:space="preserve"> uv </w:t>
+      </w:r>
+      <w:r>
+        <w:rPr>
+          <w:rFonts w:hint="eastAsia"/>
+        </w:rPr>
+        <w:t xml:space="preserve">管理</w:t>
+      </w:r>
+      <w:r>
+        <w:t xml:space="preserve"> </w:t>
+      </w:r>
+      <w:r>
+        <w:rPr>
+          <w:rFonts w:hint="eastAsia"/>
+        </w:rPr>
+        <w:t xml:space="preserve">Python，请在渲染前确保命令行正确激活</w:t>
+      </w:r>
+      <w:r>
+        <w:t xml:space="preserve"> uv </w:t>
+      </w:r>
+      <w:r>
+        <w:rPr>
+          <w:rFonts w:hint="eastAsia"/>
+        </w:rPr>
+        <w:t xml:space="preserve">环境，或使用</w:t>
+      </w:r>
+      <w:r>
+        <w:t xml:space="preserve"> </w:t>
+      </w:r>
+      <w:r>
+        <w:rPr>
+          <w:rStyle w:val="VerbatimChar"/>
+        </w:rPr>
+        <w:t xml:space="preserve">uv run quarto render</w:t>
+      </w:r>
+      <w:r>
+        <w:rPr>
+          <w:rFonts w:hint="eastAsia"/>
+        </w:rPr>
+        <w:t xml:space="preserve">．</w:t>
       </w:r>
     </w:p>
     <w:p>

--- a/index.docx
+++ b/index.docx
@@ -81,7 +81,7 @@
         <w:t xml:space="preserve"> Demo</w:t>
       </w:r>
     </w:p>
-    <w:bookmarkStart w:id="22" w:name="核心功能"/>
+    <w:bookmarkStart w:id="29" w:name="核心功能"/>
     <w:p>
       <w:pPr>
         <w:pStyle w:val="1"/>
@@ -276,7 +276,7 @@
       <w:r>
         <w:t xml:space="preserve"> </w:t>
       </w:r>
-      <w:hyperlink r:id="rId20">
+      <w:hyperlink r:id="rId27">
         <w:r>
           <w:rPr>
             <w:rStyle w:val="ae"/>
@@ -293,7 +293,7 @@
       <w:r>
         <w:t xml:space="preserve"> </w:t>
       </w:r>
-      <w:hyperlink r:id="rId21">
+      <w:hyperlink r:id="rId28">
         <w:r>
           <w:rPr>
             <w:rStyle w:val="ae"/>
@@ -400,8 +400,8 @@
         <w:t xml:space="preserve">README．</w:t>
       </w:r>
     </w:p>
-    <w:bookmarkEnd w:id="22"/>
-    <w:bookmarkStart w:id="26" w:name="基础安装"/>
+    <w:bookmarkEnd w:id="29"/>
+    <w:bookmarkStart w:id="33" w:name="基础安装"/>
     <w:p>
       <w:pPr>
         <w:pStyle w:val="1"/>
@@ -432,7 +432,7 @@
       <w:r>
         <w:t xml:space="preserve"> </w:t>
       </w:r>
-      <w:hyperlink r:id="rId23">
+      <w:hyperlink r:id="rId30">
         <w:r>
           <w:rPr>
             <w:rStyle w:val="ae"/>
@@ -462,7 +462,7 @@
         <w:rPr>
           <w:rFonts w:hint="eastAsia"/>
         </w:rPr>
-        <w:t xml:space="preserve">1.8.27．</w:t>
+        <w:t xml:space="preserve">1.9.34．</w:t>
       </w:r>
     </w:p>
     <w:p>
@@ -482,7 +482,7 @@
       <w:r>
         <w:t xml:space="preserve"> </w:t>
       </w:r>
-      <w:hyperlink r:id="rId24">
+      <w:hyperlink r:id="rId31">
         <w:r>
           <w:rPr>
             <w:rStyle w:val="ae"/>
@@ -505,7 +505,7 @@
       <w:r>
         <w:t xml:space="preserve"> </w:t>
       </w:r>
-      <w:hyperlink r:id="rId25">
+      <w:hyperlink r:id="rId32">
         <w:r>
           <w:rPr>
             <w:rStyle w:val="ae"/>
@@ -643,8 +643,8 @@
         <w:t xml:space="preserve">配置文件．</w:t>
       </w:r>
     </w:p>
-    <w:bookmarkEnd w:id="26"/>
-    <w:bookmarkStart w:id="32" w:name="基础使用"/>
+    <w:bookmarkEnd w:id="33"/>
+    <w:bookmarkStart w:id="39" w:name="基础使用"/>
     <w:p>
       <w:pPr>
         <w:pStyle w:val="1"/>
@@ -659,7 +659,7 @@
         <w:t xml:space="preserve">基础使用</w:t>
       </w:r>
     </w:p>
-    <w:bookmarkStart w:id="28" w:name="渲染"/>
+    <w:bookmarkStart w:id="35" w:name="渲染"/>
     <w:p>
       <w:pPr>
         <w:pStyle w:val="2"/>
@@ -830,7 +830,7 @@
       <w:r>
         <w:t xml:space="preserve"> </w:t>
       </w:r>
-      <w:hyperlink r:id="rId27">
+      <w:hyperlink r:id="rId34">
         <w:r>
           <w:rPr>
             <w:rStyle w:val="VerbatimChar"/>
@@ -848,8 +848,8 @@
         <w:t xml:space="preserve">目录下查看．其中或包含可选支持内容，请安装相应依赖或删除对应内容后渲染．</w:t>
       </w:r>
     </w:p>
-    <w:bookmarkEnd w:id="28"/>
-    <w:bookmarkStart w:id="31" w:name="写作"/>
+    <w:bookmarkEnd w:id="35"/>
+    <w:bookmarkStart w:id="38" w:name="写作"/>
     <w:p>
       <w:pPr>
         <w:pStyle w:val="2"/>
@@ -889,7 +889,7 @@
       <w:r>
         <w:t xml:space="preserve"> </w:t>
       </w:r>
-      <w:hyperlink r:id="rId29">
+      <w:hyperlink r:id="rId36">
         <w:r>
           <w:rPr>
             <w:rStyle w:val="ae"/>
@@ -906,7 +906,7 @@
       <w:r>
         <w:t xml:space="preserve"> </w:t>
       </w:r>
-      <w:hyperlink r:id="rId30">
+      <w:hyperlink r:id="rId37">
         <w:r>
           <w:rPr>
             <w:rStyle w:val="ae"/>
@@ -1047,9 +1047,9 @@
         <w:t xml:space="preserve">调整语言．该选项会影响文档的格式和渲染方式。</w:t>
       </w:r>
     </w:p>
-    <w:bookmarkEnd w:id="31"/>
-    <w:bookmarkEnd w:id="32"/>
-    <w:bookmarkStart w:id="33" w:name="更新"/>
+    <w:bookmarkEnd w:id="38"/>
+    <w:bookmarkEnd w:id="39"/>
+    <w:bookmarkStart w:id="40" w:name="更新"/>
     <w:p>
       <w:pPr>
         <w:pStyle w:val="1"/>
@@ -1308,8 +1308,8 @@
         <w:t xml:space="preserve">合并．本仓库更新很不稳定，建议每次合并都手动处理．</w:t>
       </w:r>
     </w:p>
-    <w:bookmarkEnd w:id="33"/>
-    <w:bookmarkStart w:id="94" w:name="sec-optional"/>
+    <w:bookmarkEnd w:id="40"/>
+    <w:bookmarkStart w:id="101" w:name="sec-optional"/>
     <w:p>
       <w:pPr>
         <w:pStyle w:val="1"/>
@@ -1324,7 +1324,7 @@
         <w:t xml:space="preserve">可选项安装与使用</w:t>
       </w:r>
     </w:p>
-    <w:bookmarkStart w:id="34" w:name="html-revealjs-gfm-docx-pptx"/>
+    <w:bookmarkStart w:id="41" w:name="html-revealjs-gfm-docx-pptx"/>
     <w:p>
       <w:pPr>
         <w:pStyle w:val="2"/>
@@ -1375,8 +1375,8 @@
         <w:t xml:space="preserve">由于后缀名冲突不能同时输出．</w:t>
       </w:r>
     </w:p>
-    <w:bookmarkEnd w:id="34"/>
-    <w:bookmarkStart w:id="38" w:name="latex-pdf-beamer-输出"/>
+    <w:bookmarkEnd w:id="41"/>
+    <w:bookmarkStart w:id="45" w:name="latex-pdf-beamer-输出"/>
     <w:p>
       <w:pPr>
         <w:pStyle w:val="2"/>
@@ -1553,7 +1553,7 @@
       <w:r>
         <w:t xml:space="preserve"> </w:t>
       </w:r>
-      <w:hyperlink r:id="rId35">
+      <w:hyperlink r:id="rId42">
         <w:r>
           <w:rPr>
             <w:rStyle w:val="ae"/>
@@ -1606,7 +1606,7 @@
         <w:t xml:space="preserve">由于后缀名冲突不能同时输出．</w:t>
       </w:r>
     </w:p>
-    <w:bookmarkStart w:id="36" w:name="安装"/>
+    <w:bookmarkStart w:id="43" w:name="安装"/>
     <w:p>
       <w:pPr>
         <w:pStyle w:val="3"/>
@@ -1697,8 +1697,8 @@
         <w:t xml:space="preserve">模式接管全部流量．</w:t>
       </w:r>
     </w:p>
-    <w:bookmarkEnd w:id="36"/>
-    <w:bookmarkStart w:id="37" w:name="使用"/>
+    <w:bookmarkEnd w:id="43"/>
+    <w:bookmarkStart w:id="44" w:name="使用"/>
     <w:p>
       <w:pPr>
         <w:pStyle w:val="3"/>
@@ -1781,9 +1781,9 @@
         <w:t xml:space="preserve">文件．</w:t>
       </w:r>
     </w:p>
-    <w:bookmarkEnd w:id="37"/>
-    <w:bookmarkEnd w:id="38"/>
-    <w:bookmarkStart w:id="51" w:name="computation-功能"/>
+    <w:bookmarkEnd w:id="44"/>
+    <w:bookmarkEnd w:id="45"/>
+    <w:bookmarkStart w:id="58" w:name="computation-功能"/>
     <w:p>
       <w:pPr>
         <w:pStyle w:val="2"/>
@@ -1798,7 +1798,7 @@
         <w:t xml:space="preserve">功能</w:t>
       </w:r>
     </w:p>
-    <w:bookmarkStart w:id="40" w:name="安装-1"/>
+    <w:bookmarkStart w:id="47" w:name="安装-1"/>
     <w:p>
       <w:pPr>
         <w:pStyle w:val="3"/>
@@ -2110,7 +2110,7 @@
       <w:r>
         <w:t xml:space="preserve"> </w:t>
       </w:r>
-      <w:hyperlink r:id="rId39">
+      <w:hyperlink r:id="rId46">
         <w:r>
           <w:rPr>
             <w:rStyle w:val="ae"/>
@@ -2132,8 +2132,8 @@
         <w:t xml:space="preserve">）．</w:t>
       </w:r>
     </w:p>
-    <w:bookmarkEnd w:id="40"/>
-    <w:bookmarkStart w:id="46" w:name="使用-1"/>
+    <w:bookmarkEnd w:id="47"/>
+    <w:bookmarkStart w:id="53" w:name="使用-1"/>
     <w:p>
       <w:pPr>
         <w:pStyle w:val="3"/>
@@ -2558,7 +2558,7 @@
       <w:tr>
         <w:tc>
           <w:tcPr/>
-          <w:bookmarkStart w:id="44" w:name="fig-polar"/>
+          <w:bookmarkStart w:id="51" w:name="fig-polar"/>
           <w:p>
             <w:pPr>
               <w:pStyle w:val="Compact"/>
@@ -2569,18 +2569,18 @@
                 <wp:inline>
                   <wp:extent cx="3571875" cy="3476625"/>
                   <wp:effectExtent b="0" l="0" r="0" t="0"/>
-                  <wp:docPr descr="" title="" id="42" name="Picture"/>
+                  <wp:docPr descr="" title="" id="49" name="Picture"/>
                   <a:graphic>
                     <a:graphicData uri="http://schemas.openxmlformats.org/drawingml/2006/picture">
                       <pic:pic>
                         <pic:nvPicPr>
-                          <pic:cNvPr descr="index_files/figure-docx/fig-polar-output-1.png" id="43" name="Picture"/>
+                          <pic:cNvPr descr="index_files/figure-docx/fig-polar-output-1.png" id="50" name="Picture"/>
                           <pic:cNvPicPr>
                             <a:picLocks noChangeArrowheads="1" noChangeAspect="1"/>
                           </pic:cNvPicPr>
                         </pic:nvPicPr>
                         <pic:blipFill>
-                          <a:blip r:embed="rId41"/>
+                          <a:blip r:embed="rId48"/>
                           <a:stretch>
                             <a:fillRect/>
                           </a:stretch>
@@ -2626,7 +2626,7 @@
               <w:t xml:space="preserve"> 1: A line plot on a polar axis</w:t>
             </w:r>
           </w:p>
-          <w:bookmarkEnd w:id="44"/>
+          <w:bookmarkEnd w:id="51"/>
         </w:tc>
       </w:tr>
     </w:tbl>
@@ -2681,7 +2681,7 @@
       <w:r>
         <w:t xml:space="preserve"> </w:t>
       </w:r>
-      <w:hyperlink r:id="rId45">
+      <w:hyperlink r:id="rId52">
         <w:r>
           <w:rPr>
             <w:rStyle w:val="ae"/>
@@ -2813,8 +2813,8 @@
         <w:t xml:space="preserve">内核．</w:t>
       </w:r>
     </w:p>
-    <w:bookmarkEnd w:id="46"/>
-    <w:bookmarkStart w:id="50" w:name="computation-功能使用-.ipynb"/>
+    <w:bookmarkEnd w:id="53"/>
+    <w:bookmarkStart w:id="57" w:name="computation-功能使用-.ipynb"/>
     <w:p>
       <w:pPr>
         <w:pStyle w:val="3"/>
@@ -2931,7 +2931,7 @@
       <w:r>
         <w:t xml:space="preserve"> </w:t>
       </w:r>
-      <w:hyperlink r:id="rId47">
+      <w:hyperlink r:id="rId54">
         <w:r>
           <w:rPr>
             <w:rStyle w:val="ae"/>
@@ -2949,7 +2949,7 @@
       <w:r>
         <w:t xml:space="preserve"> </w:t>
       </w:r>
-      <w:hyperlink r:id="rId48">
+      <w:hyperlink r:id="rId55">
         <w:r>
           <w:rPr>
             <w:rStyle w:val="ae"/>
@@ -3044,7 +3044,7 @@
       <w:r>
         <w:t xml:space="preserve"> </w:t>
       </w:r>
-      <w:hyperlink r:id="rId49">
+      <w:hyperlink r:id="rId56">
         <w:r>
           <w:rPr>
             <w:rStyle w:val="ae"/>
@@ -3168,9 +3168,9 @@
         <w:t xml:space="preserve">服务器进行计算．</w:t>
       </w:r>
     </w:p>
-    <w:bookmarkEnd w:id="50"/>
-    <w:bookmarkEnd w:id="51"/>
-    <w:bookmarkStart w:id="74" w:name="表格"/>
+    <w:bookmarkEnd w:id="57"/>
+    <w:bookmarkEnd w:id="58"/>
+    <w:bookmarkStart w:id="81" w:name="表格"/>
     <w:p>
       <w:pPr>
         <w:pStyle w:val="2"/>
@@ -3185,7 +3185,7 @@
         <w:t xml:space="preserve">表格</w:t>
       </w:r>
     </w:p>
-    <w:bookmarkStart w:id="52" w:name="传统-markdown-表格"/>
+    <w:bookmarkStart w:id="59" w:name="传统-markdown-表格"/>
     <w:p>
       <w:pPr>
         <w:pStyle w:val="3"/>
@@ -3284,8 +3284,8 @@
             <m:oMath>
               <m:r>
                 <m:rPr>
+                  <m:scr m:val="double-struck"/>
                   <m:sty m:val="p"/>
-                  <m:scr m:val="double-struck"/>
                 </m:rPr>
                 <m:t>N</m:t>
               </m:r>
@@ -3302,8 +3302,8 @@
             <m:oMath>
               <m:r>
                 <m:rPr>
+                  <m:scr m:val="double-struck"/>
                   <m:sty m:val="p"/>
-                  <m:scr m:val="double-struck"/>
                 </m:rPr>
                 <m:t>R</m:t>
               </m:r>
@@ -3350,8 +3350,8 @@
             <m:oMath>
               <m:r>
                 <m:rPr>
+                  <m:scr m:val="double-struck"/>
                   <m:sty m:val="p"/>
-                  <m:scr m:val="double-struck"/>
                 </m:rPr>
                 <m:t>N</m:t>
               </m:r>
@@ -3368,8 +3368,8 @@
             <m:oMath>
               <m:r>
                 <m:rPr>
+                  <m:scr m:val="double-struck"/>
                   <m:sty m:val="p"/>
-                  <m:scr m:val="double-struck"/>
                 </m:rPr>
                 <m:t>R</m:t>
               </m:r>
@@ -3388,8 +3388,8 @@
             <m:oMath>
               <m:r>
                 <m:rPr>
+                  <m:scr m:val="double-struck"/>
                   <m:sty m:val="p"/>
-                  <m:scr m:val="double-struck"/>
                 </m:rPr>
                 <m:t>N</m:t>
               </m:r>
@@ -3406,8 +3406,8 @@
             <m:oMath>
               <m:r>
                 <m:rPr>
+                  <m:scr m:val="double-struck"/>
                   <m:sty m:val="p"/>
-                  <m:scr m:val="double-struck"/>
                 </m:rPr>
                 <m:t>N</m:t>
               </m:r>
@@ -3424,8 +3424,8 @@
             <m:oMath>
               <m:r>
                 <m:rPr>
+                  <m:scr m:val="double-struck"/>
                   <m:sty m:val="p"/>
-                  <m:scr m:val="double-struck"/>
                 </m:rPr>
                 <m:t>N</m:t>
               </m:r>
@@ -3456,8 +3456,8 @@
             <m:oMath>
               <m:r>
                 <m:rPr>
+                  <m:scr m:val="double-struck"/>
                   <m:sty m:val="p"/>
-                  <m:scr m:val="double-struck"/>
                 </m:rPr>
                 <m:t>R</m:t>
               </m:r>
@@ -3474,8 +3474,8 @@
             <m:oMath>
               <m:r>
                 <m:rPr>
+                  <m:scr m:val="double-struck"/>
                   <m:sty m:val="p"/>
-                  <m:scr m:val="double-struck"/>
                 </m:rPr>
                 <m:t>R</m:t>
               </m:r>
@@ -3504,8 +3504,8 @@
             <m:oMath>
               <m:r>
                 <m:rPr>
+                  <m:scr m:val="double-struck"/>
                   <m:sty m:val="p"/>
-                  <m:scr m:val="double-struck"/>
                 </m:rPr>
                 <m:t>R</m:t>
               </m:r>
@@ -3543,8 +3543,8 @@
         <w:t xml:space="preserve">中经常无法正常渲染．</w:t>
       </w:r>
     </w:p>
-    <w:bookmarkEnd w:id="52"/>
-    <w:bookmarkStart w:id="53" w:name="markdown-grid-style-tables"/>
+    <w:bookmarkEnd w:id="59"/>
+    <w:bookmarkStart w:id="60" w:name="markdown-grid-style-tables"/>
     <w:p>
       <w:pPr>
         <w:pStyle w:val="3"/>
@@ -3787,8 +3787,8 @@
         </w:tc>
       </w:tr>
     </w:tbl>
-    <w:bookmarkEnd w:id="53"/>
-    <w:bookmarkStart w:id="56" w:name="rst-style-list-tables"/>
+    <w:bookmarkEnd w:id="60"/>
+    <w:bookmarkStart w:id="63" w:name="rst-style-list-tables"/>
     <w:p>
       <w:pPr>
         <w:pStyle w:val="3"/>
@@ -3810,7 +3810,7 @@
       <w:r>
         <w:t xml:space="preserve"> </w:t>
       </w:r>
-      <w:hyperlink r:id="rId54">
+      <w:hyperlink r:id="rId61">
         <w:r>
           <w:rPr>
             <w:rStyle w:val="ae"/>
@@ -3960,7 +3960,7 @@
       <w:r>
         <w:t xml:space="preserve"> </w:t>
       </w:r>
-      <w:hyperlink r:id="rId55">
+      <w:hyperlink r:id="rId62">
         <w:r>
           <w:rPr>
             <w:rStyle w:val="VerbatimChar"/>
@@ -3975,8 +3975,8 @@
         <w:t xml:space="preserve">．</w:t>
       </w:r>
     </w:p>
-    <w:bookmarkEnd w:id="56"/>
-    <w:bookmarkStart w:id="71" w:name="computation-based-tables"/>
+    <w:bookmarkEnd w:id="63"/>
+    <w:bookmarkStart w:id="78" w:name="computation-based-tables"/>
     <w:p>
       <w:pPr>
         <w:pStyle w:val="3"/>
@@ -5989,7 +5989,7 @@
         <w:t xml:space="preserve">])))</w:t>
       </w:r>
     </w:p>
-    <w:bookmarkStart w:id="61" w:name="tbl-light-on"/>
+    <w:bookmarkStart w:id="68" w:name="tbl-light-on"/>
     <w:tbl>
       <w:tblPr>
         <w:tblStyle w:val="Table"/>
@@ -6027,8 +6027,8 @@
             <w:tr>
               <w:tc>
                 <w:tcPr/>
-                <w:bookmarkStart w:id="58" w:name="tbl-light-on-1"/>
-                <w:bookmarkStart w:id="57" w:name="tbl-light-on-1"/>
+                <w:bookmarkStart w:id="65" w:name="tbl-light-on-1"/>
+                <w:bookmarkStart w:id="64" w:name="tbl-light-on-1"/>
                 <w:tbl>
                   <w:tblPr>
                     <w:tblStyle w:val="Table"/>
@@ -7126,7 +7126,7 @@
                     </w:tc>
                   </w:tr>
                 </w:tbl>
-                <w:bookmarkEnd w:id="57"/>
+                <w:bookmarkEnd w:id="64"/>
                 <w:p>
                   <w:pPr>
                     <w:jc w:val="center"/>
@@ -7146,7 +7146,7 @@
                     <w:t xml:space="preserve">（粗）</w:t>
                   </w:r>
                 </w:p>
-                <w:bookmarkEnd w:id="58"/>
+                <w:bookmarkEnd w:id="65"/>
               </w:tc>
             </w:tr>
           </w:tbl>
@@ -7177,8 +7177,8 @@
             <w:tr>
               <w:tc>
                 <w:tcPr/>
-                <w:bookmarkStart w:id="60" w:name="tbl-light-on-2"/>
-                <w:bookmarkStart w:id="59" w:name="tbl-light-on-2"/>
+                <w:bookmarkStart w:id="67" w:name="tbl-light-on-2"/>
+                <w:bookmarkStart w:id="66" w:name="tbl-light-on-2"/>
                 <w:tbl>
                   <w:tblPr>
                     <w:tblStyle w:val="Table"/>
@@ -8276,7 +8276,7 @@
                     </w:tc>
                   </w:tr>
                 </w:tbl>
-                <w:bookmarkEnd w:id="59"/>
+                <w:bookmarkEnd w:id="66"/>
                 <w:p>
                   <w:pPr>
                     <w:jc w:val="center"/>
@@ -8296,7 +8296,7 @@
                     <w:t xml:space="preserve">（细）</w:t>
                   </w:r>
                 </w:p>
-                <w:bookmarkEnd w:id="60"/>
+                <w:bookmarkEnd w:id="67"/>
               </w:tc>
             </w:tr>
           </w:tbl>
@@ -8328,7 +8328,7 @@
         <w:t xml:space="preserve">太阳能电池的负载特性</w:t>
       </w:r>
     </w:p>
-    <w:bookmarkEnd w:id="61"/>
+    <w:bookmarkEnd w:id="68"/>
     <w:p>
       <w:pPr>
         <w:pStyle w:val="a0"/>
@@ -8783,7 +8783,7 @@
         <w:t xml:space="preserve">plt.show()</w:t>
       </w:r>
     </w:p>
-    <w:bookmarkStart w:id="70" w:name="fig-light-on"/>
+    <w:bookmarkStart w:id="77" w:name="fig-light-on"/>
     <w:tbl>
       <w:tblPr>
         <w:tblStyle w:val="Table"/>
@@ -8811,7 +8811,7 @@
             <w:tr>
               <w:tc>
                 <w:tcPr/>
-                <w:bookmarkStart w:id="65" w:name="fig-light-on-1"/>
+                <w:bookmarkStart w:id="72" w:name="fig-light-on-1"/>
                 <w:p>
                   <w:pPr>
                     <w:pStyle w:val="Compact"/>
@@ -8823,18 +8823,18 @@
                       <wp:inline>
                         <wp:extent cx="2971800" cy="2397702"/>
                         <wp:effectExtent b="0" l="0" r="0" t="0"/>
-                        <wp:docPr descr="" title="" id="63" name="Picture"/>
+                        <wp:docPr descr="" title="" id="70" name="Picture"/>
                         <a:graphic>
                           <a:graphicData uri="http://schemas.openxmlformats.org/drawingml/2006/picture">
                             <pic:pic>
                               <pic:nvPicPr>
-                                <pic:cNvPr descr="index_files/figure-docx/fig-light-on-output-1.png" id="64" name="Picture"/>
+                                <pic:cNvPr descr="index_files/figure-docx/fig-light-on-output-1.png" id="71" name="Picture"/>
                                 <pic:cNvPicPr>
                                   <a:picLocks noChangeArrowheads="1" noChangeAspect="1"/>
                                 </pic:cNvPicPr>
                               </pic:nvPicPr>
                               <pic:blipFill>
-                                <a:blip r:embed="rId62"/>
+                                <a:blip r:embed="rId69"/>
                                 <a:stretch>
                                   <a:fillRect/>
                                 </a:stretch>
@@ -8881,7 +8881,7 @@
                     <w:t xml:space="preserve">输出电流与电压关系曲线</w:t>
                   </w:r>
                 </w:p>
-                <w:bookmarkEnd w:id="65"/>
+                <w:bookmarkEnd w:id="72"/>
               </w:tc>
             </w:tr>
           </w:tbl>
@@ -8902,7 +8902,7 @@
             <w:tr>
               <w:tc>
                 <w:tcPr/>
-                <w:bookmarkStart w:id="69" w:name="fig-light-on-2"/>
+                <w:bookmarkStart w:id="76" w:name="fig-light-on-2"/>
                 <w:p>
                   <w:pPr>
                     <w:pStyle w:val="Compact"/>
@@ -8914,18 +8914,18 @@
                       <wp:inline>
                         <wp:extent cx="2971800" cy="2328894"/>
                         <wp:effectExtent b="0" l="0" r="0" t="0"/>
-                        <wp:docPr descr="" title="" id="67" name="Picture"/>
+                        <wp:docPr descr="" title="" id="74" name="Picture"/>
                         <a:graphic>
                           <a:graphicData uri="http://schemas.openxmlformats.org/drawingml/2006/picture">
                             <pic:pic>
                               <pic:nvPicPr>
-                                <pic:cNvPr descr="index_files/figure-docx/fig-light-on-output-2.png" id="68" name="Picture"/>
+                                <pic:cNvPr descr="index_files/figure-docx/fig-light-on-output-2.png" id="75" name="Picture"/>
                                 <pic:cNvPicPr>
                                   <a:picLocks noChangeArrowheads="1" noChangeAspect="1"/>
                                 </pic:cNvPicPr>
                               </pic:nvPicPr>
                               <pic:blipFill>
-                                <a:blip r:embed="rId66"/>
+                                <a:blip r:embed="rId73"/>
                                 <a:stretch>
                                   <a:fillRect/>
                                 </a:stretch>
@@ -8972,7 +8972,7 @@
                     <w:t xml:space="preserve">输出功率与负载电阻关系曲线</w:t>
                   </w:r>
                 </w:p>
-                <w:bookmarkEnd w:id="69"/>
+                <w:bookmarkEnd w:id="76"/>
               </w:tc>
             </w:tr>
           </w:tbl>
@@ -9004,9 +9004,9 @@
         <w:t xml:space="preserve">太阳能电池的负载特性</w:t>
       </w:r>
     </w:p>
-    <w:bookmarkEnd w:id="70"/>
-    <w:bookmarkEnd w:id="71"/>
-    <w:bookmarkStart w:id="73" w:name="交叉引用"/>
+    <w:bookmarkEnd w:id="77"/>
+    <w:bookmarkEnd w:id="78"/>
+    <w:bookmarkStart w:id="80" w:name="交叉引用"/>
     <w:p>
       <w:pPr>
         <w:pStyle w:val="3"/>
@@ -9069,7 +9069,7 @@
       <w:tr>
         <w:tc>
           <w:tcPr/>
-          <w:bookmarkStart w:id="72" w:name="tbl-table-example"/>
+          <w:bookmarkStart w:id="79" w:name="tbl-table-example"/>
           <w:tbl>
             <w:tblPr>
               <w:tblStyle w:val="Table"/>
@@ -9341,13 +9341,13 @@
               <w:t xml:space="preserve"> 2: A Table</w:t>
             </w:r>
           </w:p>
-          <w:bookmarkEnd w:id="72"/>
+          <w:bookmarkEnd w:id="79"/>
         </w:tc>
       </w:tr>
     </w:tbl>
-    <w:bookmarkEnd w:id="73"/>
-    <w:bookmarkEnd w:id="74"/>
-    <w:bookmarkStart w:id="78" w:name="diagram-流程图mermaidgraphviz-等"/>
+    <w:bookmarkEnd w:id="80"/>
+    <w:bookmarkEnd w:id="81"/>
+    <w:bookmarkStart w:id="85" w:name="diagram-流程图mermaidgraphviz-等"/>
     <w:p>
       <w:pPr>
         <w:pStyle w:val="2"/>
@@ -9375,7 +9375,7 @@
       <w:pPr>
         <w:pStyle w:val="FirstParagraph"/>
       </w:pPr>
-      <w:hyperlink r:id="rId75">
+      <w:hyperlink r:id="rId82">
         <w:r>
           <w:rPr>
             <w:rStyle w:val="ae"/>
@@ -9391,7 +9391,7 @@
         </w:r>
       </w:hyperlink>
     </w:p>
-    <w:bookmarkStart w:id="77" w:name="安装-2"/>
+    <w:bookmarkStart w:id="84" w:name="安装-2"/>
     <w:p>
       <w:pPr>
         <w:pStyle w:val="3"/>
@@ -9476,7 +9476,7 @@
       <w:r>
         <w:t xml:space="preserve"> </w:t>
       </w:r>
-      <w:hyperlink r:id="rId76">
+      <w:hyperlink r:id="rId83">
         <w:r>
           <w:rPr>
             <w:rStyle w:val="ae"/>
@@ -9485,9 +9485,9 @@
         </w:r>
       </w:hyperlink>
     </w:p>
-    <w:bookmarkEnd w:id="77"/>
-    <w:bookmarkEnd w:id="78"/>
-    <w:bookmarkStart w:id="86" w:name="tikz-tikz-cd-quiver-交换图"/>
+    <w:bookmarkEnd w:id="84"/>
+    <w:bookmarkEnd w:id="85"/>
+    <w:bookmarkStart w:id="93" w:name="tikz-tikz-cd-quiver-交换图"/>
     <w:p>
       <w:pPr>
         <w:pStyle w:val="2"/>
@@ -9515,7 +9515,7 @@
       <w:r>
         <w:t xml:space="preserve"> </w:t>
       </w:r>
-      <w:hyperlink r:id="rId79">
+      <w:hyperlink r:id="rId86">
         <w:r>
           <w:rPr>
             <w:rStyle w:val="VerbatimChar"/>
@@ -9533,7 +9533,7 @@
         <w:t xml:space="preserve">实现．</w:t>
       </w:r>
     </w:p>
-    <w:bookmarkStart w:id="82" w:name="安装-3"/>
+    <w:bookmarkStart w:id="89" w:name="安装-3"/>
     <w:p>
       <w:pPr>
         <w:pStyle w:val="3"/>
@@ -9970,7 +9970,7 @@
       <w:r>
         <w:t xml:space="preserve"> </w:t>
       </w:r>
-      <w:hyperlink r:id="rId80">
+      <w:hyperlink r:id="rId87">
         <w:r>
           <w:rPr>
             <w:rStyle w:val="ae"/>
@@ -10076,7 +10076,7 @@
       <w:r>
         <w:t xml:space="preserve"> </w:t>
       </w:r>
-      <w:hyperlink r:id="rId81">
+      <w:hyperlink r:id="rId88">
         <w:r>
           <w:rPr>
             <w:rStyle w:val="ae"/>
@@ -10085,8 +10085,8 @@
         </w:r>
       </w:hyperlink>
     </w:p>
-    <w:bookmarkEnd w:id="82"/>
-    <w:bookmarkStart w:id="85" w:name="使用-2"/>
+    <w:bookmarkEnd w:id="89"/>
+    <w:bookmarkStart w:id="92" w:name="使用-2"/>
     <w:p>
       <w:pPr>
         <w:pStyle w:val="3"/>
@@ -10111,7 +10111,7 @@
       <w:r>
         <w:t xml:space="preserve"> </w:t>
       </w:r>
-      <w:hyperlink r:id="rId21">
+      <w:hyperlink r:id="rId28">
         <w:r>
           <w:rPr>
             <w:rStyle w:val="ae"/>
@@ -10142,7 +10142,7 @@
       <w:tr>
         <w:tc>
           <w:tcPr/>
-          <w:bookmarkStart w:id="83" w:name="fig-tikzcd"/>
+          <w:bookmarkStart w:id="90" w:name="fig-tikzcd"/>
           <w:p>
             <w:pPr>
               <w:pStyle w:val="SourceCode"/>
@@ -10270,7 +10270,7 @@
               <w:t xml:space="preserve">示例</w:t>
             </w:r>
           </w:p>
-          <w:bookmarkEnd w:id="83"/>
+          <w:bookmarkEnd w:id="90"/>
         </w:tc>
       </w:tr>
     </w:tbl>
@@ -10295,7 +10295,7 @@
       <w:tr>
         <w:tc>
           <w:tcPr/>
-          <w:bookmarkStart w:id="84" w:name="fig-tikz"/>
+          <w:bookmarkStart w:id="91" w:name="fig-tikz"/>
           <w:p>
             <w:pPr>
               <w:pStyle w:val="SourceCode"/>
@@ -10531,7 +10531,7 @@
               <w:t xml:space="preserve">示例</w:t>
             </w:r>
           </w:p>
-          <w:bookmarkEnd w:id="84"/>
+          <w:bookmarkEnd w:id="91"/>
         </w:tc>
       </w:tr>
     </w:tbl>
@@ -10593,9 +10593,9 @@
         <w:t xml:space="preserve">标记．</w:t>
       </w:r>
     </w:p>
-    <w:bookmarkEnd w:id="85"/>
-    <w:bookmarkEnd w:id="86"/>
-    <w:bookmarkStart w:id="89" w:name="lean-代码高亮与带注释源码导入"/>
+    <w:bookmarkEnd w:id="92"/>
+    <w:bookmarkEnd w:id="93"/>
+    <w:bookmarkStart w:id="96" w:name="lean-代码高亮与带注释源码导入"/>
     <w:p>
       <w:pPr>
         <w:pStyle w:val="2"/>
@@ -10614,7 +10614,7 @@
       <w:pPr>
         <w:pStyle w:val="FirstParagraph"/>
       </w:pPr>
-      <w:hyperlink r:id="rId87">
+      <w:hyperlink r:id="rId94">
         <w:r>
           <w:rPr>
             <w:rStyle w:val="VerbatimChar"/>
@@ -10672,7 +10672,7 @@
       <w:pPr>
         <w:pStyle w:val="a0"/>
       </w:pPr>
-      <w:hyperlink r:id="rId88">
+      <w:hyperlink r:id="rId95">
         <w:r>
           <w:rPr>
             <w:rStyle w:val="VerbatimChar"/>
@@ -10773,8 +10773,8 @@
         <w:t xml:space="preserve">的目录导航定位存在问题．</w:t>
       </w:r>
     </w:p>
-    <w:bookmarkEnd w:id="89"/>
-    <w:bookmarkStart w:id="92" w:name="github-actions-github-pages-网站生成"/>
+    <w:bookmarkEnd w:id="96"/>
+    <w:bookmarkStart w:id="99" w:name="github-actions-github-pages-网站生成"/>
     <w:p>
       <w:pPr>
         <w:pStyle w:val="2"/>
@@ -10818,7 +10818,7 @@
         <w:t xml:space="preserve">站点．</w:t>
       </w:r>
     </w:p>
-    <w:bookmarkStart w:id="90" w:name="安装-4"/>
+    <w:bookmarkStart w:id="97" w:name="安装-4"/>
     <w:p>
       <w:pPr>
         <w:pStyle w:val="3"/>
@@ -11024,8 +11024,8 @@
         <w:t xml:space="preserve">（清除环境变量）</w:t>
       </w:r>
     </w:p>
-    <w:bookmarkEnd w:id="90"/>
-    <w:bookmarkStart w:id="91" w:name="使用-3"/>
+    <w:bookmarkEnd w:id="97"/>
+    <w:bookmarkStart w:id="98" w:name="使用-3"/>
     <w:p>
       <w:pPr>
         <w:pStyle w:val="3"/>
@@ -11066,9 +11066,9 @@
         <w:t xml:space="preserve">自动完成的网站生成．</w:t>
       </w:r>
     </w:p>
-    <w:bookmarkEnd w:id="91"/>
-    <w:bookmarkEnd w:id="92"/>
-    <w:bookmarkStart w:id="93" w:name="输出为整本书book"/>
+    <w:bookmarkEnd w:id="98"/>
+    <w:bookmarkEnd w:id="99"/>
+    <w:bookmarkStart w:id="100" w:name="输出为整本书book"/>
     <w:p>
       <w:pPr>
         <w:pStyle w:val="2"/>
@@ -11157,9 +11157,9 @@
         <w:t xml:space="preserve">选项渲染．</w:t>
       </w:r>
     </w:p>
-    <w:bookmarkEnd w:id="93"/>
-    <w:bookmarkEnd w:id="94"/>
-    <w:bookmarkStart w:id="107" w:name="样式自定义"/>
+    <w:bookmarkEnd w:id="100"/>
+    <w:bookmarkEnd w:id="101"/>
+    <w:bookmarkStart w:id="114" w:name="样式自定义"/>
     <w:p>
       <w:pPr>
         <w:pStyle w:val="1"/>
@@ -11194,7 +11194,7 @@
         <w:t xml:space="preserve">文档头可以自定义部分默认样式．</w:t>
       </w:r>
     </w:p>
-    <w:bookmarkStart w:id="95" w:name="我要改字号"/>
+    <w:bookmarkStart w:id="102" w:name="我要改字号"/>
     <w:p>
       <w:pPr>
         <w:pStyle w:val="2"/>
@@ -11321,8 +11321,8 @@
         <w:t xml:space="preserve"> 12pt</w:t>
       </w:r>
     </w:p>
-    <w:bookmarkEnd w:id="95"/>
-    <w:bookmarkStart w:id="96" w:name="我要-不想要目录"/>
+    <w:bookmarkEnd w:id="102"/>
+    <w:bookmarkStart w:id="103" w:name="我要-不想要目录"/>
     <w:p>
       <w:pPr>
         <w:pStyle w:val="2"/>
@@ -11401,8 +11401,8 @@
         <w:t xml:space="preserve">特定格式下均生效．</w:t>
       </w:r>
     </w:p>
-    <w:bookmarkEnd w:id="96"/>
-    <w:bookmarkStart w:id="97" w:name="我不想给-section-编号-我要改-section-编号格式"/>
+    <w:bookmarkEnd w:id="103"/>
+    <w:bookmarkStart w:id="104" w:name="我不想给-section-编号-我要改-section-编号格式"/>
     <w:p>
       <w:pPr>
         <w:pStyle w:val="2"/>
@@ -11565,8 +11565,8 @@
         <w:t xml:space="preserve">特定格式下均生效．</w:t>
       </w:r>
     </w:p>
-    <w:bookmarkEnd w:id="97"/>
-    <w:bookmarkStart w:id="99" w:name="我不想给定理编号-我要改定理编号格式"/>
+    <w:bookmarkEnd w:id="104"/>
+    <w:bookmarkStart w:id="106" w:name="我不想给定理编号-我要改定理编号格式"/>
     <w:p>
       <w:pPr>
         <w:pStyle w:val="2"/>
@@ -11606,7 +11606,7 @@
       <w:r>
         <w:t xml:space="preserve"> </w:t>
       </w:r>
-      <w:hyperlink r:id="rId98">
+      <w:hyperlink r:id="rId105">
         <w:r>
           <w:rPr>
             <w:rStyle w:val="ae"/>
@@ -11858,8 +11858,8 @@
         <w:t xml:space="preserve">．</w:t>
       </w:r>
     </w:p>
-    <w:bookmarkEnd w:id="99"/>
-    <w:bookmarkStart w:id="100" w:name="我要改引用格式"/>
+    <w:bookmarkEnd w:id="106"/>
+    <w:bookmarkStart w:id="107" w:name="我要改引用格式"/>
     <w:p>
       <w:pPr>
         <w:pStyle w:val="2"/>
@@ -11960,8 +11960,8 @@
         <w:t xml:space="preserve">文件．</w:t>
       </w:r>
     </w:p>
-    <w:bookmarkEnd w:id="100"/>
-    <w:bookmarkStart w:id="102" w:name="我要更丰富的-callout-定理包裹样式"/>
+    <w:bookmarkEnd w:id="107"/>
+    <w:bookmarkStart w:id="109" w:name="我要更丰富的-callout-定理包裹样式"/>
     <w:p>
       <w:pPr>
         <w:pStyle w:val="2"/>
@@ -11998,7 +11998,7 @@
       <w:r>
         <w:t xml:space="preserve"> </w:t>
       </w:r>
-      <w:hyperlink r:id="rId101">
+      <w:hyperlink r:id="rId108">
         <w:r>
           <w:rPr>
             <w:rStyle w:val="ae"/>
@@ -12016,8 +12016,8 @@
         <w:t xml:space="preserve">学习配置方法．</w:t>
       </w:r>
     </w:p>
-    <w:bookmarkEnd w:id="102"/>
-    <w:bookmarkStart w:id="103" w:name="我要改-beamer-幻灯片的颜色"/>
+    <w:bookmarkEnd w:id="109"/>
+    <w:bookmarkStart w:id="110" w:name="我要改-beamer-幻灯片的颜色"/>
     <w:p>
       <w:pPr>
         <w:pStyle w:val="2"/>
@@ -12298,8 +12298,8 @@
         <w:t xml:space="preserve"> # 链接颜色</w:t>
       </w:r>
     </w:p>
-    <w:bookmarkEnd w:id="103"/>
-    <w:bookmarkStart w:id="105" w:name="pdf-beamer-宏包不够用我要自己导入"/>
+    <w:bookmarkEnd w:id="110"/>
+    <w:bookmarkStart w:id="112" w:name="pdf-beamer-宏包不够用我要自己导入"/>
     <w:p>
       <w:pPr>
         <w:pStyle w:val="2"/>
@@ -12494,7 +12494,7 @@
       <w:r>
         <w:t xml:space="preserve"> </w:t>
       </w:r>
-      <w:hyperlink r:id="rId104">
+      <w:hyperlink r:id="rId111">
         <w:r>
           <w:rPr>
             <w:rStyle w:val="VerbatimChar"/>
@@ -12509,8 +12509,8 @@
         <w:t xml:space="preserve">．暂时不支持其它格式下的宏包导入．</w:t>
       </w:r>
     </w:p>
-    <w:bookmarkEnd w:id="105"/>
-    <w:bookmarkStart w:id="106" w:name="我要自定义-docx-pptx-样式"/>
+    <w:bookmarkEnd w:id="112"/>
+    <w:bookmarkStart w:id="113" w:name="我要自定义-docx-pptx-样式"/>
     <w:p>
       <w:pPr>
         <w:pStyle w:val="2"/>
@@ -12578,9 +12578,9 @@
         <w:t xml:space="preserve">．</w:t>
       </w:r>
     </w:p>
-    <w:bookmarkEnd w:id="106"/>
-    <w:bookmarkEnd w:id="107"/>
-    <w:bookmarkStart w:id="134" w:name="qa"/>
+    <w:bookmarkEnd w:id="113"/>
+    <w:bookmarkEnd w:id="114"/>
+    <w:bookmarkStart w:id="141" w:name="qa"/>
     <w:p>
       <w:pPr>
         <w:pStyle w:val="1"/>
@@ -12589,7 +12589,7 @@
         <w:t xml:space="preserve">1.7 Q&amp;A</w:t>
       </w:r>
     </w:p>
-    <w:bookmarkStart w:id="113" w:name="一般性的"/>
+    <w:bookmarkStart w:id="120" w:name="一般性的"/>
     <w:p>
       <w:pPr>
         <w:pStyle w:val="2"/>
@@ -12604,7 +12604,7 @@
         <w:t xml:space="preserve">一般性的</w:t>
       </w:r>
     </w:p>
-    <w:bookmarkStart w:id="108" w:name="示例文件编译不了"/>
+    <w:bookmarkStart w:id="115" w:name="示例文件编译不了"/>
     <w:p>
       <w:pPr>
         <w:pStyle w:val="3"/>
@@ -12627,8 +12627,8 @@
         <w:t xml:space="preserve">示例文件包含了部分可选支持内容，如未安装相应依赖，请删除对应内容后渲染．</w:t>
       </w:r>
     </w:p>
-    <w:bookmarkEnd w:id="108"/>
-    <w:bookmarkStart w:id="109" w:name="我不懂-computer-science你能不能讲人话"/>
+    <w:bookmarkEnd w:id="115"/>
+    <w:bookmarkStart w:id="116" w:name="我不懂-computer-science你能不能讲人话"/>
     <w:p>
       <w:pPr>
         <w:pStyle w:val="3"/>
@@ -12744,8 +12744,8 @@
         <w:t xml:space="preserve">扔进对话框，提出您的具体需求并获得人话解答．</w:t>
       </w:r>
     </w:p>
-    <w:bookmarkEnd w:id="109"/>
-    <w:bookmarkStart w:id="110" w:name="我想要-xxx-功能-我要自己魔改"/>
+    <w:bookmarkEnd w:id="116"/>
+    <w:bookmarkStart w:id="117" w:name="我想要-xxx-功能-我要自己魔改"/>
     <w:p>
       <w:pPr>
         <w:pStyle w:val="3"/>
@@ -12916,8 +12916,8 @@
         <w:t xml:space="preserve">Request．</w:t>
       </w:r>
     </w:p>
-    <w:bookmarkEnd w:id="110"/>
-    <w:bookmarkStart w:id="112" w:name="仓库太重我想要-standalone-的单文件渲染"/>
+    <w:bookmarkEnd w:id="117"/>
+    <w:bookmarkStart w:id="119" w:name="仓库太重我想要-standalone-的单文件渲染"/>
     <w:p>
       <w:pPr>
         <w:pStyle w:val="3"/>
@@ -12951,7 +12951,7 @@
       <w:r>
         <w:t xml:space="preserve"> </w:t>
       </w:r>
-      <w:hyperlink r:id="rId111">
+      <w:hyperlink r:id="rId118">
         <w:r>
           <w:rPr>
             <w:rStyle w:val="ae"/>
@@ -12975,9 +12975,9 @@
         <w:t xml:space="preserve">渲染更加方便．</w:t>
       </w:r>
     </w:p>
-    <w:bookmarkEnd w:id="112"/>
-    <w:bookmarkEnd w:id="113"/>
-    <w:bookmarkStart w:id="127" w:name="写作相关"/>
+    <w:bookmarkEnd w:id="119"/>
+    <w:bookmarkEnd w:id="120"/>
+    <w:bookmarkStart w:id="134" w:name="写作相关"/>
     <w:p>
       <w:pPr>
         <w:pStyle w:val="2"/>
@@ -12992,7 +12992,7 @@
         <w:t xml:space="preserve">写作相关</w:t>
       </w:r>
     </w:p>
-    <w:bookmarkStart w:id="118" w:name="标题应该用多少个"/>
+    <w:bookmarkStart w:id="125" w:name="标题应该用多少个"/>
     <w:p>
       <w:pPr>
         <w:pStyle w:val="3"/>
@@ -13271,7 +13271,7 @@
           <w:numId w:val="1017"/>
         </w:numPr>
       </w:pPr>
-      <w:hyperlink r:id="rId114">
+      <w:hyperlink r:id="rId121">
         <w:r>
           <w:rPr>
             <w:rStyle w:val="ae"/>
@@ -13289,7 +13289,7 @@
           <w:numId w:val="1017"/>
         </w:numPr>
       </w:pPr>
-      <w:hyperlink r:id="rId115">
+      <w:hyperlink r:id="rId122">
         <w:r>
           <w:rPr>
             <w:rStyle w:val="ae"/>
@@ -13331,7 +13331,7 @@
           <w:numId w:val="1017"/>
         </w:numPr>
       </w:pPr>
-      <w:hyperlink r:id="rId116">
+      <w:hyperlink r:id="rId123">
         <w:r>
           <w:rPr>
             <w:rStyle w:val="ae"/>
@@ -13373,7 +13373,7 @@
           <w:numId w:val="1017"/>
         </w:numPr>
       </w:pPr>
-      <w:hyperlink r:id="rId117">
+      <w:hyperlink r:id="rId124">
         <w:r>
           <w:rPr>
             <w:rStyle w:val="ae"/>
@@ -13382,8 +13382,8 @@
         </w:r>
       </w:hyperlink>
     </w:p>
-    <w:bookmarkEnd w:id="118"/>
-    <w:bookmarkStart w:id="120" w:name="分页符"/>
+    <w:bookmarkEnd w:id="125"/>
+    <w:bookmarkStart w:id="127" w:name="分页符"/>
     <w:p>
       <w:pPr>
         <w:pStyle w:val="3"/>
@@ -13411,7 +13411,7 @@
         </w:rPr>
         <w:t xml:space="preserve">．见</w:t>
       </w:r>
-      <w:hyperlink r:id="rId119">
+      <w:hyperlink r:id="rId126">
         <w:r>
           <w:rPr>
             <w:rStyle w:val="ae"/>
@@ -13427,8 +13427,8 @@
         <w:t xml:space="preserve">．</w:t>
       </w:r>
     </w:p>
-    <w:bookmarkEnd w:id="120"/>
-    <w:bookmarkStart w:id="121" w:name="yaml-文档头里的字符串到底打不打引号"/>
+    <w:bookmarkEnd w:id="127"/>
+    <w:bookmarkStart w:id="128" w:name="yaml-文档头里的字符串到底打不打引号"/>
     <w:p>
       <w:pPr>
         <w:pStyle w:val="3"/>
@@ -13469,8 +13469,8 @@
         <w:t xml:space="preserve">）．</w:t>
       </w:r>
     </w:p>
-    <w:bookmarkEnd w:id="121"/>
-    <w:bookmarkStart w:id="123" w:name="用-包裹行内公式的正确格式"/>
+    <w:bookmarkEnd w:id="128"/>
+    <w:bookmarkStart w:id="130" w:name="用-包裹行内公式的正确格式"/>
     <w:p>
       <w:pPr>
         <w:pStyle w:val="3"/>
@@ -13553,7 +13553,7 @@
       <w:r>
         <w:t xml:space="preserve"> </w:t>
       </w:r>
-      <w:hyperlink r:id="rId122">
+      <w:hyperlink r:id="rId129">
         <w:r>
           <w:rPr>
             <w:rStyle w:val="ae"/>
@@ -13575,8 +13575,8 @@
         <w:t xml:space="preserve">．</w:t>
       </w:r>
     </w:p>
-    <w:bookmarkEnd w:id="123"/>
-    <w:bookmarkStart w:id="124" w:name="怎么打出"/>
+    <w:bookmarkEnd w:id="130"/>
+    <w:bookmarkStart w:id="131" w:name="怎么打出"/>
     <w:p>
       <w:pPr>
         <w:pStyle w:val="3"/>
@@ -13665,8 +13665,8 @@
         <w:t xml:space="preserve">处理他们在不同格式下的渲染．</w:t>
       </w:r>
     </w:p>
-    <w:bookmarkEnd w:id="124"/>
-    <w:bookmarkStart w:id="126" w:name="方便的-svg-草图绘制"/>
+    <w:bookmarkEnd w:id="131"/>
+    <w:bookmarkStart w:id="133" w:name="方便的-svg-草图绘制"/>
     <w:p>
       <w:pPr>
         <w:pStyle w:val="3"/>
@@ -13700,7 +13700,7 @@
       <w:r>
         <w:t xml:space="preserve"> </w:t>
       </w:r>
-      <w:hyperlink r:id="rId125">
+      <w:hyperlink r:id="rId132">
         <w:r>
           <w:rPr>
             <w:rStyle w:val="ae"/>
@@ -13734,9 +13734,9 @@
         <w:t xml:space="preserve">草图绘制功能．</w:t>
       </w:r>
     </w:p>
-    <w:bookmarkEnd w:id="126"/>
-    <w:bookmarkEnd w:id="127"/>
-    <w:bookmarkStart w:id="133" w:name="输出相关"/>
+    <w:bookmarkEnd w:id="133"/>
+    <w:bookmarkEnd w:id="134"/>
+    <w:bookmarkStart w:id="140" w:name="输出相关"/>
     <w:p>
       <w:pPr>
         <w:pStyle w:val="2"/>
@@ -13751,7 +13751,7 @@
         <w:t xml:space="preserve">输出相关</w:t>
       </w:r>
     </w:p>
-    <w:bookmarkStart w:id="128" w:name="写好的-beamer-也想输出一份文稿版本的-pdf"/>
+    <w:bookmarkStart w:id="135" w:name="写好的-beamer-也想输出一份文稿版本的-pdf"/>
     <w:p>
       <w:pPr>
         <w:pStyle w:val="3"/>
@@ -13810,8 +13810,8 @@
         <w:t xml:space="preserve">输出文稿版本．</w:t>
       </w:r>
     </w:p>
-    <w:bookmarkEnd w:id="128"/>
-    <w:bookmarkStart w:id="130" w:name="我要输出到知乎"/>
+    <w:bookmarkEnd w:id="135"/>
+    <w:bookmarkStart w:id="137" w:name="我要输出到知乎"/>
     <w:p>
       <w:pPr>
         <w:pStyle w:val="3"/>
@@ -13845,7 +13845,7 @@
       <w:r>
         <w:t xml:space="preserve"> </w:t>
       </w:r>
-      <w:hyperlink r:id="rId129">
+      <w:hyperlink r:id="rId136">
         <w:r>
           <w:rPr>
             <w:rStyle w:val="ae"/>
@@ -13863,8 +13863,8 @@
         <w:t xml:space="preserve">的在线编辑器转知乎格式．</w:t>
       </w:r>
     </w:p>
-    <w:bookmarkEnd w:id="130"/>
-    <w:bookmarkStart w:id="131" w:name="pdf-输出latex-渲染了十遍"/>
+    <w:bookmarkEnd w:id="137"/>
+    <w:bookmarkStart w:id="138" w:name="pdf-输出latex-渲染了十遍"/>
     <w:p>
       <w:pPr>
         <w:pStyle w:val="3"/>
@@ -13917,8 +13917,8 @@
         <w:t xml:space="preserve">选项和正文中的引用情况．</w:t>
       </w:r>
     </w:p>
-    <w:bookmarkEnd w:id="131"/>
-    <w:bookmarkStart w:id="132" w:name="每次渲染都要-updating-tlmgr-烦死了"/>
+    <w:bookmarkEnd w:id="138"/>
+    <w:bookmarkStart w:id="139" w:name="每次渲染都要-updating-tlmgr-烦死了"/>
     <w:p>
       <w:pPr>
         <w:pStyle w:val="3"/>
@@ -14084,9 +14084,9 @@
         <w:t xml:space="preserve">false</w:t>
       </w:r>
     </w:p>
-    <w:bookmarkEnd w:id="132"/>
-    <w:bookmarkEnd w:id="133"/>
-    <w:bookmarkEnd w:id="134"/>
+    <w:bookmarkEnd w:id="139"/>
+    <w:bookmarkEnd w:id="140"/>
+    <w:bookmarkEnd w:id="141"/>
     <w:sectPr>
       <w:pgSz w:h="15840" w:w="12240"/>
       <w:pgMar w:bottom="1440" w:footer="720" w:gutter="0" w:header="720" w:left="1800" w:right="1800" w:top="1440"/>

--- a/index.docx
+++ b/index.docx
@@ -12783,7 +12783,7 @@
         <w:rPr>
           <w:rFonts w:hint="eastAsia"/>
         </w:rPr>
-        <w:t xml:space="preserve">仓库主要为自用，如能为您的生活带来便利欢迎取用．想要的功能欢迎提</w:t>
+        <w:t xml:space="preserve">仓库主要为自用，如能为您的生活带来便利欢迎取用．想要的功能欢迎移步</w:t>
       </w:r>
       <w:r>
         <w:t xml:space="preserve"> Issue </w:t>
@@ -12795,16 +12795,45 @@
         <w:t xml:space="preserve">或</w:t>
       </w:r>
       <w:r>
-        <w:t xml:space="preserve"> </w:t>
-      </w:r>
-      <w:r>
-        <w:rPr>
-          <w:rFonts w:hint="eastAsia"/>
-        </w:rPr>
-        <w:t xml:space="preserve">Discussion！（虽然不保证会做</w:t>
-      </w:r>
-      <w:r>
-        <w:t xml:space="preserve"> :p</w:t>
+        <w:t xml:space="preserve"> Discussion </w:t>
+      </w:r>
+      <w:r>
+        <w:rPr>
+          <w:rFonts w:hint="eastAsia"/>
+        </w:rPr>
+        <w:t xml:space="preserve">提出（不保证会做</w:t>
+      </w:r>
+      <w:r>
+        <w:t xml:space="preserve"> </w:t>
+      </w:r>
+      <w:r>
+        <w:rPr>
+          <w:rFonts w:hint="eastAsia"/>
+        </w:rPr>
+        <w:t xml:space="preserve">:p）</w:t>
+      </w:r>
+    </w:p>
+    <w:p>
+      <w:pPr>
+        <w:pStyle w:val="a0"/>
+      </w:pPr>
+      <w:r>
+        <w:t xml:space="preserve">Issue </w:t>
+      </w:r>
+      <w:r>
+        <w:rPr>
+          <w:rFonts w:hint="eastAsia"/>
+        </w:rPr>
+        <w:t xml:space="preserve">中跟踪了一些计划中的功能和已知问题，Q&amp;A</w:t>
+      </w:r>
+      <w:r>
+        <w:t xml:space="preserve"> </w:t>
+      </w:r>
+      <w:r>
+        <w:rPr>
+          <w:rFonts w:hint="eastAsia"/>
+        </w:rPr>
+        <w:t xml:space="preserve">没有涉及的内容可移步参考．</w:t>
       </w:r>
     </w:p>
     <w:p>

--- a/index.docx
+++ b/index.docx
@@ -12580,7 +12580,7 @@
     </w:p>
     <w:bookmarkEnd w:id="113"/>
     <w:bookmarkEnd w:id="114"/>
-    <w:bookmarkStart w:id="141" w:name="qa"/>
+    <w:bookmarkStart w:id="142" w:name="qa"/>
     <w:p>
       <w:pPr>
         <w:pStyle w:val="1"/>
@@ -13765,7 +13765,7 @@
     </w:p>
     <w:bookmarkEnd w:id="133"/>
     <w:bookmarkEnd w:id="134"/>
-    <w:bookmarkStart w:id="140" w:name="输出相关"/>
+    <w:bookmarkStart w:id="141" w:name="输出相关"/>
     <w:p>
       <w:pPr>
         <w:pStyle w:val="2"/>
@@ -14114,8 +14114,110 @@
       </w:r>
     </w:p>
     <w:bookmarkEnd w:id="139"/>
+    <w:bookmarkStart w:id="140" w:name="tlmgr-未找到"/>
+    <w:p>
+      <w:pPr>
+        <w:pStyle w:val="3"/>
+      </w:pPr>
+      <w:r>
+        <w:rPr>
+          <w:rStyle w:val="VerbatimChar"/>
+        </w:rPr>
+        <w:t xml:space="preserve">tlmgr</w:t>
+      </w:r>
+      <w:r>
+        <w:t xml:space="preserve"> </w:t>
+      </w:r>
+      <w:r>
+        <w:rPr>
+          <w:rFonts w:hint="eastAsia"/>
+        </w:rPr>
+        <w:t xml:space="preserve">未找到？</w:t>
+      </w:r>
+    </w:p>
+    <w:p>
+      <w:pPr>
+        <w:pStyle w:val="FirstParagraph"/>
+      </w:pPr>
+      <w:r>
+        <w:rPr>
+          <w:rFonts w:hint="eastAsia"/>
+        </w:rPr>
+        <w:t xml:space="preserve">请检查环境变量</w:t>
+      </w:r>
+      <w:r>
+        <w:t xml:space="preserve"> PATH </w:t>
+      </w:r>
+      <w:r>
+        <w:rPr>
+          <w:rFonts w:hint="eastAsia"/>
+        </w:rPr>
+        <w:t xml:space="preserve">中是否包含了</w:t>
+      </w:r>
+      <w:r>
+        <w:t xml:space="preserve"> TinyTeX </w:t>
+      </w:r>
+      <w:r>
+        <w:rPr>
+          <w:rFonts w:hint="eastAsia"/>
+        </w:rPr>
+        <w:t xml:space="preserve">的</w:t>
+      </w:r>
+      <w:r>
+        <w:t xml:space="preserve"> bin </w:t>
+      </w:r>
+      <w:r>
+        <w:rPr>
+          <w:rFonts w:hint="eastAsia"/>
+        </w:rPr>
+        <w:t xml:space="preserve">目录．Windows</w:t>
+      </w:r>
+      <w:r>
+        <w:t xml:space="preserve"> </w:t>
+      </w:r>
+      <w:r>
+        <w:rPr>
+          <w:rFonts w:hint="eastAsia"/>
+        </w:rPr>
+        <w:t xml:space="preserve">下</w:t>
+      </w:r>
+      <w:r>
+        <w:t xml:space="preserve"> tlmgr </w:t>
+      </w:r>
+      <w:r>
+        <w:rPr>
+          <w:rFonts w:hint="eastAsia"/>
+        </w:rPr>
+        <w:t xml:space="preserve">以</w:t>
+      </w:r>
+      <w:r>
+        <w:t xml:space="preserve"> bat </w:t>
+      </w:r>
+      <w:r>
+        <w:rPr>
+          <w:rFonts w:hint="eastAsia"/>
+        </w:rPr>
+        <w:t xml:space="preserve">的形式存在，命令行调用时可能需要添加后缀名</w:t>
+      </w:r>
+      <w:r>
+        <w:t xml:space="preserve"> </w:t>
+      </w:r>
+      <w:r>
+        <w:rPr>
+          <w:rStyle w:val="VerbatimChar"/>
+        </w:rPr>
+        <w:t xml:space="preserve">tlmgr.bat command</w:t>
+      </w:r>
+      <w:r>
+        <w:rPr>
+          <w:rFonts w:hint="eastAsia"/>
+        </w:rPr>
+        <w:t xml:space="preserve">．</w:t>
+      </w:r>
+    </w:p>
     <w:bookmarkEnd w:id="140"/>
     <w:bookmarkEnd w:id="141"/>
+    <w:bookmarkEnd w:id="142"/>
     <w:sectPr>
       <w:pgSz w:h="15840" w:w="12240"/>
       <w:pgMar w:bottom="1440" w:footer="720" w:gutter="0" w:header="720" w:left="1800" w:right="1800" w:top="1440"/>

--- a/index.docx
+++ b/index.docx
@@ -3879,14 +3879,19 @@
       </w:tr>
       <w:tr>
         <w:tc>
-          <w:tcPr/>
+          <w:tcPr>
+            <w:vMerge w:val="restart"/>
+          </w:tcPr>
           <w:p>
             <w:pPr>
               <w:pStyle w:val="Compact"/>
               <w:jc w:val="center"/>
             </w:pPr>
             <w:r>
-              <w:t xml:space="preserve">row 2, column 1</w:t>
+              <w:t xml:space="preserve"> </w:t>
+            </w:r>
+            <w:r>
+              <w:t xml:space="preserve">row 2–3, column 1</w:t>
             </w:r>
           </w:p>
         </w:tc>
@@ -3910,15 +3915,12 @@
       </w:tr>
       <w:tr>
         <w:tc>
-          <w:tcPr/>
+          <w:tcPr>
+            <w:gridSpan w:val="1"/>
+            <w:vMerge w:val="continue"/>
+          </w:tcPr>
           <w:p>
-            <w:pPr>
-              <w:pStyle w:val="Compact"/>
-              <w:jc w:val="center"/>
-            </w:pPr>
-            <w:r>
-              <w:t xml:space="preserve">row 3, column 1</w:t>
-            </w:r>
+            <w:pPr/>
           </w:p>
         </w:tc>
         <w:tc>
@@ -3955,7 +3957,25 @@
         <w:rPr>
           <w:rFonts w:hint="eastAsia"/>
         </w:rPr>
-        <w:t xml:space="preserve">亦见</w:t>
+        <w:t xml:space="preserve">注意表头部分（第一行）不可</w:t>
+      </w:r>
+      <w:r>
+        <w:t xml:space="preserve"> </w:t>
+      </w:r>
+      <w:r>
+        <w:rPr>
+          <w:rStyle w:val="VerbatimChar"/>
+        </w:rPr>
+        <w:t xml:space="preserve">rowspan</w:t>
+      </w:r>
+      <w:r>
+        <w:t xml:space="preserve"> </w:t>
+      </w:r>
+      <w:r>
+        <w:rPr>
+          <w:rFonts w:hint="eastAsia"/>
+        </w:rPr>
+        <w:t xml:space="preserve">合并．亦见</w:t>
       </w:r>
       <w:r>
         <w:t xml:space="preserve"> </w:t>

--- a/index.docx
+++ b/index.docx
@@ -260,6 +260,48 @@
           <w:rFonts w:hint="eastAsia"/>
         </w:rPr>
         <w:t xml:space="preserve">额外支持：</w:t>
+      </w:r>
+    </w:p>
+    <w:p>
+      <w:pPr>
+        <w:pStyle w:val="Compact"/>
+        <w:numPr>
+          <w:ilvl w:val="0"/>
+          <w:numId w:val="1002"/>
+        </w:numPr>
+      </w:pPr>
+      <w:r>
+        <w:rPr>
+          <w:rFonts w:hint="eastAsia"/>
+        </w:rPr>
+        <w:t xml:space="preserve">更好的中文</w:t>
+      </w:r>
+      <w:r>
+        <w:t xml:space="preserve"> LaTeX </w:t>
+      </w:r>
+      <w:r>
+        <w:rPr>
+          <w:rFonts w:hint="eastAsia"/>
+        </w:rPr>
+        <w:t xml:space="preserve">样式：适配</w:t>
+      </w:r>
+      <w:r>
+        <w:t xml:space="preserve"> Quarto </w:t>
+      </w:r>
+      <w:r>
+        <w:rPr>
+          <w:rFonts w:hint="eastAsia"/>
+        </w:rPr>
+        <w:t xml:space="preserve">的</w:t>
+      </w:r>
+      <w:r>
+        <w:t xml:space="preserve"> CTeX </w:t>
+      </w:r>
+      <w:r>
+        <w:rPr>
+          <w:rFonts w:hint="eastAsia"/>
+        </w:rPr>
+        <w:t xml:space="preserve">模板</w:t>
       </w:r>
     </w:p>
     <w:p>

--- a/index.docx
+++ b/index.docx
@@ -7,7 +7,7 @@
         <w:pStyle w:val="a5"/>
       </w:pPr>
       <w:r>
-        <w:t xml:space="preserve">1. README</w:t>
+        <w:t xml:space="preserve">README</w:t>
       </w:r>
     </w:p>
     <w:p>
@@ -87,7 +87,7 @@
         <w:pStyle w:val="1"/>
       </w:pPr>
       <w:r>
-        <w:t xml:space="preserve">1.1 </w:t>
+        <w:t xml:space="preserve">0.1 </w:t>
       </w:r>
       <w:r>
         <w:rPr>
@@ -449,7 +449,7 @@
         <w:pStyle w:val="1"/>
       </w:pPr>
       <w:r>
-        <w:t xml:space="preserve">1.2 </w:t>
+        <w:t xml:space="preserve">0.2 </w:t>
       </w:r>
       <w:r>
         <w:rPr>
@@ -657,7 +657,7 @@
           <w:rPr>
             <w:rStyle w:val="ae"/>
           </w:rPr>
-          <w:t xml:space="preserve"> 1.5</w:t>
+          <w:t xml:space="preserve"> 0.5</w:t>
         </w:r>
       </w:hyperlink>
       <w:r>
@@ -692,7 +692,7 @@
         <w:pStyle w:val="1"/>
       </w:pPr>
       <w:r>
-        <w:t xml:space="preserve">1.3 </w:t>
+        <w:t xml:space="preserve">0.3 </w:t>
       </w:r>
       <w:r>
         <w:rPr>
@@ -707,7 +707,7 @@
         <w:pStyle w:val="2"/>
       </w:pPr>
       <w:r>
-        <w:t xml:space="preserve">1.3.1 </w:t>
+        <w:t xml:space="preserve">0.3.1 </w:t>
       </w:r>
       <w:r>
         <w:rPr>
@@ -897,7 +897,7 @@
         <w:pStyle w:val="2"/>
       </w:pPr>
       <w:r>
-        <w:t xml:space="preserve">1.3.2 </w:t>
+        <w:t xml:space="preserve">0.3.2 </w:t>
       </w:r>
       <w:r>
         <w:rPr>
@@ -1097,7 +1097,7 @@
         <w:pStyle w:val="1"/>
       </w:pPr>
       <w:r>
-        <w:t xml:space="preserve">1.4 </w:t>
+        <w:t xml:space="preserve">0.4 </w:t>
       </w:r>
       <w:r>
         <w:rPr>
@@ -1351,13 +1351,13 @@
       </w:r>
     </w:p>
     <w:bookmarkEnd w:id="40"/>
-    <w:bookmarkStart w:id="101" w:name="sec-optional"/>
+    <w:bookmarkStart w:id="102" w:name="sec-optional"/>
     <w:p>
       <w:pPr>
         <w:pStyle w:val="1"/>
       </w:pPr>
       <w:r>
-        <w:t xml:space="preserve">1.5 </w:t>
+        <w:t xml:space="preserve">0.5 </w:t>
       </w:r>
       <w:r>
         <w:rPr>
@@ -1372,7 +1372,7 @@
         <w:pStyle w:val="2"/>
       </w:pPr>
       <w:r>
-        <w:t xml:space="preserve">1.5.1 HTML / Revealjs / GFM / DOCX / PPTX</w:t>
+        <w:t xml:space="preserve">0.5.1 HTML / Revealjs / GFM / DOCX / PPTX</w:t>
       </w:r>
     </w:p>
     <w:p>
@@ -1424,7 +1424,7 @@
         <w:pStyle w:val="2"/>
       </w:pPr>
       <w:r>
-        <w:t xml:space="preserve">1.5.2 LaTeX / PDF / Beamer </w:t>
+        <w:t xml:space="preserve">0.5.2 LaTeX / PDF / Beamer </w:t>
       </w:r>
       <w:r>
         <w:rPr>
@@ -1831,7 +1831,7 @@
         <w:pStyle w:val="2"/>
       </w:pPr>
       <w:r>
-        <w:t xml:space="preserve">1.5.3 Computation </w:t>
+        <w:t xml:space="preserve">0.5.3 Computation </w:t>
       </w:r>
       <w:r>
         <w:rPr>
@@ -3218,7 +3218,7 @@
         <w:pStyle w:val="2"/>
       </w:pPr>
       <w:r>
-        <w:t xml:space="preserve">1.5.4 </w:t>
+        <w:t xml:space="preserve">0.5.4 </w:t>
       </w:r>
       <w:r>
         <w:rPr>
@@ -9415,7 +9415,7 @@
         <w:pStyle w:val="2"/>
       </w:pPr>
       <w:r>
-        <w:t xml:space="preserve">1.5.5 Diagram </w:t>
+        <w:t xml:space="preserve">0.5.5 Diagram </w:t>
       </w:r>
       <w:r>
         <w:rPr>
@@ -9555,7 +9555,7 @@
         <w:pStyle w:val="2"/>
       </w:pPr>
       <w:r>
-        <w:t xml:space="preserve">1.5.6 TikZ / TikZ-cd / Quiver </w:t>
+        <w:t xml:space="preserve">0.5.6 TikZ / TikZ-cd / Quiver </w:t>
       </w:r>
       <w:r>
         <w:rPr>
@@ -10663,7 +10663,7 @@
         <w:pStyle w:val="2"/>
       </w:pPr>
       <w:r>
-        <w:t xml:space="preserve">1.5.7 Lean </w:t>
+        <w:t xml:space="preserve">0.5.7 Lean </w:t>
       </w:r>
       <w:r>
         <w:rPr>
@@ -10842,7 +10842,7 @@
         <w:pStyle w:val="2"/>
       </w:pPr>
       <w:r>
-        <w:t xml:space="preserve">1.5.8 Github Actions + Github Pages </w:t>
+        <w:t xml:space="preserve">0.5.8 Github Actions + Github Pages </w:t>
       </w:r>
       <w:r>
         <w:rPr>
@@ -11130,13 +11130,13 @@
     </w:p>
     <w:bookmarkEnd w:id="98"/>
     <w:bookmarkEnd w:id="99"/>
-    <w:bookmarkStart w:id="100" w:name="输出为整本书book"/>
+    <w:bookmarkStart w:id="101" w:name="输出为整本书book"/>
     <w:p>
       <w:pPr>
         <w:pStyle w:val="2"/>
       </w:pPr>
       <w:r>
-        <w:t xml:space="preserve">1.5.9 </w:t>
+        <w:t xml:space="preserve">0.5.9 </w:t>
       </w:r>
       <w:r>
         <w:rPr>
@@ -11153,16 +11153,16 @@
         <w:rPr>
           <w:rFonts w:hint="eastAsia"/>
         </w:rPr>
-        <w:t xml:space="preserve">实验性支持</w:t>
-      </w:r>
-      <w:r>
-        <w:t xml:space="preserve"> PDF / DOCX </w:t>
-      </w:r>
-      <w:r>
-        <w:rPr>
-          <w:rFonts w:hint="eastAsia"/>
-        </w:rPr>
-        <w:t xml:space="preserve">书籍打包．请调整</w:t>
+        <w:t xml:space="preserve">我们支持</w:t>
+      </w:r>
+      <w:r>
+        <w:t xml:space="preserve"> HTML / PDF / DOCX </w:t>
+      </w:r>
+      <w:r>
+        <w:rPr>
+          <w:rFonts w:hint="eastAsia"/>
+        </w:rPr>
+        <w:t xml:space="preserve">书籍打包．请阅读并调整</w:t>
       </w:r>
       <w:r>
         <w:t xml:space="preserve"> </w:t>
@@ -11180,25 +11180,67 @@
         <w:rPr>
           <w:rFonts w:hint="eastAsia"/>
         </w:rPr>
-        <w:t xml:space="preserve">的配置并在</w:t>
-      </w:r>
-      <w:r>
-        <w:t xml:space="preserve"> </w:t>
-      </w:r>
+        <w:t xml:space="preserve">的配置．包括：</w:t>
+      </w:r>
+    </w:p>
+    <w:p>
+      <w:pPr>
+        <w:pStyle w:val="Compact"/>
+        <w:numPr>
+          <w:ilvl w:val="0"/>
+          <w:numId w:val="1015"/>
+        </w:numPr>
+      </w:pPr>
+      <w:r>
+        <w:rPr>
+          <w:rFonts w:hint="eastAsia"/>
+        </w:rPr>
+        <w:t xml:space="preserve">书名、作者、日期、要引入的章节等</w:t>
+      </w:r>
+    </w:p>
+    <w:p>
+      <w:pPr>
+        <w:pStyle w:val="Compact"/>
+        <w:numPr>
+          <w:ilvl w:val="0"/>
+          <w:numId w:val="1015"/>
+        </w:numPr>
+      </w:pPr>
       <w:r>
         <w:rPr>
           <w:rStyle w:val="VerbatimChar"/>
         </w:rPr>
-        <w:t xml:space="preserve">quarto render</w:t>
-      </w:r>
-      <w:r>
-        <w:t xml:space="preserve"> </w:t>
-      </w:r>
-      <w:r>
-        <w:rPr>
-          <w:rFonts w:hint="eastAsia"/>
-        </w:rPr>
-        <w:t xml:space="preserve">时加入</w:t>
+        <w:t xml:space="preserve">site-url</w:t>
+      </w:r>
+      <w:r>
+        <w:rPr>
+          <w:rFonts w:hint="eastAsia"/>
+        </w:rPr>
+        <w:t xml:space="preserve">：如果您希望非</w:t>
+      </w:r>
+      <w:r>
+        <w:t xml:space="preserve"> HTML </w:t>
+      </w:r>
+      <w:r>
+        <w:rPr>
+          <w:rFonts w:hint="eastAsia"/>
+        </w:rPr>
+        <w:t xml:space="preserve">格式下的不在书内的相对链接被解析到相对指定网站根目录</w:t>
+      </w:r>
+    </w:p>
+    <w:p>
+      <w:pPr>
+        <w:pStyle w:val="Compact"/>
+        <w:numPr>
+          <w:ilvl w:val="0"/>
+          <w:numId w:val="1015"/>
+        </w:numPr>
+      </w:pPr>
+      <w:r>
+        <w:rPr>
+          <w:rFonts w:hint="eastAsia"/>
+        </w:rPr>
+        <w:t xml:space="preserve">其它渲染选项．注意书籍渲染的逻辑是将各章节直接拼接到</w:t>
       </w:r>
       <w:r>
         <w:t xml:space="preserve"> </w:t>
@@ -11207,27 +11249,130 @@
         <w:rPr>
           <w:rStyle w:val="VerbatimChar"/>
         </w:rPr>
-        <w:t xml:space="preserve">--profile=book</w:t>
-      </w:r>
-      <w:r>
-        <w:t xml:space="preserve"> </w:t>
-      </w:r>
-      <w:r>
-        <w:rPr>
-          <w:rFonts w:hint="eastAsia"/>
-        </w:rPr>
-        <w:t xml:space="preserve">选项渲染．</w:t>
-      </w:r>
-    </w:p>
-    <w:bookmarkEnd w:id="100"/>
+        <w:t xml:space="preserve">chapters</w:t>
+      </w:r>
+      <w:r>
+        <w:t xml:space="preserve"> </w:t>
+      </w:r>
+      <w:r>
+        <w:rPr>
+          <w:rFonts w:hint="eastAsia"/>
+        </w:rPr>
+        <w:t xml:space="preserve">列表中首个文件处渲染．我们建议您确保此处文档头包含正确的</w:t>
+      </w:r>
+      <w:r>
+        <w:t xml:space="preserve"> </w:t>
+      </w:r>
+      <w:r>
+        <w:rPr>
+          <w:rStyle w:val="VerbatimChar"/>
+        </w:rPr>
+        <w:t xml:space="preserve">lang</w:t>
+      </w:r>
+      <w:r>
+        <w:rPr>
+          <w:rFonts w:hint="eastAsia"/>
+        </w:rPr>
+        <w:t xml:space="preserve">、合并好的</w:t>
+      </w:r>
+      <w:r>
+        <w:t xml:space="preserve"> </w:t>
+      </w:r>
+      <w:r>
+        <w:rPr>
+          <w:rStyle w:val="VerbatimChar"/>
+        </w:rPr>
+        <w:t xml:space="preserve">bibliography</w:t>
+      </w:r>
+      <w:r>
+        <w:t xml:space="preserve"> </w:t>
+      </w:r>
+      <w:r>
+        <w:rPr>
+          <w:rFonts w:hint="eastAsia"/>
+        </w:rPr>
+        <w:t xml:space="preserve">和输出格式选项．</w:t>
+      </w:r>
+    </w:p>
+    <w:p>
+      <w:pPr>
+        <w:pStyle w:val="FirstParagraph"/>
+      </w:pPr>
+      <w:r>
+        <w:rPr>
+          <w:rFonts w:hint="eastAsia"/>
+        </w:rPr>
+        <w:t xml:space="preserve">图片、书内引用会被正确处理，但超链接需要额外小心：请参考</w:t>
+      </w:r>
+      <w:r>
+        <w:t xml:space="preserve"> </w:t>
+      </w:r>
+      <w:hyperlink r:id="rId100">
+        <w:r>
+          <w:rPr>
+            <w:rStyle w:val="VerbatimChar"/>
+          </w:rPr>
+          <w:t xml:space="preserve">examples/cnart.qmd</w:t>
+        </w:r>
+      </w:hyperlink>
+      <w:r>
+        <w:t xml:space="preserve"> </w:t>
+      </w:r>
+      <w:r>
+        <w:rPr>
+          <w:rFonts w:hint="eastAsia"/>
+        </w:rPr>
+        <w:t xml:space="preserve">中相关部分（</w:t>
+      </w:r>
+      <w:r>
+        <w:rPr>
+          <w:b/>
+          <w:bCs/>
+        </w:rPr>
+        <w:t xml:space="preserve">?@sec-link-test</w:t>
+      </w:r>
+      <w:r>
+        <w:rPr>
+          <w:rFonts w:hint="eastAsia"/>
+        </w:rPr>
+        <w:t xml:space="preserve">）的写法处理．</w:t>
+      </w:r>
+    </w:p>
+    <w:p>
+      <w:pPr>
+        <w:pStyle w:val="a0"/>
+      </w:pPr>
+      <w:r>
+        <w:rPr>
+          <w:rFonts w:hint="eastAsia"/>
+        </w:rPr>
+        <w:t xml:space="preserve">渲染时，请使用</w:t>
+      </w:r>
+      <w:r>
+        <w:t xml:space="preserve"> </w:t>
+      </w:r>
+      <w:r>
+        <w:rPr>
+          <w:rStyle w:val="VerbatimChar"/>
+        </w:rPr>
+        <w:t xml:space="preserve">quarto render --profile=book</w:t>
+      </w:r>
+      <w:r>
+        <w:rPr>
+          <w:rFonts w:hint="eastAsia"/>
+        </w:rPr>
+        <w:t xml:space="preserve">．</w:t>
+      </w:r>
+    </w:p>
     <w:bookmarkEnd w:id="101"/>
-    <w:bookmarkStart w:id="114" w:name="样式自定义"/>
+    <w:bookmarkEnd w:id="102"/>
+    <w:bookmarkStart w:id="115" w:name="样式自定义"/>
     <w:p>
       <w:pPr>
         <w:pStyle w:val="1"/>
       </w:pPr>
       <w:r>
-        <w:t xml:space="preserve">1.6 </w:t>
+        <w:t xml:space="preserve">0.6 </w:t>
       </w:r>
       <w:r>
         <w:rPr>
@@ -11256,13 +11401,13 @@
         <w:t xml:space="preserve">文档头可以自定义部分默认样式．</w:t>
       </w:r>
     </w:p>
-    <w:bookmarkStart w:id="102" w:name="我要改字号"/>
+    <w:bookmarkStart w:id="103" w:name="我要改字号"/>
     <w:p>
       <w:pPr>
         <w:pStyle w:val="2"/>
       </w:pPr>
       <w:r>
-        <w:t xml:space="preserve">1.6.1 </w:t>
+        <w:t xml:space="preserve">0.6.1 </w:t>
       </w:r>
       <w:r>
         <w:rPr>
@@ -11383,14 +11528,14 @@
         <w:t xml:space="preserve"> 12pt</w:t>
       </w:r>
     </w:p>
-    <w:bookmarkEnd w:id="102"/>
-    <w:bookmarkStart w:id="103" w:name="我要-不想要目录"/>
+    <w:bookmarkEnd w:id="103"/>
+    <w:bookmarkStart w:id="104" w:name="我要-不想要目录"/>
     <w:p>
       <w:pPr>
         <w:pStyle w:val="2"/>
       </w:pPr>
       <w:r>
-        <w:t xml:space="preserve">1.6.2 </w:t>
+        <w:t xml:space="preserve">0.6.2 </w:t>
       </w:r>
       <w:r>
         <w:rPr>
@@ -11463,14 +11608,14 @@
         <w:t xml:space="preserve">特定格式下均生效．</w:t>
       </w:r>
     </w:p>
-    <w:bookmarkEnd w:id="103"/>
-    <w:bookmarkStart w:id="104" w:name="我不想给-section-编号-我要改-section-编号格式"/>
+    <w:bookmarkEnd w:id="104"/>
+    <w:bookmarkStart w:id="105" w:name="我不想给-section-编号-我要改-section-编号格式"/>
     <w:p>
       <w:pPr>
         <w:pStyle w:val="2"/>
       </w:pPr>
       <w:r>
-        <w:t xml:space="preserve">1.6.3 </w:t>
+        <w:t xml:space="preserve">0.6.3 </w:t>
       </w:r>
       <w:r>
         <w:rPr>
@@ -11627,14 +11772,14 @@
         <w:t xml:space="preserve">特定格式下均生效．</w:t>
       </w:r>
     </w:p>
-    <w:bookmarkEnd w:id="104"/>
-    <w:bookmarkStart w:id="106" w:name="我不想给定理编号-我要改定理编号格式"/>
+    <w:bookmarkEnd w:id="105"/>
+    <w:bookmarkStart w:id="107" w:name="我不想给定理编号-我要改定理编号格式"/>
     <w:p>
       <w:pPr>
         <w:pStyle w:val="2"/>
       </w:pPr>
       <w:r>
-        <w:t xml:space="preserve">1.6.4 </w:t>
+        <w:t xml:space="preserve">0.6.4 </w:t>
       </w:r>
       <w:r>
         <w:rPr>
@@ -11668,7 +11813,7 @@
       <w:r>
         <w:t xml:space="preserve"> </w:t>
       </w:r>
-      <w:hyperlink r:id="rId105">
+      <w:hyperlink r:id="rId106">
         <w:r>
           <w:rPr>
             <w:rStyle w:val="ae"/>
@@ -11920,14 +12065,14 @@
         <w:t xml:space="preserve">．</w:t>
       </w:r>
     </w:p>
-    <w:bookmarkEnd w:id="106"/>
-    <w:bookmarkStart w:id="107" w:name="我要改引用格式"/>
+    <w:bookmarkEnd w:id="107"/>
+    <w:bookmarkStart w:id="108" w:name="我要改引用格式"/>
     <w:p>
       <w:pPr>
         <w:pStyle w:val="2"/>
       </w:pPr>
       <w:r>
-        <w:t xml:space="preserve">1.6.5 </w:t>
+        <w:t xml:space="preserve">0.6.5 </w:t>
       </w:r>
       <w:r>
         <w:rPr>
@@ -12022,14 +12167,14 @@
         <w:t xml:space="preserve">文件．</w:t>
       </w:r>
     </w:p>
-    <w:bookmarkEnd w:id="107"/>
-    <w:bookmarkStart w:id="109" w:name="我要更丰富的-callout-定理包裹样式"/>
+    <w:bookmarkEnd w:id="108"/>
+    <w:bookmarkStart w:id="110" w:name="我要更丰富的-callout-定理包裹样式"/>
     <w:p>
       <w:pPr>
         <w:pStyle w:val="2"/>
       </w:pPr>
       <w:r>
-        <w:t xml:space="preserve">1.6.6 </w:t>
+        <w:t xml:space="preserve">0.6.6 </w:t>
       </w:r>
       <w:r>
         <w:rPr>
@@ -12060,7 +12205,7 @@
       <w:r>
         <w:t xml:space="preserve"> </w:t>
       </w:r>
-      <w:hyperlink r:id="rId108">
+      <w:hyperlink r:id="rId109">
         <w:r>
           <w:rPr>
             <w:rStyle w:val="ae"/>
@@ -12078,14 +12223,14 @@
         <w:t xml:space="preserve">学习配置方法．</w:t>
       </w:r>
     </w:p>
-    <w:bookmarkEnd w:id="109"/>
-    <w:bookmarkStart w:id="110" w:name="我要改-beamer-幻灯片的颜色"/>
+    <w:bookmarkEnd w:id="110"/>
+    <w:bookmarkStart w:id="111" w:name="我要改-beamer-幻灯片的颜色"/>
     <w:p>
       <w:pPr>
         <w:pStyle w:val="2"/>
       </w:pPr>
       <w:r>
-        <w:t xml:space="preserve">1.6.7 </w:t>
+        <w:t xml:space="preserve">0.6.7 </w:t>
       </w:r>
       <w:r>
         <w:rPr>
@@ -12360,14 +12505,14 @@
         <w:t xml:space="preserve"> # 链接颜色</w:t>
       </w:r>
     </w:p>
-    <w:bookmarkEnd w:id="110"/>
-    <w:bookmarkStart w:id="112" w:name="pdf-beamer-宏包不够用我要自己导入"/>
+    <w:bookmarkEnd w:id="111"/>
+    <w:bookmarkStart w:id="113" w:name="pdf-beamer-宏包不够用我要自己导入"/>
     <w:p>
       <w:pPr>
         <w:pStyle w:val="2"/>
       </w:pPr>
       <w:r>
-        <w:t xml:space="preserve">1.6.8 PDF / Beamer </w:t>
+        <w:t xml:space="preserve">0.6.8 PDF / Beamer </w:t>
       </w:r>
       <w:r>
         <w:rPr>
@@ -12556,7 +12701,7 @@
       <w:r>
         <w:t xml:space="preserve"> </w:t>
       </w:r>
-      <w:hyperlink r:id="rId111">
+      <w:hyperlink r:id="rId112">
         <w:r>
           <w:rPr>
             <w:rStyle w:val="VerbatimChar"/>
@@ -12571,14 +12716,14 @@
         <w:t xml:space="preserve">．暂时不支持其它格式下的宏包导入．</w:t>
       </w:r>
     </w:p>
-    <w:bookmarkEnd w:id="112"/>
-    <w:bookmarkStart w:id="113" w:name="我要自定义-docx-pptx-样式"/>
+    <w:bookmarkEnd w:id="113"/>
+    <w:bookmarkStart w:id="114" w:name="我要自定义-docx-pptx-样式"/>
     <w:p>
       <w:pPr>
         <w:pStyle w:val="2"/>
       </w:pPr>
       <w:r>
-        <w:t xml:space="preserve">1.6.9 </w:t>
+        <w:t xml:space="preserve">0.6.9 </w:t>
       </w:r>
       <w:r>
         <w:rPr>
@@ -12640,24 +12785,24 @@
         <w:t xml:space="preserve">．</w:t>
       </w:r>
     </w:p>
-    <w:bookmarkEnd w:id="113"/>
     <w:bookmarkEnd w:id="114"/>
-    <w:bookmarkStart w:id="142" w:name="qa"/>
+    <w:bookmarkEnd w:id="115"/>
+    <w:bookmarkStart w:id="143" w:name="qa"/>
     <w:p>
       <w:pPr>
         <w:pStyle w:val="1"/>
       </w:pPr>
       <w:r>
-        <w:t xml:space="preserve">1.7 Q&amp;A</w:t>
-      </w:r>
-    </w:p>
-    <w:bookmarkStart w:id="120" w:name="一般性的"/>
+        <w:t xml:space="preserve">0.7 Q&amp;A</w:t>
+      </w:r>
+    </w:p>
+    <w:bookmarkStart w:id="121" w:name="一般性的"/>
     <w:p>
       <w:pPr>
         <w:pStyle w:val="2"/>
       </w:pPr>
       <w:r>
-        <w:t xml:space="preserve">1.7.1 </w:t>
+        <w:t xml:space="preserve">0.7.1 </w:t>
       </w:r>
       <w:r>
         <w:rPr>
@@ -12666,7 +12811,7 @@
         <w:t xml:space="preserve">一般性的</w:t>
       </w:r>
     </w:p>
-    <w:bookmarkStart w:id="115" w:name="示例文件编译不了"/>
+    <w:bookmarkStart w:id="116" w:name="示例文件编译不了"/>
     <w:p>
       <w:pPr>
         <w:pStyle w:val="3"/>
@@ -12689,8 +12834,8 @@
         <w:t xml:space="preserve">示例文件包含了部分可选支持内容，如未安装相应依赖，请删除对应内容后渲染．</w:t>
       </w:r>
     </w:p>
-    <w:bookmarkEnd w:id="115"/>
-    <w:bookmarkStart w:id="116" w:name="我不懂-computer-science你能不能讲人话"/>
+    <w:bookmarkEnd w:id="116"/>
+    <w:bookmarkStart w:id="117" w:name="我不懂-computer-science你能不能讲人话"/>
     <w:p>
       <w:pPr>
         <w:pStyle w:val="3"/>
@@ -12729,193 +12874,6 @@
           <w:rFonts w:hint="eastAsia"/>
         </w:rPr>
         <w:t xml:space="preserve">工具降低学习门槛！您可以：</w:t>
-      </w:r>
-    </w:p>
-    <w:p>
-      <w:pPr>
-        <w:pStyle w:val="Compact"/>
-        <w:numPr>
-          <w:ilvl w:val="0"/>
-          <w:numId w:val="1015"/>
-        </w:numPr>
-      </w:pPr>
-      <w:r>
-        <w:rPr>
-          <w:rFonts w:hint="eastAsia"/>
-        </w:rPr>
-        <w:t xml:space="preserve">在网页</w:t>
-      </w:r>
-      <w:r>
-        <w:t xml:space="preserve"> Demo </w:t>
-      </w:r>
-      <w:r>
-        <w:rPr>
-          <w:rFonts w:hint="eastAsia"/>
-        </w:rPr>
-        <w:t xml:space="preserve">和</w:t>
-      </w:r>
-      <w:r>
-        <w:t xml:space="preserve"> AI </w:t>
-      </w:r>
-      <w:r>
-        <w:rPr>
-          <w:rFonts w:hint="eastAsia"/>
-        </w:rPr>
-        <w:t xml:space="preserve">聊天提问！</w:t>
-      </w:r>
-    </w:p>
-    <w:p>
-      <w:pPr>
-        <w:pStyle w:val="Compact"/>
-        <w:numPr>
-          <w:ilvl w:val="0"/>
-          <w:numId w:val="1015"/>
-        </w:numPr>
-      </w:pPr>
-      <w:r>
-        <w:rPr>
-          <w:rFonts w:hint="eastAsia"/>
-        </w:rPr>
-        <w:t xml:space="preserve">使用</w:t>
-      </w:r>
-      <w:r>
-        <w:t xml:space="preserve"> VSCode </w:t>
-      </w:r>
-      <w:r>
-        <w:rPr>
-          <w:rFonts w:hint="eastAsia"/>
-        </w:rPr>
-        <w:t xml:space="preserve">打开本仓库，使用自带的</w:t>
-      </w:r>
-      <w:r>
-        <w:t xml:space="preserve"> Github </w:t>
-      </w:r>
-      <w:r>
-        <w:rPr>
-          <w:rFonts w:hint="eastAsia"/>
-        </w:rPr>
-        <w:t xml:space="preserve">Copilot，将</w:t>
-      </w:r>
-      <w:r>
-        <w:t xml:space="preserve"> README </w:t>
-      </w:r>
-      <w:r>
-        <w:rPr>
-          <w:rFonts w:hint="eastAsia"/>
-        </w:rPr>
-        <w:t xml:space="preserve">扔进对话框，提出您的具体需求并获得人话解答．</w:t>
-      </w:r>
-    </w:p>
-    <w:bookmarkEnd w:id="116"/>
-    <w:bookmarkStart w:id="117" w:name="我想要-xxx-功能-我要自己魔改"/>
-    <w:p>
-      <w:pPr>
-        <w:pStyle w:val="3"/>
-      </w:pPr>
-      <w:r>
-        <w:rPr>
-          <w:rFonts w:hint="eastAsia"/>
-        </w:rPr>
-        <w:t xml:space="preserve">我想要</w:t>
-      </w:r>
-      <w:r>
-        <w:t xml:space="preserve"> XXX </w:t>
-      </w:r>
-      <w:r>
-        <w:rPr>
-          <w:rFonts w:hint="eastAsia"/>
-        </w:rPr>
-        <w:t xml:space="preserve">功能！/</w:t>
-      </w:r>
-      <w:r>
-        <w:t xml:space="preserve"> </w:t>
-      </w:r>
-      <w:r>
-        <w:rPr>
-          <w:rFonts w:hint="eastAsia"/>
-        </w:rPr>
-        <w:t xml:space="preserve">我要自己魔改！</w:t>
-      </w:r>
-    </w:p>
-    <w:p>
-      <w:pPr>
-        <w:pStyle w:val="FirstParagraph"/>
-      </w:pPr>
-      <w:r>
-        <w:rPr>
-          <w:rFonts w:hint="eastAsia"/>
-        </w:rPr>
-        <w:t xml:space="preserve">仓库主要为自用，如能为您的生活带来便利欢迎取用．想要的功能欢迎移步</w:t>
-      </w:r>
-      <w:r>
-        <w:t xml:space="preserve"> Issue </w:t>
-      </w:r>
-      <w:r>
-        <w:rPr>
-          <w:rFonts w:hint="eastAsia"/>
-        </w:rPr>
-        <w:t xml:space="preserve">或</w:t>
-      </w:r>
-      <w:r>
-        <w:t xml:space="preserve"> Discussion </w:t>
-      </w:r>
-      <w:r>
-        <w:rPr>
-          <w:rFonts w:hint="eastAsia"/>
-        </w:rPr>
-        <w:t xml:space="preserve">提出（不保证会做</w:t>
-      </w:r>
-      <w:r>
-        <w:t xml:space="preserve"> </w:t>
-      </w:r>
-      <w:r>
-        <w:rPr>
-          <w:rFonts w:hint="eastAsia"/>
-        </w:rPr>
-        <w:t xml:space="preserve">:p）</w:t>
-      </w:r>
-    </w:p>
-    <w:p>
-      <w:pPr>
-        <w:pStyle w:val="a0"/>
-      </w:pPr>
-      <w:r>
-        <w:t xml:space="preserve">Issue </w:t>
-      </w:r>
-      <w:r>
-        <w:rPr>
-          <w:rFonts w:hint="eastAsia"/>
-        </w:rPr>
-        <w:t xml:space="preserve">中跟踪了一些计划中的功能和已知问题，Q&amp;A</w:t>
-      </w:r>
-      <w:r>
-        <w:t xml:space="preserve"> </w:t>
-      </w:r>
-      <w:r>
-        <w:rPr>
-          <w:rFonts w:hint="eastAsia"/>
-        </w:rPr>
-        <w:t xml:space="preserve">没有涉及的内容可移步参考．</w:t>
-      </w:r>
-    </w:p>
-    <w:p>
-      <w:pPr>
-        <w:pStyle w:val="a0"/>
-      </w:pPr>
-      <w:r>
-        <w:rPr>
-          <w:rFonts w:hint="eastAsia"/>
-        </w:rPr>
-        <w:t xml:space="preserve">我们提供的</w:t>
-      </w:r>
-      <w:r>
-        <w:t xml:space="preserve"> YAML </w:t>
-      </w:r>
-      <w:r>
-        <w:rPr>
-          <w:rFonts w:hint="eastAsia"/>
-        </w:rPr>
-        <w:t xml:space="preserve">文档头样式只覆盖了了极小一部分功能．更深入的魔改需要您</w:t>
       </w:r>
     </w:p>
     <w:p>
@@ -12930,16 +12888,25 @@
         <w:rPr>
           <w:rFonts w:hint="eastAsia"/>
         </w:rPr>
-        <w:t xml:space="preserve">进一步学习底层软件</w:t>
-      </w:r>
-      <w:r>
-        <w:t xml:space="preserve"> </w:t>
-      </w:r>
-      <w:r>
-        <w:rPr>
-          <w:rFonts w:hint="eastAsia"/>
-        </w:rPr>
-        <w:t xml:space="preserve">Quarto，魔改本仓库的默认配置</w:t>
+        <w:t xml:space="preserve">在网页</w:t>
+      </w:r>
+      <w:r>
+        <w:t xml:space="preserve"> Demo </w:t>
+      </w:r>
+      <w:r>
+        <w:rPr>
+          <w:rFonts w:hint="eastAsia"/>
+        </w:rPr>
+        <w:t xml:space="preserve">和</w:t>
+      </w:r>
+      <w:r>
+        <w:t xml:space="preserve"> AI </w:t>
+      </w:r>
+      <w:r>
+        <w:rPr>
+          <w:rFonts w:hint="eastAsia"/>
+        </w:rPr>
+        <w:t xml:space="preserve">聊天提问！</w:t>
       </w:r>
     </w:p>
     <w:p>
@@ -12954,6 +12921,184 @@
         <w:rPr>
           <w:rFonts w:hint="eastAsia"/>
         </w:rPr>
+        <w:t xml:space="preserve">使用</w:t>
+      </w:r>
+      <w:r>
+        <w:t xml:space="preserve"> VSCode </w:t>
+      </w:r>
+      <w:r>
+        <w:rPr>
+          <w:rFonts w:hint="eastAsia"/>
+        </w:rPr>
+        <w:t xml:space="preserve">打开本仓库，使用自带的</w:t>
+      </w:r>
+      <w:r>
+        <w:t xml:space="preserve"> Github </w:t>
+      </w:r>
+      <w:r>
+        <w:rPr>
+          <w:rFonts w:hint="eastAsia"/>
+        </w:rPr>
+        <w:t xml:space="preserve">Copilot，将</w:t>
+      </w:r>
+      <w:r>
+        <w:t xml:space="preserve"> README </w:t>
+      </w:r>
+      <w:r>
+        <w:rPr>
+          <w:rFonts w:hint="eastAsia"/>
+        </w:rPr>
+        <w:t xml:space="preserve">扔进对话框，提出您的具体需求并获得人话解答．</w:t>
+      </w:r>
+    </w:p>
+    <w:bookmarkEnd w:id="117"/>
+    <w:bookmarkStart w:id="118" w:name="我想要-xxx-功能-我要自己魔改"/>
+    <w:p>
+      <w:pPr>
+        <w:pStyle w:val="3"/>
+      </w:pPr>
+      <w:r>
+        <w:rPr>
+          <w:rFonts w:hint="eastAsia"/>
+        </w:rPr>
+        <w:t xml:space="preserve">我想要</w:t>
+      </w:r>
+      <w:r>
+        <w:t xml:space="preserve"> XXX </w:t>
+      </w:r>
+      <w:r>
+        <w:rPr>
+          <w:rFonts w:hint="eastAsia"/>
+        </w:rPr>
+        <w:t xml:space="preserve">功能！/</w:t>
+      </w:r>
+      <w:r>
+        <w:t xml:space="preserve"> </w:t>
+      </w:r>
+      <w:r>
+        <w:rPr>
+          <w:rFonts w:hint="eastAsia"/>
+        </w:rPr>
+        <w:t xml:space="preserve">我要自己魔改！</w:t>
+      </w:r>
+    </w:p>
+    <w:p>
+      <w:pPr>
+        <w:pStyle w:val="FirstParagraph"/>
+      </w:pPr>
+      <w:r>
+        <w:rPr>
+          <w:rFonts w:hint="eastAsia"/>
+        </w:rPr>
+        <w:t xml:space="preserve">仓库主要为自用，如能为您的生活带来便利欢迎取用．想要的功能欢迎移步</w:t>
+      </w:r>
+      <w:r>
+        <w:t xml:space="preserve"> Issue </w:t>
+      </w:r>
+      <w:r>
+        <w:rPr>
+          <w:rFonts w:hint="eastAsia"/>
+        </w:rPr>
+        <w:t xml:space="preserve">或</w:t>
+      </w:r>
+      <w:r>
+        <w:t xml:space="preserve"> Discussion </w:t>
+      </w:r>
+      <w:r>
+        <w:rPr>
+          <w:rFonts w:hint="eastAsia"/>
+        </w:rPr>
+        <w:t xml:space="preserve">提出（不保证会做</w:t>
+      </w:r>
+      <w:r>
+        <w:t xml:space="preserve"> </w:t>
+      </w:r>
+      <w:r>
+        <w:rPr>
+          <w:rFonts w:hint="eastAsia"/>
+        </w:rPr>
+        <w:t xml:space="preserve">:p）</w:t>
+      </w:r>
+    </w:p>
+    <w:p>
+      <w:pPr>
+        <w:pStyle w:val="a0"/>
+      </w:pPr>
+      <w:r>
+        <w:t xml:space="preserve">Issue </w:t>
+      </w:r>
+      <w:r>
+        <w:rPr>
+          <w:rFonts w:hint="eastAsia"/>
+        </w:rPr>
+        <w:t xml:space="preserve">中跟踪了一些计划中的功能和已知问题，Q&amp;A</w:t>
+      </w:r>
+      <w:r>
+        <w:t xml:space="preserve"> </w:t>
+      </w:r>
+      <w:r>
+        <w:rPr>
+          <w:rFonts w:hint="eastAsia"/>
+        </w:rPr>
+        <w:t xml:space="preserve">没有涉及的内容可移步参考．</w:t>
+      </w:r>
+    </w:p>
+    <w:p>
+      <w:pPr>
+        <w:pStyle w:val="a0"/>
+      </w:pPr>
+      <w:r>
+        <w:rPr>
+          <w:rFonts w:hint="eastAsia"/>
+        </w:rPr>
+        <w:t xml:space="preserve">我们提供的</w:t>
+      </w:r>
+      <w:r>
+        <w:t xml:space="preserve"> YAML </w:t>
+      </w:r>
+      <w:r>
+        <w:rPr>
+          <w:rFonts w:hint="eastAsia"/>
+        </w:rPr>
+        <w:t xml:space="preserve">文档头样式只覆盖了了极小一部分功能．更深入的魔改需要您</w:t>
+      </w:r>
+    </w:p>
+    <w:p>
+      <w:pPr>
+        <w:pStyle w:val="Compact"/>
+        <w:numPr>
+          <w:ilvl w:val="0"/>
+          <w:numId w:val="1017"/>
+        </w:numPr>
+      </w:pPr>
+      <w:r>
+        <w:rPr>
+          <w:rFonts w:hint="eastAsia"/>
+        </w:rPr>
+        <w:t xml:space="preserve">进一步学习底层软件</w:t>
+      </w:r>
+      <w:r>
+        <w:t xml:space="preserve"> </w:t>
+      </w:r>
+      <w:r>
+        <w:rPr>
+          <w:rFonts w:hint="eastAsia"/>
+        </w:rPr>
+        <w:t xml:space="preserve">Quarto，魔改本仓库的默认配置</w:t>
+      </w:r>
+    </w:p>
+    <w:p>
+      <w:pPr>
+        <w:pStyle w:val="Compact"/>
+        <w:numPr>
+          <w:ilvl w:val="0"/>
+          <w:numId w:val="1017"/>
+        </w:numPr>
+      </w:pPr>
+      <w:r>
+        <w:rPr>
+          <w:rFonts w:hint="eastAsia"/>
+        </w:rPr>
         <w:t xml:space="preserve">进一步学习</w:t>
       </w:r>
       <w:r>
@@ -13007,8 +13152,8 @@
         <w:t xml:space="preserve">Request．</w:t>
       </w:r>
     </w:p>
-    <w:bookmarkEnd w:id="117"/>
-    <w:bookmarkStart w:id="119" w:name="仓库太重我想要-standalone-的单文件渲染"/>
+    <w:bookmarkEnd w:id="118"/>
+    <w:bookmarkStart w:id="120" w:name="仓库太重我想要-standalone-的单文件渲染"/>
     <w:p>
       <w:pPr>
         <w:pStyle w:val="3"/>
@@ -13042,7 +13187,7 @@
       <w:r>
         <w:t xml:space="preserve"> </w:t>
       </w:r>
-      <w:hyperlink r:id="rId118">
+      <w:hyperlink r:id="rId119">
         <w:r>
           <w:rPr>
             <w:rStyle w:val="ae"/>
@@ -13066,15 +13211,15 @@
         <w:t xml:space="preserve">渲染更加方便．</w:t>
       </w:r>
     </w:p>
-    <w:bookmarkEnd w:id="119"/>
     <w:bookmarkEnd w:id="120"/>
-    <w:bookmarkStart w:id="134" w:name="写作相关"/>
+    <w:bookmarkEnd w:id="121"/>
+    <w:bookmarkStart w:id="135" w:name="写作相关"/>
     <w:p>
       <w:pPr>
         <w:pStyle w:val="2"/>
       </w:pPr>
       <w:r>
-        <w:t xml:space="preserve">1.7.2 </w:t>
+        <w:t xml:space="preserve">0.7.2 </w:t>
       </w:r>
       <w:r>
         <w:rPr>
@@ -13083,7 +13228,7 @@
         <w:t xml:space="preserve">写作相关</w:t>
       </w:r>
     </w:p>
-    <w:bookmarkStart w:id="125" w:name="标题应该用多少个"/>
+    <w:bookmarkStart w:id="126" w:name="标题应该用多少个"/>
     <w:p>
       <w:pPr>
         <w:pStyle w:val="3"/>
@@ -13359,10 +13504,10 @@
         <w:pStyle w:val="Compact"/>
         <w:numPr>
           <w:ilvl w:val="0"/>
-          <w:numId w:val="1017"/>
+          <w:numId w:val="1018"/>
         </w:numPr>
       </w:pPr>
-      <w:hyperlink r:id="rId121">
+      <w:hyperlink r:id="rId122">
         <w:r>
           <w:rPr>
             <w:rStyle w:val="ae"/>
@@ -13377,10 +13522,10 @@
         <w:pStyle w:val="Compact"/>
         <w:numPr>
           <w:ilvl w:val="0"/>
-          <w:numId w:val="1017"/>
+          <w:numId w:val="1018"/>
         </w:numPr>
       </w:pPr>
-      <w:hyperlink r:id="rId122">
+      <w:hyperlink r:id="rId123">
         <w:r>
           <w:rPr>
             <w:rStyle w:val="ae"/>
@@ -13419,10 +13564,10 @@
         <w:pStyle w:val="Compact"/>
         <w:numPr>
           <w:ilvl w:val="0"/>
-          <w:numId w:val="1017"/>
+          <w:numId w:val="1018"/>
         </w:numPr>
       </w:pPr>
-      <w:hyperlink r:id="rId123">
+      <w:hyperlink r:id="rId124">
         <w:r>
           <w:rPr>
             <w:rStyle w:val="ae"/>
@@ -13461,10 +13606,10 @@
         <w:pStyle w:val="Compact"/>
         <w:numPr>
           <w:ilvl w:val="0"/>
-          <w:numId w:val="1017"/>
+          <w:numId w:val="1018"/>
         </w:numPr>
       </w:pPr>
-      <w:hyperlink r:id="rId124">
+      <w:hyperlink r:id="rId125">
         <w:r>
           <w:rPr>
             <w:rStyle w:val="ae"/>
@@ -13473,8 +13618,8 @@
         </w:r>
       </w:hyperlink>
     </w:p>
-    <w:bookmarkEnd w:id="125"/>
-    <w:bookmarkStart w:id="127" w:name="分页符"/>
+    <w:bookmarkEnd w:id="126"/>
+    <w:bookmarkStart w:id="128" w:name="分页符"/>
     <w:p>
       <w:pPr>
         <w:pStyle w:val="3"/>
@@ -13502,7 +13647,7 @@
         </w:rPr>
         <w:t xml:space="preserve">．见</w:t>
       </w:r>
-      <w:hyperlink r:id="rId126">
+      <w:hyperlink r:id="rId127">
         <w:r>
           <w:rPr>
             <w:rStyle w:val="ae"/>
@@ -13518,8 +13663,8 @@
         <w:t xml:space="preserve">．</w:t>
       </w:r>
     </w:p>
-    <w:bookmarkEnd w:id="127"/>
-    <w:bookmarkStart w:id="128" w:name="yaml-文档头里的字符串到底打不打引号"/>
+    <w:bookmarkEnd w:id="128"/>
+    <w:bookmarkStart w:id="129" w:name="yaml-文档头里的字符串到底打不打引号"/>
     <w:p>
       <w:pPr>
         <w:pStyle w:val="3"/>
@@ -13560,8 +13705,8 @@
         <w:t xml:space="preserve">）．</w:t>
       </w:r>
     </w:p>
-    <w:bookmarkEnd w:id="128"/>
-    <w:bookmarkStart w:id="130" w:name="用-包裹行内公式的正确格式"/>
+    <w:bookmarkEnd w:id="129"/>
+    <w:bookmarkStart w:id="131" w:name="用-包裹行内公式的正确格式"/>
     <w:p>
       <w:pPr>
         <w:pStyle w:val="3"/>
@@ -13644,7 +13789,7 @@
       <w:r>
         <w:t xml:space="preserve"> </w:t>
       </w:r>
-      <w:hyperlink r:id="rId129">
+      <w:hyperlink r:id="rId130">
         <w:r>
           <w:rPr>
             <w:rStyle w:val="ae"/>
@@ -13666,8 +13811,8 @@
         <w:t xml:space="preserve">．</w:t>
       </w:r>
     </w:p>
-    <w:bookmarkEnd w:id="130"/>
-    <w:bookmarkStart w:id="131" w:name="怎么打出"/>
+    <w:bookmarkEnd w:id="131"/>
+    <w:bookmarkStart w:id="132" w:name="怎么打出"/>
     <w:p>
       <w:pPr>
         <w:pStyle w:val="3"/>
@@ -13756,8 +13901,8 @@
         <w:t xml:space="preserve">处理他们在不同格式下的渲染．</w:t>
       </w:r>
     </w:p>
-    <w:bookmarkEnd w:id="131"/>
-    <w:bookmarkStart w:id="133" w:name="方便的-svg-草图绘制"/>
+    <w:bookmarkEnd w:id="132"/>
+    <w:bookmarkStart w:id="134" w:name="方便的-svg-草图绘制"/>
     <w:p>
       <w:pPr>
         <w:pStyle w:val="3"/>
@@ -13791,7 +13936,7 @@
       <w:r>
         <w:t xml:space="preserve"> </w:t>
       </w:r>
-      <w:hyperlink r:id="rId132">
+      <w:hyperlink r:id="rId133">
         <w:r>
           <w:rPr>
             <w:rStyle w:val="ae"/>
@@ -13825,15 +13970,15 @@
         <w:t xml:space="preserve">草图绘制功能．</w:t>
       </w:r>
     </w:p>
-    <w:bookmarkEnd w:id="133"/>
     <w:bookmarkEnd w:id="134"/>
-    <w:bookmarkStart w:id="141" w:name="输出相关"/>
+    <w:bookmarkEnd w:id="135"/>
+    <w:bookmarkStart w:id="142" w:name="输出相关"/>
     <w:p>
       <w:pPr>
         <w:pStyle w:val="2"/>
       </w:pPr>
       <w:r>
-        <w:t xml:space="preserve">1.7.3 </w:t>
+        <w:t xml:space="preserve">0.7.3 </w:t>
       </w:r>
       <w:r>
         <w:rPr>
@@ -13842,7 +13987,7 @@
         <w:t xml:space="preserve">输出相关</w:t>
       </w:r>
     </w:p>
-    <w:bookmarkStart w:id="135" w:name="写好的-beamer-也想输出一份文稿版本的-pdf"/>
+    <w:bookmarkStart w:id="136" w:name="写好的-beamer-也想输出一份文稿版本的-pdf"/>
     <w:p>
       <w:pPr>
         <w:pStyle w:val="3"/>
@@ -13901,8 +14046,8 @@
         <w:t xml:space="preserve">输出文稿版本．</w:t>
       </w:r>
     </w:p>
-    <w:bookmarkEnd w:id="135"/>
-    <w:bookmarkStart w:id="137" w:name="我要输出到知乎"/>
+    <w:bookmarkEnd w:id="136"/>
+    <w:bookmarkStart w:id="138" w:name="我要输出到知乎"/>
     <w:p>
       <w:pPr>
         <w:pStyle w:val="3"/>
@@ -13936,7 +14081,7 @@
       <w:r>
         <w:t xml:space="preserve"> </w:t>
       </w:r>
-      <w:hyperlink r:id="rId136">
+      <w:hyperlink r:id="rId137">
         <w:r>
           <w:rPr>
             <w:rStyle w:val="ae"/>
@@ -13954,8 +14099,8 @@
         <w:t xml:space="preserve">的在线编辑器转知乎格式．</w:t>
       </w:r>
     </w:p>
-    <w:bookmarkEnd w:id="137"/>
-    <w:bookmarkStart w:id="138" w:name="pdf-输出latex-渲染了十遍"/>
+    <w:bookmarkEnd w:id="138"/>
+    <w:bookmarkStart w:id="139" w:name="pdf-输出latex-渲染了十遍"/>
     <w:p>
       <w:pPr>
         <w:pStyle w:val="3"/>
@@ -14008,8 +14153,8 @@
         <w:t xml:space="preserve">选项和正文中的引用情况．</w:t>
       </w:r>
     </w:p>
-    <w:bookmarkEnd w:id="138"/>
-    <w:bookmarkStart w:id="139" w:name="每次渲染都要-updating-tlmgr-烦死了"/>
+    <w:bookmarkEnd w:id="139"/>
+    <w:bookmarkStart w:id="140" w:name="每次渲染都要-updating-tlmgr-烦死了"/>
     <w:p>
       <w:pPr>
         <w:pStyle w:val="3"/>
@@ -14175,8 +14320,8 @@
         <w:t xml:space="preserve">false</w:t>
       </w:r>
     </w:p>
-    <w:bookmarkEnd w:id="139"/>
-    <w:bookmarkStart w:id="140" w:name="tlmgr-未找到"/>
+    <w:bookmarkEnd w:id="140"/>
+    <w:bookmarkStart w:id="141" w:name="tlmgr-未找到"/>
     <w:p>
       <w:pPr>
         <w:pStyle w:val="3"/>
@@ -14277,9 +14422,9 @@
         <w:t xml:space="preserve">．</w:t>
       </w:r>
     </w:p>
-    <w:bookmarkEnd w:id="140"/>
     <w:bookmarkEnd w:id="141"/>
     <w:bookmarkEnd w:id="142"/>
+    <w:bookmarkEnd w:id="143"/>
     <w:sectPr>
       <w:pgSz w:h="15840" w:w="12240"/>
       <w:pgMar w:bottom="1440" w:footer="720" w:gutter="0" w:header="720" w:left="1800" w:right="1800" w:top="1440"/>
@@ -17097,6 +17242,9 @@
     <w:abstractNumId w:val="991"/>
   </w:num>
   <w:num w:numId="1017">
+    <w:abstractNumId w:val="991"/>
+  </w:num>
+  <w:num w:numId="1018">
     <w:abstractNumId w:val="991"/>
   </w:num>
 </w:numbering>

--- a/index.docx
+++ b/index.docx
@@ -504,7 +504,7 @@
         <w:rPr>
           <w:rFonts w:hint="eastAsia"/>
         </w:rPr>
-        <w:t xml:space="preserve">1.9.34．</w:t>
+        <w:t xml:space="preserve">1.9.37．</w:t>
       </w:r>
     </w:p>
     <w:p>

--- a/index.docx
+++ b/index.docx
@@ -12888,16 +12888,16 @@
         <w:rPr>
           <w:rFonts w:hint="eastAsia"/>
         </w:rPr>
-        <w:t xml:space="preserve">在网页</w:t>
-      </w:r>
-      <w:r>
-        <w:t xml:space="preserve"> Demo </w:t>
-      </w:r>
-      <w:r>
-        <w:rPr>
-          <w:rFonts w:hint="eastAsia"/>
-        </w:rPr>
-        <w:t xml:space="preserve">和</w:t>
+        <w:t xml:space="preserve">把</w:t>
+      </w:r>
+      <w:r>
+        <w:t xml:space="preserve"> README </w:t>
+      </w:r>
+      <w:r>
+        <w:rPr>
+          <w:rFonts w:hint="eastAsia"/>
+        </w:rPr>
+        <w:t xml:space="preserve">丢给</w:t>
       </w:r>
       <w:r>
         <w:t xml:space="preserve"> AI </w:t>
@@ -12906,7 +12906,7 @@
         <w:rPr>
           <w:rFonts w:hint="eastAsia"/>
         </w:rPr>
-        <w:t xml:space="preserve">聊天提问！</w:t>
+        <w:t xml:space="preserve">提问．</w:t>
       </w:r>
     </w:p>
     <w:p>

--- a/index.docx
+++ b/index.docx
@@ -12787,7 +12787,7 @@
     </w:p>
     <w:bookmarkEnd w:id="114"/>
     <w:bookmarkEnd w:id="115"/>
-    <w:bookmarkStart w:id="143" w:name="qa"/>
+    <w:bookmarkStart w:id="144" w:name="qa"/>
     <w:p>
       <w:pPr>
         <w:pStyle w:val="1"/>
@@ -13213,7 +13213,7 @@
     </w:p>
     <w:bookmarkEnd w:id="120"/>
     <w:bookmarkEnd w:id="121"/>
-    <w:bookmarkStart w:id="135" w:name="写作相关"/>
+    <w:bookmarkStart w:id="136" w:name="写作相关"/>
     <w:p>
       <w:pPr>
         <w:pStyle w:val="2"/>
@@ -13971,8 +13971,160 @@
       </w:r>
     </w:p>
     <w:bookmarkEnd w:id="134"/>
+    <w:bookmarkStart w:id="135" w:name="关于相对链接的处理"/>
+    <w:p>
+      <w:pPr>
+        <w:pStyle w:val="3"/>
+      </w:pPr>
+      <w:r>
+        <w:rPr>
+          <w:rFonts w:hint="eastAsia"/>
+        </w:rPr>
+        <w:t xml:space="preserve">关于相对链接的处理</w:t>
+      </w:r>
+    </w:p>
+    <w:p>
+      <w:pPr>
+        <w:pStyle w:val="FirstParagraph"/>
+      </w:pPr>
+      <w:r>
+        <w:rPr>
+          <w:rFonts w:hint="eastAsia"/>
+        </w:rPr>
+        <w:t xml:space="preserve">如您不使用</w:t>
+      </w:r>
+      <w:r>
+        <w:t xml:space="preserve"> website </w:t>
+      </w:r>
+      <w:r>
+        <w:rPr>
+          <w:rFonts w:hint="eastAsia"/>
+        </w:rPr>
+        <w:t xml:space="preserve">或</w:t>
+      </w:r>
+      <w:r>
+        <w:t xml:space="preserve"> book </w:t>
+      </w:r>
+      <w:r>
+        <w:rPr>
+          <w:rFonts w:hint="eastAsia"/>
+        </w:rPr>
+        <w:t xml:space="preserve">输出则无需担心此部分．</w:t>
+      </w:r>
+    </w:p>
+    <w:p>
+      <w:pPr>
+        <w:pStyle w:val="a0"/>
+      </w:pPr>
+      <w:r>
+        <w:rPr>
+          <w:rFonts w:hint="eastAsia"/>
+        </w:rPr>
+        <w:t xml:space="preserve">目前</w:t>
+      </w:r>
+      <w:r>
+        <w:t xml:space="preserve"> Quarto </w:t>
+      </w:r>
+      <w:r>
+        <w:rPr>
+          <w:rFonts w:hint="eastAsia"/>
+        </w:rPr>
+        <w:t xml:space="preserve">对相对链接的处理没有考虑到为非</w:t>
+      </w:r>
+      <w:r>
+        <w:t xml:space="preserve"> HTML </w:t>
+      </w:r>
+      <w:r>
+        <w:rPr>
+          <w:rFonts w:hint="eastAsia"/>
+        </w:rPr>
+        <w:t xml:space="preserve">格式设置</w:t>
+      </w:r>
+      <w:r>
+        <w:t xml:space="preserve"> base </w:t>
+      </w:r>
+      <w:r>
+        <w:rPr>
+          <w:rFonts w:hint="eastAsia"/>
+        </w:rPr>
+        <w:t xml:space="preserve">URL．我们目前使用</w:t>
+      </w:r>
+      <w:r>
+        <w:t xml:space="preserve"> </w:t>
+      </w:r>
+      <w:r>
+        <w:rPr>
+          <w:rStyle w:val="VerbatimChar"/>
+        </w:rPr>
+        <w:t xml:space="preserve">_assets/offpage-crosslinks.lua</w:t>
+      </w:r>
+      <w:r>
+        <w:t xml:space="preserve"> </w:t>
+      </w:r>
+      <w:r>
+        <w:rPr>
+          <w:rFonts w:hint="eastAsia"/>
+        </w:rPr>
+        <w:t xml:space="preserve">作为</w:t>
+      </w:r>
+      <w:r>
+        <w:t xml:space="preserve"> </w:t>
+      </w:r>
+      <w:r>
+        <w:rPr>
+          <w:rFonts w:hint="eastAsia"/>
+        </w:rPr>
+        <w:t xml:space="preserve">workaround，从而使得其它格式下的相对链接被解析到</w:t>
+      </w:r>
+      <w:r>
+        <w:t xml:space="preserve"> </w:t>
+      </w:r>
+      <w:r>
+        <w:rPr>
+          <w:rStyle w:val="VerbatimChar"/>
+        </w:rPr>
+        <w:t xml:space="preserve">site-url</w:t>
+      </w:r>
+      <w:r>
+        <w:t xml:space="preserve"> </w:t>
+      </w:r>
+      <w:r>
+        <w:rPr>
+          <w:rFonts w:hint="eastAsia"/>
+        </w:rPr>
+        <w:t xml:space="preserve">选项指定的网站根目录．您可以在</w:t>
+      </w:r>
+      <w:r>
+        <w:t xml:space="preserve"> </w:t>
+      </w:r>
+      <w:r>
+        <w:rPr>
+          <w:rStyle w:val="VerbatimChar"/>
+        </w:rPr>
+        <w:t xml:space="preserve">_filter.yml</w:t>
+      </w:r>
+      <w:r>
+        <w:t xml:space="preserve"> </w:t>
+      </w:r>
+      <w:r>
+        <w:rPr>
+          <w:rFonts w:hint="eastAsia"/>
+        </w:rPr>
+        <w:t xml:space="preserve">中调整启用该脚本的输出格式．注意脚本可能无法正确处理</w:t>
+      </w:r>
+      <w:r>
+        <w:t xml:space="preserve"> symbolic </w:t>
+      </w:r>
+      <w:r>
+        <w:rPr>
+          <w:rFonts w:hint="eastAsia"/>
+        </w:rPr>
+        <w:t xml:space="preserve">link．</w:t>
+      </w:r>
+    </w:p>
     <w:bookmarkEnd w:id="135"/>
-    <w:bookmarkStart w:id="142" w:name="输出相关"/>
+    <w:bookmarkEnd w:id="136"/>
+    <w:bookmarkStart w:id="143" w:name="输出相关"/>
     <w:p>
       <w:pPr>
         <w:pStyle w:val="2"/>
@@ -13987,7 +14139,7 @@
         <w:t xml:space="preserve">输出相关</w:t>
       </w:r>
     </w:p>
-    <w:bookmarkStart w:id="136" w:name="写好的-beamer-也想输出一份文稿版本的-pdf"/>
+    <w:bookmarkStart w:id="137" w:name="写好的-beamer-也想输出一份文稿版本的-pdf"/>
     <w:p>
       <w:pPr>
         <w:pStyle w:val="3"/>
@@ -14046,8 +14198,8 @@
         <w:t xml:space="preserve">输出文稿版本．</w:t>
       </w:r>
     </w:p>
-    <w:bookmarkEnd w:id="136"/>
-    <w:bookmarkStart w:id="138" w:name="我要输出到知乎"/>
+    <w:bookmarkEnd w:id="137"/>
+    <w:bookmarkStart w:id="139" w:name="我要输出到知乎"/>
     <w:p>
       <w:pPr>
         <w:pStyle w:val="3"/>
@@ -14081,7 +14233,7 @@
       <w:r>
         <w:t xml:space="preserve"> </w:t>
       </w:r>
-      <w:hyperlink r:id="rId137">
+      <w:hyperlink r:id="rId138">
         <w:r>
           <w:rPr>
             <w:rStyle w:val="ae"/>
@@ -14099,8 +14251,8 @@
         <w:t xml:space="preserve">的在线编辑器转知乎格式．</w:t>
       </w:r>
     </w:p>
-    <w:bookmarkEnd w:id="138"/>
-    <w:bookmarkStart w:id="139" w:name="pdf-输出latex-渲染了十遍"/>
+    <w:bookmarkEnd w:id="139"/>
+    <w:bookmarkStart w:id="140" w:name="pdf-输出latex-渲染了十遍"/>
     <w:p>
       <w:pPr>
         <w:pStyle w:val="3"/>
@@ -14153,8 +14305,8 @@
         <w:t xml:space="preserve">选项和正文中的引用情况．</w:t>
       </w:r>
     </w:p>
-    <w:bookmarkEnd w:id="139"/>
-    <w:bookmarkStart w:id="140" w:name="每次渲染都要-updating-tlmgr-烦死了"/>
+    <w:bookmarkEnd w:id="140"/>
+    <w:bookmarkStart w:id="141" w:name="每次渲染都要-updating-tlmgr-烦死了"/>
     <w:p>
       <w:pPr>
         <w:pStyle w:val="3"/>
@@ -14320,8 +14472,8 @@
         <w:t xml:space="preserve">false</w:t>
       </w:r>
     </w:p>
-    <w:bookmarkEnd w:id="140"/>
-    <w:bookmarkStart w:id="141" w:name="tlmgr-未找到"/>
+    <w:bookmarkEnd w:id="141"/>
+    <w:bookmarkStart w:id="142" w:name="tlmgr-未找到"/>
     <w:p>
       <w:pPr>
         <w:pStyle w:val="3"/>
@@ -14422,9 +14574,9 @@
         <w:t xml:space="preserve">．</w:t>
       </w:r>
     </w:p>
-    <w:bookmarkEnd w:id="141"/>
     <w:bookmarkEnd w:id="142"/>
     <w:bookmarkEnd w:id="143"/>
+    <w:bookmarkEnd w:id="144"/>
     <w:sectPr>
       <w:pgSz w:h="15840" w:w="12240"/>
       <w:pgMar w:bottom="1440" w:footer="720" w:gutter="0" w:header="720" w:left="1800" w:right="1800" w:top="1440"/>

--- a/index.docx
+++ b/index.docx
@@ -8883,7 +8883,7 @@
                   <w:r>
                     <w:drawing>
                       <wp:inline>
-                        <wp:extent cx="2971800" cy="2397702"/>
+                        <wp:extent cx="2971800" cy="2411210"/>
                         <wp:effectExtent b="0" l="0" r="0" t="0"/>
                         <wp:docPr descr="" title="" id="70" name="Picture"/>
                         <a:graphic>
@@ -8904,7 +8904,7 @@
                               <pic:spPr bwMode="auto">
                                 <a:xfrm>
                                   <a:off x="0" y="0"/>
-                                  <a:ext cx="2971800" cy="2397702"/>
+                                  <a:ext cx="2971800" cy="2411210"/>
                                 </a:xfrm>
                                 <a:prstGeom prst="rect">
                                   <a:avLst/>
@@ -8974,7 +8974,7 @@
                   <w:r>
                     <w:drawing>
                       <wp:inline>
-                        <wp:extent cx="2971800" cy="2328894"/>
+                        <wp:extent cx="2971800" cy="2347196"/>
                         <wp:effectExtent b="0" l="0" r="0" t="0"/>
                         <wp:docPr descr="" title="" id="74" name="Picture"/>
                         <a:graphic>
@@ -8995,7 +8995,7 @@
                               <pic:spPr bwMode="auto">
                                 <a:xfrm>
                                   <a:off x="0" y="0"/>
-                                  <a:ext cx="2971800" cy="2328894"/>
+                                  <a:ext cx="2971800" cy="2347196"/>
                                 </a:xfrm>
                                 <a:prstGeom prst="rect">
                                   <a:avLst/>

--- a/index.docx
+++ b/index.docx
@@ -504,7 +504,7 @@
         <w:rPr>
           <w:rFonts w:hint="eastAsia"/>
         </w:rPr>
-        <w:t xml:space="preserve">1.9.37．</w:t>
+        <w:t xml:space="preserve">1.10.18．</w:t>
       </w:r>
     </w:p>
     <w:p>
@@ -1351,7 +1351,7 @@
       </w:r>
     </w:p>
     <w:bookmarkEnd w:id="40"/>
-    <w:bookmarkStart w:id="102" w:name="sec-optional"/>
+    <w:bookmarkStart w:id="104" w:name="sec-optional"/>
     <w:p>
       <w:pPr>
         <w:pStyle w:val="1"/>
@@ -3300,6 +3300,9 @@
                 </m:sub>
               </m:sSub>
             </m:oMath>
+            <w:r>
+              <w:t xml:space="preserve">​</w:t>
+            </w:r>
           </w:p>
         </w:tc>
         <w:tc>
@@ -3314,6 +3317,9 @@
                 <m:t>2</m:t>
               </m:r>
             </m:oMath>
+            <w:r>
+              <w:t xml:space="preserve">​</w:t>
+            </w:r>
           </w:p>
         </w:tc>
         <w:tc>
@@ -3332,6 +3338,9 @@
                 <m:t>N</m:t>
               </m:r>
             </m:oMath>
+            <w:r>
+              <w:t xml:space="preserve">​</w:t>
+            </w:r>
           </w:p>
         </w:tc>
         <w:tc>
@@ -3350,6 +3359,9 @@
                 <m:t>R</m:t>
               </m:r>
             </m:oMath>
+            <w:r>
+              <w:t xml:space="preserve">​</w:t>
+            </w:r>
           </w:p>
         </w:tc>
       </w:tr>
@@ -3366,6 +3378,9 @@
                 <m:t>2</m:t>
               </m:r>
             </m:oMath>
+            <w:r>
+              <w:t xml:space="preserve">​</w:t>
+            </w:r>
           </w:p>
         </w:tc>
         <w:tc>
@@ -3380,6 +3395,9 @@
                 <m:t>4</m:t>
               </m:r>
             </m:oMath>
+            <w:r>
+              <w:t xml:space="preserve">​</w:t>
+            </w:r>
           </w:p>
         </w:tc>
         <w:tc>
@@ -3398,6 +3416,9 @@
                 <m:t>N</m:t>
               </m:r>
             </m:oMath>
+            <w:r>
+              <w:t xml:space="preserve">​</w:t>
+            </w:r>
           </w:p>
         </w:tc>
         <w:tc>
@@ -3416,6 +3437,9 @@
                 <m:t>R</m:t>
               </m:r>
             </m:oMath>
+            <w:r>
+              <w:t xml:space="preserve">​</w:t>
+            </w:r>
           </w:p>
         </w:tc>
       </w:tr>
@@ -3436,6 +3460,9 @@
                 <m:t>N</m:t>
               </m:r>
             </m:oMath>
+            <w:r>
+              <w:t xml:space="preserve">​</w:t>
+            </w:r>
           </w:p>
         </w:tc>
         <w:tc>
@@ -3454,6 +3481,9 @@
                 <m:t>N</m:t>
               </m:r>
             </m:oMath>
+            <w:r>
+              <w:t xml:space="preserve">​</w:t>
+            </w:r>
           </w:p>
         </w:tc>
         <w:tc>
@@ -3472,6 +3502,9 @@
                 <m:t>N</m:t>
               </m:r>
             </m:oMath>
+            <w:r>
+              <w:t xml:space="preserve">​</w:t>
+            </w:r>
           </w:p>
         </w:tc>
         <w:tc>
@@ -3504,6 +3537,9 @@
                 <m:t>R</m:t>
               </m:r>
             </m:oMath>
+            <w:r>
+              <w:t xml:space="preserve">​</w:t>
+            </w:r>
           </w:p>
         </w:tc>
         <w:tc>
@@ -3522,6 +3558,9 @@
                 <m:t>R</m:t>
               </m:r>
             </m:oMath>
+            <w:r>
+              <w:t xml:space="preserve">​</w:t>
+            </w:r>
           </w:p>
         </w:tc>
         <w:tc>
@@ -3552,6 +3591,9 @@
                 <m:t>R</m:t>
               </m:r>
             </m:oMath>
+            <w:r>
+              <w:t xml:space="preserve">​</w:t>
+            </w:r>
           </w:p>
         </w:tc>
       </w:tr>
@@ -10836,13 +10878,127 @@
       </w:r>
     </w:p>
     <w:bookmarkEnd w:id="96"/>
-    <w:bookmarkStart w:id="99" w:name="github-actions-github-pages-网站生成"/>
+    <w:bookmarkStart w:id="98" w:name="qr-code"/>
     <w:p>
       <w:pPr>
         <w:pStyle w:val="2"/>
       </w:pPr>
       <w:r>
-        <w:t xml:space="preserve">0.5.8 Github Actions + Github Pages </w:t>
+        <w:t xml:space="preserve">0.5.8 QR Code</w:t>
+      </w:r>
+    </w:p>
+    <w:p>
+      <w:pPr>
+        <w:pStyle w:val="FirstParagraph"/>
+      </w:pPr>
+      <w:r>
+        <w:rPr>
+          <w:rFonts w:hint="eastAsia"/>
+        </w:rPr>
+        <w:t xml:space="preserve">做</w:t>
+      </w:r>
+      <w:r>
+        <w:t xml:space="preserve"> presentation </w:t>
+      </w:r>
+      <w:r>
+        <w:rPr>
+          <w:rFonts w:hint="eastAsia"/>
+        </w:rPr>
+        <w:t xml:space="preserve">想分享网站？我们已经接入</w:t>
+      </w:r>
+      <w:r>
+        <w:t xml:space="preserve"> </w:t>
+      </w:r>
+      <w:hyperlink r:id="rId97">
+        <w:r>
+          <w:rPr>
+            <w:rStyle w:val="ae"/>
+          </w:rPr>
+          <w:t xml:space="preserve">quarto-qrcode</w:t>
+        </w:r>
+      </w:hyperlink>
+      <w:r>
+        <w:t xml:space="preserve"> </w:t>
+      </w:r>
+      <w:r>
+        <w:rPr>
+          <w:rFonts w:hint="eastAsia"/>
+        </w:rPr>
+        <w:t xml:space="preserve">插件，使用语法</w:t>
+      </w:r>
+    </w:p>
+    <w:p>
+      <w:pPr>
+        <w:pStyle w:val="SourceCode"/>
+      </w:pPr>
+      <w:r>
+        <w:rPr>
+          <w:rStyle w:val="VerbatimChar"/>
+        </w:rPr>
+        <w:t xml:space="preserve">:::{#fig-qrcode}</w:t>
+      </w:r>
+      <w:r>
+        <w:br/>
+      </w:r>
+      <w:r>
+        <w:br/>
+      </w:r>
+      <w:r>
+        <w:rPr>
+          <w:rStyle w:val="VerbatimChar"/>
+        </w:rPr>
+        <w:t xml:space="preserve">{{&lt; qrcode https://blog.sun123zxy.top &gt;}}</w:t>
+      </w:r>
+      <w:r>
+        <w:br/>
+      </w:r>
+      <w:r>
+        <w:br/>
+      </w:r>
+      <w:r>
+        <w:rPr>
+          <w:rStyle w:val="VerbatimChar"/>
+        </w:rPr>
+        <w:t xml:space="preserve">This is a QR code</w:t>
+      </w:r>
+      <w:r>
+        <w:br/>
+      </w:r>
+      <w:r>
+        <w:rPr>
+          <w:rStyle w:val="VerbatimChar"/>
+        </w:rPr>
+        <w:t xml:space="preserve">:::</w:t>
+      </w:r>
+    </w:p>
+    <w:p>
+      <w:pPr>
+        <w:pStyle w:val="FirstParagraph"/>
+      </w:pPr>
+      <w:r>
+        <w:rPr>
+          <w:rFonts w:hint="eastAsia"/>
+        </w:rPr>
+        <w:t xml:space="preserve">即可加入对应网址二维码，支持</w:t>
+      </w:r>
+      <w:r>
+        <w:t xml:space="preserve"> HTML / PDF / </w:t>
+      </w:r>
+      <w:r>
+        <w:rPr>
+          <w:rFonts w:hint="eastAsia"/>
+        </w:rPr>
+        <w:t xml:space="preserve">Beamer．具体使用说明请参考原插件仓库．</w:t>
+      </w:r>
+    </w:p>
+    <w:bookmarkEnd w:id="98"/>
+    <w:bookmarkStart w:id="101" w:name="github-actions-github-pages-网站生成"/>
+    <w:p>
+      <w:pPr>
+        <w:pStyle w:val="2"/>
+      </w:pPr>
+      <w:r>
+        <w:t xml:space="preserve">0.5.9 Github Actions + Github Pages </w:t>
       </w:r>
       <w:r>
         <w:rPr>
@@ -10880,7 +11036,7 @@
         <w:t xml:space="preserve">站点．</w:t>
       </w:r>
     </w:p>
-    <w:bookmarkStart w:id="97" w:name="安装-4"/>
+    <w:bookmarkStart w:id="99" w:name="安装-4"/>
     <w:p>
       <w:pPr>
         <w:pStyle w:val="3"/>
@@ -11086,8 +11242,8 @@
         <w:t xml:space="preserve">（清除环境变量）</w:t>
       </w:r>
     </w:p>
-    <w:bookmarkEnd w:id="97"/>
-    <w:bookmarkStart w:id="98" w:name="使用-3"/>
+    <w:bookmarkEnd w:id="99"/>
+    <w:bookmarkStart w:id="100" w:name="使用-3"/>
     <w:p>
       <w:pPr>
         <w:pStyle w:val="3"/>
@@ -11128,15 +11284,15 @@
         <w:t xml:space="preserve">自动完成的网站生成．</w:t>
       </w:r>
     </w:p>
-    <w:bookmarkEnd w:id="98"/>
-    <w:bookmarkEnd w:id="99"/>
-    <w:bookmarkStart w:id="101" w:name="输出为整本书book"/>
+    <w:bookmarkEnd w:id="100"/>
+    <w:bookmarkEnd w:id="101"/>
+    <w:bookmarkStart w:id="103" w:name="输出为整本书book"/>
     <w:p>
       <w:pPr>
         <w:pStyle w:val="2"/>
       </w:pPr>
       <w:r>
-        <w:t xml:space="preserve">0.5.9 </w:t>
+        <w:t xml:space="preserve">0.5.10 </w:t>
       </w:r>
       <w:r>
         <w:rPr>
@@ -11307,7 +11463,7 @@
       <w:r>
         <w:t xml:space="preserve"> </w:t>
       </w:r>
-      <w:hyperlink r:id="rId100">
+      <w:hyperlink r:id="rId102">
         <w:r>
           <w:rPr>
             <w:rStyle w:val="VerbatimChar"/>
@@ -11364,9 +11520,9 @@
         <w:t xml:space="preserve">．</w:t>
       </w:r>
     </w:p>
-    <w:bookmarkEnd w:id="101"/>
-    <w:bookmarkEnd w:id="102"/>
-    <w:bookmarkStart w:id="115" w:name="样式自定义"/>
+    <w:bookmarkEnd w:id="103"/>
+    <w:bookmarkEnd w:id="104"/>
+    <w:bookmarkStart w:id="117" w:name="样式自定义"/>
     <w:p>
       <w:pPr>
         <w:pStyle w:val="1"/>
@@ -11401,7 +11557,7 @@
         <w:t xml:space="preserve">文档头可以自定义部分默认样式．</w:t>
       </w:r>
     </w:p>
-    <w:bookmarkStart w:id="103" w:name="我要改字号"/>
+    <w:bookmarkStart w:id="105" w:name="我要改字号"/>
     <w:p>
       <w:pPr>
         <w:pStyle w:val="2"/>
@@ -11528,8 +11684,8 @@
         <w:t xml:space="preserve"> 12pt</w:t>
       </w:r>
     </w:p>
-    <w:bookmarkEnd w:id="103"/>
-    <w:bookmarkStart w:id="104" w:name="我要-不想要目录"/>
+    <w:bookmarkEnd w:id="105"/>
+    <w:bookmarkStart w:id="106" w:name="我要-不想要目录"/>
     <w:p>
       <w:pPr>
         <w:pStyle w:val="2"/>
@@ -11608,8 +11764,8 @@
         <w:t xml:space="preserve">特定格式下均生效．</w:t>
       </w:r>
     </w:p>
-    <w:bookmarkEnd w:id="104"/>
-    <w:bookmarkStart w:id="105" w:name="我不想给-section-编号-我要改-section-编号格式"/>
+    <w:bookmarkEnd w:id="106"/>
+    <w:bookmarkStart w:id="107" w:name="我不想给-section-编号-我要改-section-编号格式"/>
     <w:p>
       <w:pPr>
         <w:pStyle w:val="2"/>
@@ -11772,8 +11928,8 @@
         <w:t xml:space="preserve">特定格式下均生效．</w:t>
       </w:r>
     </w:p>
-    <w:bookmarkEnd w:id="105"/>
-    <w:bookmarkStart w:id="107" w:name="我不想给定理编号-我要改定理编号格式"/>
+    <w:bookmarkEnd w:id="107"/>
+    <w:bookmarkStart w:id="109" w:name="我不想给定理编号-我要改定理编号格式"/>
     <w:p>
       <w:pPr>
         <w:pStyle w:val="2"/>
@@ -11813,7 +11969,7 @@
       <w:r>
         <w:t xml:space="preserve"> </w:t>
       </w:r>
-      <w:hyperlink r:id="rId106">
+      <w:hyperlink r:id="rId108">
         <w:r>
           <w:rPr>
             <w:rStyle w:val="ae"/>
@@ -12065,8 +12221,8 @@
         <w:t xml:space="preserve">．</w:t>
       </w:r>
     </w:p>
-    <w:bookmarkEnd w:id="107"/>
-    <w:bookmarkStart w:id="108" w:name="我要改引用格式"/>
+    <w:bookmarkEnd w:id="109"/>
+    <w:bookmarkStart w:id="110" w:name="我要改引用格式"/>
     <w:p>
       <w:pPr>
         <w:pStyle w:val="2"/>
@@ -12167,8 +12323,8 @@
         <w:t xml:space="preserve">文件．</w:t>
       </w:r>
     </w:p>
-    <w:bookmarkEnd w:id="108"/>
-    <w:bookmarkStart w:id="110" w:name="我要更丰富的-callout-定理包裹样式"/>
+    <w:bookmarkEnd w:id="110"/>
+    <w:bookmarkStart w:id="112" w:name="我要更丰富的-callout-定理包裹样式"/>
     <w:p>
       <w:pPr>
         <w:pStyle w:val="2"/>
@@ -12205,7 +12361,7 @@
       <w:r>
         <w:t xml:space="preserve"> </w:t>
       </w:r>
-      <w:hyperlink r:id="rId109">
+      <w:hyperlink r:id="rId111">
         <w:r>
           <w:rPr>
             <w:rStyle w:val="ae"/>
@@ -12223,8 +12379,8 @@
         <w:t xml:space="preserve">学习配置方法．</w:t>
       </w:r>
     </w:p>
-    <w:bookmarkEnd w:id="110"/>
-    <w:bookmarkStart w:id="111" w:name="我要改-beamer-幻灯片的颜色"/>
+    <w:bookmarkEnd w:id="112"/>
+    <w:bookmarkStart w:id="113" w:name="我要改-beamer-幻灯片的颜色"/>
     <w:p>
       <w:pPr>
         <w:pStyle w:val="2"/>
@@ -12505,8 +12661,8 @@
         <w:t xml:space="preserve"> # 链接颜色</w:t>
       </w:r>
     </w:p>
-    <w:bookmarkEnd w:id="111"/>
-    <w:bookmarkStart w:id="113" w:name="pdf-beamer-宏包不够用我要自己导入"/>
+    <w:bookmarkEnd w:id="113"/>
+    <w:bookmarkStart w:id="115" w:name="pdf-beamer-宏包不够用我要自己导入"/>
     <w:p>
       <w:pPr>
         <w:pStyle w:val="2"/>
@@ -12701,7 +12857,7 @@
       <w:r>
         <w:t xml:space="preserve"> </w:t>
       </w:r>
-      <w:hyperlink r:id="rId112">
+      <w:hyperlink r:id="rId114">
         <w:r>
           <w:rPr>
             <w:rStyle w:val="VerbatimChar"/>
@@ -12716,8 +12872,8 @@
         <w:t xml:space="preserve">．暂时不支持其它格式下的宏包导入．</w:t>
       </w:r>
     </w:p>
-    <w:bookmarkEnd w:id="113"/>
-    <w:bookmarkStart w:id="114" w:name="我要自定义-docx-pptx-样式"/>
+    <w:bookmarkEnd w:id="115"/>
+    <w:bookmarkStart w:id="116" w:name="我要自定义-docx-pptx-样式"/>
     <w:p>
       <w:pPr>
         <w:pStyle w:val="2"/>
@@ -12785,9 +12941,9 @@
         <w:t xml:space="preserve">．</w:t>
       </w:r>
     </w:p>
-    <w:bookmarkEnd w:id="114"/>
-    <w:bookmarkEnd w:id="115"/>
-    <w:bookmarkStart w:id="144" w:name="qa"/>
+    <w:bookmarkEnd w:id="116"/>
+    <w:bookmarkEnd w:id="117"/>
+    <w:bookmarkStart w:id="146" w:name="qa"/>
     <w:p>
       <w:pPr>
         <w:pStyle w:val="1"/>
@@ -12796,7 +12952,7 @@
         <w:t xml:space="preserve">0.7 Q&amp;A</w:t>
       </w:r>
     </w:p>
-    <w:bookmarkStart w:id="121" w:name="一般性的"/>
+    <w:bookmarkStart w:id="123" w:name="一般性的"/>
     <w:p>
       <w:pPr>
         <w:pStyle w:val="2"/>
@@ -12811,7 +12967,7 @@
         <w:t xml:space="preserve">一般性的</w:t>
       </w:r>
     </w:p>
-    <w:bookmarkStart w:id="116" w:name="示例文件编译不了"/>
+    <w:bookmarkStart w:id="118" w:name="示例文件编译不了"/>
     <w:p>
       <w:pPr>
         <w:pStyle w:val="3"/>
@@ -12834,8 +12990,8 @@
         <w:t xml:space="preserve">示例文件包含了部分可选支持内容，如未安装相应依赖，请删除对应内容后渲染．</w:t>
       </w:r>
     </w:p>
-    <w:bookmarkEnd w:id="116"/>
-    <w:bookmarkStart w:id="117" w:name="我不懂-computer-science你能不能讲人话"/>
+    <w:bookmarkEnd w:id="118"/>
+    <w:bookmarkStart w:id="119" w:name="我不懂-computer-science你能不能讲人话"/>
     <w:p>
       <w:pPr>
         <w:pStyle w:val="3"/>
@@ -12951,8 +13107,8 @@
         <w:t xml:space="preserve">扔进对话框，提出您的具体需求并获得人话解答．</w:t>
       </w:r>
     </w:p>
-    <w:bookmarkEnd w:id="117"/>
-    <w:bookmarkStart w:id="118" w:name="我想要-xxx-功能-我要自己魔改"/>
+    <w:bookmarkEnd w:id="119"/>
+    <w:bookmarkStart w:id="120" w:name="我想要-xxx-功能-我要自己魔改"/>
     <w:p>
       <w:pPr>
         <w:pStyle w:val="3"/>
@@ -13152,8 +13308,8 @@
         <w:t xml:space="preserve">Request．</w:t>
       </w:r>
     </w:p>
-    <w:bookmarkEnd w:id="118"/>
-    <w:bookmarkStart w:id="120" w:name="仓库太重我想要-standalone-的单文件渲染"/>
+    <w:bookmarkEnd w:id="120"/>
+    <w:bookmarkStart w:id="122" w:name="仓库太重我想要-standalone-的单文件渲染"/>
     <w:p>
       <w:pPr>
         <w:pStyle w:val="3"/>
@@ -13187,7 +13343,7 @@
       <w:r>
         <w:t xml:space="preserve"> </w:t>
       </w:r>
-      <w:hyperlink r:id="rId119">
+      <w:hyperlink r:id="rId121">
         <w:r>
           <w:rPr>
             <w:rStyle w:val="ae"/>
@@ -13211,9 +13367,9 @@
         <w:t xml:space="preserve">渲染更加方便．</w:t>
       </w:r>
     </w:p>
-    <w:bookmarkEnd w:id="120"/>
-    <w:bookmarkEnd w:id="121"/>
-    <w:bookmarkStart w:id="136" w:name="写作相关"/>
+    <w:bookmarkEnd w:id="122"/>
+    <w:bookmarkEnd w:id="123"/>
+    <w:bookmarkStart w:id="138" w:name="写作相关"/>
     <w:p>
       <w:pPr>
         <w:pStyle w:val="2"/>
@@ -13228,7 +13384,7 @@
         <w:t xml:space="preserve">写作相关</w:t>
       </w:r>
     </w:p>
-    <w:bookmarkStart w:id="126" w:name="标题应该用多少个"/>
+    <w:bookmarkStart w:id="128" w:name="标题应该用多少个"/>
     <w:p>
       <w:pPr>
         <w:pStyle w:val="3"/>
@@ -13507,7 +13663,7 @@
           <w:numId w:val="1018"/>
         </w:numPr>
       </w:pPr>
-      <w:hyperlink r:id="rId122">
+      <w:hyperlink r:id="rId124">
         <w:r>
           <w:rPr>
             <w:rStyle w:val="ae"/>
@@ -13525,7 +13681,7 @@
           <w:numId w:val="1018"/>
         </w:numPr>
       </w:pPr>
-      <w:hyperlink r:id="rId123">
+      <w:hyperlink r:id="rId125">
         <w:r>
           <w:rPr>
             <w:rStyle w:val="ae"/>
@@ -13567,7 +13723,7 @@
           <w:numId w:val="1018"/>
         </w:numPr>
       </w:pPr>
-      <w:hyperlink r:id="rId124">
+      <w:hyperlink r:id="rId126">
         <w:r>
           <w:rPr>
             <w:rStyle w:val="ae"/>
@@ -13609,7 +13765,7 @@
           <w:numId w:val="1018"/>
         </w:numPr>
       </w:pPr>
-      <w:hyperlink r:id="rId125">
+      <w:hyperlink r:id="rId127">
         <w:r>
           <w:rPr>
             <w:rStyle w:val="ae"/>
@@ -13618,8 +13774,8 @@
         </w:r>
       </w:hyperlink>
     </w:p>
-    <w:bookmarkEnd w:id="126"/>
-    <w:bookmarkStart w:id="128" w:name="分页符"/>
+    <w:bookmarkEnd w:id="128"/>
+    <w:bookmarkStart w:id="130" w:name="分页符"/>
     <w:p>
       <w:pPr>
         <w:pStyle w:val="3"/>
@@ -13647,7 +13803,7 @@
         </w:rPr>
         <w:t xml:space="preserve">．见</w:t>
       </w:r>
-      <w:hyperlink r:id="rId127">
+      <w:hyperlink r:id="rId129">
         <w:r>
           <w:rPr>
             <w:rStyle w:val="ae"/>
@@ -13663,8 +13819,8 @@
         <w:t xml:space="preserve">．</w:t>
       </w:r>
     </w:p>
-    <w:bookmarkEnd w:id="128"/>
-    <w:bookmarkStart w:id="129" w:name="yaml-文档头里的字符串到底打不打引号"/>
+    <w:bookmarkEnd w:id="130"/>
+    <w:bookmarkStart w:id="131" w:name="yaml-文档头里的字符串到底打不打引号"/>
     <w:p>
       <w:pPr>
         <w:pStyle w:val="3"/>
@@ -13705,8 +13861,8 @@
         <w:t xml:space="preserve">）．</w:t>
       </w:r>
     </w:p>
-    <w:bookmarkEnd w:id="129"/>
-    <w:bookmarkStart w:id="131" w:name="用-包裹行内公式的正确格式"/>
+    <w:bookmarkEnd w:id="131"/>
+    <w:bookmarkStart w:id="133" w:name="用-包裹行内公式的正确格式"/>
     <w:p>
       <w:pPr>
         <w:pStyle w:val="3"/>
@@ -13789,7 +13945,7 @@
       <w:r>
         <w:t xml:space="preserve"> </w:t>
       </w:r>
-      <w:hyperlink r:id="rId130">
+      <w:hyperlink r:id="rId132">
         <w:r>
           <w:rPr>
             <w:rStyle w:val="ae"/>
@@ -13811,8 +13967,8 @@
         <w:t xml:space="preserve">．</w:t>
       </w:r>
     </w:p>
-    <w:bookmarkEnd w:id="131"/>
-    <w:bookmarkStart w:id="132" w:name="怎么打出"/>
+    <w:bookmarkEnd w:id="133"/>
+    <w:bookmarkStart w:id="134" w:name="怎么打出"/>
     <w:p>
       <w:pPr>
         <w:pStyle w:val="3"/>
@@ -13901,8 +14057,8 @@
         <w:t xml:space="preserve">处理他们在不同格式下的渲染．</w:t>
       </w:r>
     </w:p>
-    <w:bookmarkEnd w:id="132"/>
-    <w:bookmarkStart w:id="134" w:name="方便的-svg-草图绘制"/>
+    <w:bookmarkEnd w:id="134"/>
+    <w:bookmarkStart w:id="136" w:name="方便的-svg-草图绘制"/>
     <w:p>
       <w:pPr>
         <w:pStyle w:val="3"/>
@@ -13936,7 +14092,7 @@
       <w:r>
         <w:t xml:space="preserve"> </w:t>
       </w:r>
-      <w:hyperlink r:id="rId133">
+      <w:hyperlink r:id="rId135">
         <w:r>
           <w:rPr>
             <w:rStyle w:val="ae"/>
@@ -13970,8 +14126,8 @@
         <w:t xml:space="preserve">草图绘制功能．</w:t>
       </w:r>
     </w:p>
-    <w:bookmarkEnd w:id="134"/>
-    <w:bookmarkStart w:id="135" w:name="关于相对链接的处理"/>
+    <w:bookmarkEnd w:id="136"/>
+    <w:bookmarkStart w:id="137" w:name="关于相对链接的处理"/>
     <w:p>
       <w:pPr>
         <w:pStyle w:val="3"/>
@@ -14122,9 +14278,9 @@
         <w:t xml:space="preserve">link．</w:t>
       </w:r>
     </w:p>
-    <w:bookmarkEnd w:id="135"/>
-    <w:bookmarkEnd w:id="136"/>
-    <w:bookmarkStart w:id="143" w:name="输出相关"/>
+    <w:bookmarkEnd w:id="137"/>
+    <w:bookmarkEnd w:id="138"/>
+    <w:bookmarkStart w:id="145" w:name="输出相关"/>
     <w:p>
       <w:pPr>
         <w:pStyle w:val="2"/>
@@ -14139,7 +14295,7 @@
         <w:t xml:space="preserve">输出相关</w:t>
       </w:r>
     </w:p>
-    <w:bookmarkStart w:id="137" w:name="写好的-beamer-也想输出一份文稿版本的-pdf"/>
+    <w:bookmarkStart w:id="139" w:name="写好的-beamer-也想输出一份文稿版本的-pdf"/>
     <w:p>
       <w:pPr>
         <w:pStyle w:val="3"/>
@@ -14198,8 +14354,8 @@
         <w:t xml:space="preserve">输出文稿版本．</w:t>
       </w:r>
     </w:p>
-    <w:bookmarkEnd w:id="137"/>
-    <w:bookmarkStart w:id="139" w:name="我要输出到知乎"/>
+    <w:bookmarkEnd w:id="139"/>
+    <w:bookmarkStart w:id="141" w:name="我要输出到知乎"/>
     <w:p>
       <w:pPr>
         <w:pStyle w:val="3"/>
@@ -14233,7 +14389,7 @@
       <w:r>
         <w:t xml:space="preserve"> </w:t>
       </w:r>
-      <w:hyperlink r:id="rId138">
+      <w:hyperlink r:id="rId140">
         <w:r>
           <w:rPr>
             <w:rStyle w:val="ae"/>
@@ -14251,8 +14407,8 @@
         <w:t xml:space="preserve">的在线编辑器转知乎格式．</w:t>
       </w:r>
     </w:p>
-    <w:bookmarkEnd w:id="139"/>
-    <w:bookmarkStart w:id="140" w:name="pdf-输出latex-渲染了十遍"/>
+    <w:bookmarkEnd w:id="141"/>
+    <w:bookmarkStart w:id="142" w:name="pdf-输出latex-渲染了十遍"/>
     <w:p>
       <w:pPr>
         <w:pStyle w:val="3"/>
@@ -14305,8 +14461,8 @@
         <w:t xml:space="preserve">选项和正文中的引用情况．</w:t>
       </w:r>
     </w:p>
-    <w:bookmarkEnd w:id="140"/>
-    <w:bookmarkStart w:id="141" w:name="每次渲染都要-updating-tlmgr-烦死了"/>
+    <w:bookmarkEnd w:id="142"/>
+    <w:bookmarkStart w:id="143" w:name="每次渲染都要-updating-tlmgr-烦死了"/>
     <w:p>
       <w:pPr>
         <w:pStyle w:val="3"/>
@@ -14472,8 +14628,8 @@
         <w:t xml:space="preserve">false</w:t>
       </w:r>
     </w:p>
-    <w:bookmarkEnd w:id="141"/>
-    <w:bookmarkStart w:id="142" w:name="tlmgr-未找到"/>
+    <w:bookmarkEnd w:id="143"/>
+    <w:bookmarkStart w:id="144" w:name="tlmgr-未找到"/>
     <w:p>
       <w:pPr>
         <w:pStyle w:val="3"/>
@@ -14574,9 +14730,9 @@
         <w:t xml:space="preserve">．</w:t>
       </w:r>
     </w:p>
-    <w:bookmarkEnd w:id="142"/>
-    <w:bookmarkEnd w:id="143"/>
     <w:bookmarkEnd w:id="144"/>
+    <w:bookmarkEnd w:id="145"/>
+    <w:bookmarkEnd w:id="146"/>
     <w:sectPr>
       <w:pgSz w:h="15840" w:w="12240"/>
       <w:pgMar w:bottom="1440" w:footer="720" w:gutter="0" w:header="720" w:left="1800" w:right="1800" w:top="1440"/>

--- a/index.docx
+++ b/index.docx
@@ -12943,7 +12943,7 @@
     </w:p>
     <w:bookmarkEnd w:id="116"/>
     <w:bookmarkEnd w:id="117"/>
-    <w:bookmarkStart w:id="146" w:name="qa"/>
+    <w:bookmarkStart w:id="147" w:name="qa"/>
     <w:p>
       <w:pPr>
         <w:pStyle w:val="1"/>
@@ -14280,7 +14280,7 @@
     </w:p>
     <w:bookmarkEnd w:id="137"/>
     <w:bookmarkEnd w:id="138"/>
-    <w:bookmarkStart w:id="145" w:name="输出相关"/>
+    <w:bookmarkStart w:id="146" w:name="输出相关"/>
     <w:p>
       <w:pPr>
         <w:pStyle w:val="2"/>
@@ -14731,8 +14731,194 @@
       </w:r>
     </w:p>
     <w:bookmarkEnd w:id="144"/>
+    <w:bookmarkStart w:id="145" w:name="网页端-github-action-时-tinytex-tikz-安装-渲染失败"/>
+    <w:p>
+      <w:pPr>
+        <w:pStyle w:val="3"/>
+      </w:pPr>
+      <w:r>
+        <w:rPr>
+          <w:rFonts w:hint="eastAsia"/>
+        </w:rPr>
+        <w:t xml:space="preserve">网页端</w:t>
+      </w:r>
+      <w:r>
+        <w:t xml:space="preserve"> Github Action </w:t>
+      </w:r>
+      <w:r>
+        <w:rPr>
+          <w:rFonts w:hint="eastAsia"/>
+        </w:rPr>
+        <w:t xml:space="preserve">时</w:t>
+      </w:r>
+      <w:r>
+        <w:t xml:space="preserve"> TinyTeX / TikZ </w:t>
+      </w:r>
+      <w:r>
+        <w:rPr>
+          <w:rFonts w:hint="eastAsia"/>
+        </w:rPr>
+        <w:t xml:space="preserve">安装</w:t>
+      </w:r>
+      <w:r>
+        <w:t xml:space="preserve"> / </w:t>
+      </w:r>
+      <w:r>
+        <w:rPr>
+          <w:rFonts w:hint="eastAsia"/>
+        </w:rPr>
+        <w:t xml:space="preserve">渲染失败？</w:t>
+      </w:r>
+    </w:p>
+    <w:p>
+      <w:pPr>
+        <w:pStyle w:val="Compact"/>
+        <w:numPr>
+          <w:ilvl w:val="0"/>
+          <w:numId w:val="1019"/>
+        </w:numPr>
+      </w:pPr>
+      <w:r>
+        <w:rPr>
+          <w:rFonts w:hint="eastAsia"/>
+        </w:rPr>
+        <w:t xml:space="preserve">有时网络不稳定，请检查报错信息并重试．</w:t>
+      </w:r>
+    </w:p>
+    <w:p>
+      <w:pPr>
+        <w:pStyle w:val="Compact"/>
+        <w:numPr>
+          <w:ilvl w:val="0"/>
+          <w:numId w:val="1019"/>
+        </w:numPr>
+      </w:pPr>
+      <w:r>
+        <w:rPr>
+          <w:rFonts w:hint="eastAsia"/>
+        </w:rPr>
+        <w:t xml:space="preserve">如果你开启了选择性渲染（</w:t>
+      </w:r>
+      <w:r>
+        <w:rPr>
+          <w:rStyle w:val="VerbatimChar"/>
+        </w:rPr>
+        <w:t xml:space="preserve">project.render</w:t>
+      </w:r>
+      <w:r>
+        <w:rPr>
+          <w:rFonts w:hint="eastAsia"/>
+        </w:rPr>
+        <w:t xml:space="preserve">），请检查</w:t>
+      </w:r>
+      <w:r>
+        <w:t xml:space="preserve"> Github Actions </w:t>
+      </w:r>
+      <w:r>
+        <w:rPr>
+          <w:rFonts w:hint="eastAsia"/>
+        </w:rPr>
+        <w:t xml:space="preserve">文件，确保</w:t>
+      </w:r>
+      <w:r>
+        <w:t xml:space="preserve"> TikZ </w:t>
+      </w:r>
+      <w:r>
+        <w:rPr>
+          <w:rFonts w:hint="eastAsia"/>
+        </w:rPr>
+        <w:t xml:space="preserve">预渲染使用的临时文件被加入到渲染列表中：</w:t>
+      </w:r>
+    </w:p>
+    <w:p>
+      <w:pPr>
+        <w:pStyle w:val="SourceCode"/>
+      </w:pPr>
+      <w:r>
+        <w:rPr>
+          <w:rStyle w:val="FunctionTok"/>
+        </w:rPr>
+        <w:t xml:space="preserve">project</w:t>
+      </w:r>
+      <w:r>
+        <w:rPr>
+          <w:rStyle w:val="KeywordTok"/>
+        </w:rPr>
+        <w:t xml:space="preserve">:</w:t>
+      </w:r>
+      <w:r>
+        <w:br/>
+      </w:r>
+      <w:r>
+        <w:rPr>
+          <w:rStyle w:val="AttributeTok"/>
+        </w:rPr>
+        <w:t xml:space="preserve">  </w:t>
+      </w:r>
+      <w:r>
+        <w:rPr>
+          <w:rStyle w:val="FunctionTok"/>
+        </w:rPr>
+        <w:t xml:space="preserve">render</w:t>
+      </w:r>
+      <w:r>
+        <w:rPr>
+          <w:rStyle w:val="KeywordTok"/>
+        </w:rPr>
+        <w:t xml:space="preserve">:</w:t>
+      </w:r>
+      <w:r>
+        <w:br/>
+      </w:r>
+      <w:r>
+        <w:rPr>
+          <w:rStyle w:val="AttributeTok"/>
+        </w:rPr>
+        <w:t xml:space="preserve">    </w:t>
+      </w:r>
+      <w:r>
+        <w:rPr>
+          <w:rStyle w:val="KeywordTok"/>
+        </w:rPr>
+        <w:t xml:space="preserve">-</w:t>
+      </w:r>
+      <w:r>
+        <w:rPr>
+          <w:rStyle w:val="AttributeTok"/>
+        </w:rPr>
+        <w:t xml:space="preserve"> temp.qmd</w:t>
+      </w:r>
+      <w:r>
+        <w:br/>
+      </w:r>
+      <w:r>
+        <w:rPr>
+          <w:rStyle w:val="AttributeTok"/>
+        </w:rPr>
+        <w:t xml:space="preserve">    </w:t>
+      </w:r>
+      <w:r>
+        <w:rPr>
+          <w:rStyle w:val="KeywordTok"/>
+        </w:rPr>
+        <w:t xml:space="preserve">-</w:t>
+      </w:r>
+      <w:r>
+        <w:rPr>
+          <w:rStyle w:val="AttributeTok"/>
+        </w:rPr>
+        <w:t xml:space="preserve"> ...</w:t>
+      </w:r>
+      <w:r>
+        <w:rPr>
+          <w:rStyle w:val="CommentTok"/>
+        </w:rPr>
+        <w:t xml:space="preserve"> # your target files</w:t>
+      </w:r>
+    </w:p>
     <w:bookmarkEnd w:id="145"/>
     <w:bookmarkEnd w:id="146"/>
+    <w:bookmarkEnd w:id="147"/>
     <w:sectPr>
       <w:pgSz w:h="15840" w:w="12240"/>
       <w:pgMar w:bottom="1440" w:footer="720" w:gutter="0" w:header="720" w:left="1800" w:right="1800" w:top="1440"/>
@@ -17553,6 +17739,9 @@
     <w:abstractNumId w:val="991"/>
   </w:num>
   <w:num w:numId="1018">
+    <w:abstractNumId w:val="991"/>
+  </w:num>
+  <w:num w:numId="1019">
     <w:abstractNumId w:val="991"/>
   </w:num>
 </w:numbering>
